--- a/docs/02-CRAFT-Configuration-and-Validation.docx
+++ b/docs/02-CRAFT-Configuration-and-Validation.docx
@@ -82,7 +82,7 @@
     </w:p>
     <w:p>
       <w:r>
-        <w:t>Use this profile to prepare a lab deployment, then inspect an issued certificate. The CA controls issuance; CSR extensions are requests. CRAFT requires all three client EKUs listed below. [1, 2]</w:t>
+        <w:t>Use this profile to prepare a lab deployment, then inspect an issued certificate. The CA controls issuance; CSR extensions are requests. The CA supplies the SID for domain-controller mapping. CRAFT requires all three client EKUs listed below. [1, 2, 6]</w:t>
       </w:r>
     </w:p>
     <w:tbl>
@@ -373,7 +373,7 @@
                 <w:color w:val="000000"/>
                 <w:sz w:val="19"/>
               </w:rPr>
-              <w:t>SID and template</w:t>
+              <w:t>Certificate template</w:t>
             </w:r>
           </w:p>
         </w:tc>
@@ -398,7 +398,7 @@
                 <w:color w:val="000000"/>
                 <w:sz w:val="19"/>
               </w:rPr>
-              <w:t>CA-issued SID extension 1.3.6.1.4.1.311.25.2 must match the resolved AD objectSid. Template OID must match configuration.</w:t>
+              <w:t>Template OID must match configuration.</w:t>
             </w:r>
           </w:p>
         </w:tc>
@@ -454,7 +454,7 @@
                 <w:color w:val="000000"/>
                 <w:sz w:val="19"/>
               </w:rPr>
-              <w:t>Default cap: ten hours TOTAL, including backdating. Require matching key, valid chain and current CRLs; no UPN-only mapping.</w:t>
+              <w:t>Default cap: ten hours TOTAL, including backdating. Require matching key, valid chain and current CRLs.</w:t>
             </w:r>
           </w:p>
         </w:tc>
@@ -913,7 +913,7 @@
     </w:p>
     <w:p>
       <w:r>
-        <w:t>1. Verify directory lookup and CA audit identity. Inspect issued UPN, recipient SID, template, key, three EKUs, CN behavior, chain, CRLs and total validity.</w:t>
+        <w:t>1. Verify directory UPN lookup and CA audit identity. Inspect issued UPN, template, key, three EKUs, CN behavior, chain, CRLs and total validity. Confirm CA SID issuance and domain-controller mapping.</w:t>
       </w:r>
     </w:p>
     <w:p>

--- a/docs/02-CRAFT-Configuration-and-Validation.docx
+++ b/docs/02-CRAFT-Configuration-and-Validation.docx
@@ -7,6 +7,9 @@
         <w:pStyle w:val="Title"/>
       </w:pPr>
       <w:r>
+        <w:rPr>
+          <w:color w:val="000000"/>
+        </w:rPr>
         <w:t>CRAFT Configuration and Validation</w:t>
       </w:r>
     </w:p>
@@ -16,6 +19,12 @@
       </w:pPr>
       <w:r>
         <w:t>Certificate Request Agent for Tickets  |  Administrator Reference</w:t>
+      </w:r>
+    </w:p>
+    <w:p>
+      <w:pPr/>
+      <w:r>
+        <w:t>Choose a home-only deployment for an existing user certificate, or configure enrollment as a fallback. Both paths use administrator-controlled trust and ticket policy. Home mode runs certificate loading, validation, PKINIT and cache publication as the caller; only enrollment needs setuid and the service account.</w:t>
       </w:r>
     </w:p>
     <w:p>
@@ -29,9 +38,9 @@
         </w:rPr>
         <w:drawing>
           <wp:inline distT="0" distB="0" distL="0" distR="0">
-            <wp:extent cx="6217920" cy="668549"/>
+            <wp:extent cx="6217920" cy="1010412"/>
             <wp:effectExtent l="0" t="0" r="0" b="0"/>
-            <wp:docPr id="1" name="CRAFT diagram 1" descr="CRAFT certificate roles: the enrollment-agent certificate signs the request; the Windows CA authorizes and issues a user logon certificate; that user certificate authenticates to the domain controller through PKINIT."/>
+            <wp:docPr id="1" name="CRAFT diagram 1" descr="A present home pair uses caller PKINIT. Both files absent select service-account enrollment and PKINIT. Both paths publish a caller-owned cache."/>
             <wp:cNvGraphicFramePr>
               <a:graphicFrameLocks xmlns:a="http://schemas.openxmlformats.org/drawingml/2006/main" noChangeAspect="1"/>
             </wp:cNvGraphicFramePr>
@@ -43,7 +52,7 @@
                     <pic:cNvPicPr/>
                   </pic:nvPicPr>
                   <pic:blipFill>
-                    <a:blip r:embed="rId8"/>
+                    <a:blip r:embed="rId20"/>
                     <a:stretch>
                       <a:fillRect/>
                     </a:stretch>
@@ -51,7 +60,7 @@
                   <pic:spPr>
                     <a:xfrm>
                       <a:off x="0" y="0"/>
-                      <a:ext cx="6217920" cy="668549"/>
+                      <a:ext cx="6217920" cy="1010412"/>
                     </a:xfrm>
                     <a:prstGeom prst="rect">
                       <a:avLst/>
@@ -69,7 +78,7 @@
         <w:pStyle w:val="Caption"/>
       </w:pPr>
       <w:r>
-        <w:t>Figure 1. CRAFT uses an agent certificate for enrollment and a user certificate for PKINIT.</w:t>
+        <w:t>Figure 1. A supplied home pair takes priority; both workflows publish a caller-owned cache.</w:t>
       </w:r>
     </w:p>
     <w:p>
@@ -77,12 +86,127 @@
         <w:pStyle w:val="Heading2"/>
       </w:pPr>
       <w:r>
-        <w:t>Dedicated User-Certificate Template</w:t>
+        <w:rPr>
+          <w:color w:val="000000"/>
+        </w:rPr>
+        <w:t>Home Certificate Installation</w:t>
+      </w:r>
+    </w:p>
+    <w:p>
+      <w:pPr/>
+      <w:r>
+        <w:t>From the built source directory, install ordinary root-controlled executables and the public configuration directory. Host provisioning is an administrator task; users then run craft without sudo or special service-account membership.</w:t>
+      </w:r>
+    </w:p>
+    <w:p>
+      <w:pPr>
+        <w:pStyle w:val="CodeBlock"/>
+      </w:pPr>
+      <w:r>
+        <w:t>sudo install -d -o root -g root -m 0755 \</w:t>
+        <w:br/>
+        <w:t xml:space="preserve">    /usr/local/bin /usr/local/libexec /etc/craft</w:t>
+        <w:br/>
+        <w:t>sudo install -o root -g root -m 0755 build/craft /usr/local/bin/craft</w:t>
+        <w:br/>
+        <w:t>sudo install -o root -g root -m 0755 \</w:t>
+        <w:br/>
+        <w:t xml:space="preserve">    build/craft-worker /usr/local/libexec/craft-worker</w:t>
+      </w:r>
+    </w:p>
+    <w:p>
+      <w:pPr/>
+      <w:r>
+        <w:t>Use root-owned mode-0644 /etc/craft/config and krb5.conf plus ca-trust.pem, ca-crls.pem, kdc-trust.pem and kdc-crls.pem. Pin the actual KDC, hostname, trusted issuers and current CRLs. Files/parents must be root-controlled, not group/world-writable and not symlinks. Home-only config needs:</w:t>
+      </w:r>
+    </w:p>
+    <w:p>
+      <w:pPr>
+        <w:pStyle w:val="CodeBlock"/>
+      </w:pPr>
+      <w:r>
+        <w:t>enabled=yes</w:t>
+        <w:br/>
+        <w:t>domain=domain.local</w:t>
+        <w:br/>
+        <w:t>realm=DOMAIN.LOCAL</w:t>
+      </w:r>
+    </w:p>
+    <w:p>
+      <w:pPr/>
+      <w:r>
+        <w:t>No agent, service account, keytab, LDAP, CES or /run/craft is required. If enrollment is also configured, keep agent and transport keys/keytabs root:craft mode 0640 and restrict the setuid launcher to approved craft-users. See source/README.md for the full enrollment installation.</w:t>
+      </w:r>
+    </w:p>
+    <w:p>
+      <w:pPr>
+        <w:pStyle w:val="Heading2"/>
+      </w:pPr>
+      <w:r>
+        <w:rPr>
+          <w:color w:val="000000"/>
+        </w:rPr>
+        <w:t>Supply the Home Pair</w:t>
+      </w:r>
+    </w:p>
+    <w:p>
+      <w:pPr>
+        <w:pStyle w:val="CodeBlock"/>
+      </w:pPr>
+      <w:r>
+        <w:t>mkdir -p ~/.config/craft</w:t>
+        <w:br/>
+        <w:t>chmod 0700 ~/.config/craft</w:t>
+        <w:br/>
+        <w:t>install -m 0600 /path/to/certificate.pem ~/.config/craft/user.pem</w:t>
+        <w:br/>
+        <w:t>install -m 0600 /path/to/private-key.pem ~/.config/craft/user.key</w:t>
+      </w:r>
+    </w:p>
+    <w:p>
+      <w:pPr/>
+      <w:r>
+        <w:t>Both PEM files must be caller-owned, regular, nonempty and at most 1 MiB each, without symlinks or extra hard links. The key must be unencrypted and private; directories must not be group/world-writable. HOME and XDG overrides do not change the NSS location. Direct PFX, passphrase prompts, PKCS#11 and HSM backends are unsupported.</w:t>
+      </w:r>
+    </w:p>
+    <w:p>
+      <w:pPr/>
+      <w:r>
+        <w:t>Home certificates need a matching key, explicit CA:FALSE without path length, digitalSignature without signing usage, Smart Card Logon or PKINIT Client Authentication EKU, exactly one well-formed UPN SAN, current validity, trusted chain and current CRLs. Ordinary validity periods and other templates are accepted. The KDC maps the certificate to the fixed Linux-name principal; no LDAP UPN comparison occurs.</w:t>
+      </w:r>
+    </w:p>
+    <w:p>
+      <w:pPr/>
+      <w:r>
+        <w:t>A complete pair takes priority. Partial, unsafe, encrypted, malformed, expired or revoked inputs fail and retain the cache. Remove both files deliberately to select enrollment. CRAFT leaves supplied files in place; users replace them before expiry. A non-setuid home-only installation reports the enrollment prerequisite when no pair exists.</w:t>
+      </w:r>
+    </w:p>
+    <w:p>
+      <w:pPr>
+        <w:pStyle w:val="Heading1"/>
+        <w:pageBreakBefore/>
+      </w:pPr>
+      <w:r>
+        <w:rPr>
+          <w:color w:val="000000"/>
+        </w:rPr>
+        <w:t>Enrollment Configuration</w:t>
+      </w:r>
+    </w:p>
+    <w:p>
+      <w:pPr>
+        <w:pStyle w:val="Heading2"/>
+      </w:pPr>
+      <w:r>
+        <w:rPr>
+          <w:color w:val="000000"/>
+        </w:rPr>
+        <w:t>Enrollment User Certificate Template</w:t>
       </w:r>
     </w:p>
     <w:p>
       <w:r>
-        <w:t>Use this profile to prepare a lab deployment, then inspect an issued certificate. The CA controls issuance; CSR extensions are requests. The CA supplies the SID for domain-controller mapping. CRAFT requires all three client EKUs listed below. [1, 2, 6]</w:t>
+        <w:t>This profile applies to certificates enrolled by CRAFT. The CA controls issuance; CSR extensions are requests. The CA supplies the SID for domain-controller mapping, and enrollment requires all three client EKUs below. Home mode uses its separate logon profile and does not pin this template or ten-hour certificate cap. [1, 2, 6]</w:t>
       </w:r>
     </w:p>
     <w:tbl>
@@ -124,6 +248,7 @@
           </w:tcPr>
           <w:p>
             <w:pPr>
+              <w:keepNext w:val="0"/>
               <w:spacing w:after="0" w:line="240" w:lineRule="auto"/>
             </w:pPr>
             <w:r>
@@ -150,6 +275,7 @@
           </w:tcPr>
           <w:p>
             <w:pPr>
+              <w:keepNext w:val="0"/>
               <w:spacing w:after="0" w:line="240" w:lineRule="auto"/>
             </w:pPr>
             <w:r>
@@ -158,7 +284,7 @@
                 <w:color w:val="FFFFFF"/>
                 <w:sz w:val="19"/>
               </w:rPr>
-              <w:t>Requested / Required by This Implementation</w:t>
+              <w:t>Enrollment Profile Required by CRAFT</w:t>
             </w:r>
           </w:p>
         </w:tc>
@@ -182,6 +308,7 @@
           </w:tcPr>
           <w:p>
             <w:pPr>
+              <w:keepNext w:val="0"/>
               <w:spacing w:after="0" w:line="240" w:lineRule="auto"/>
             </w:pPr>
             <w:r>
@@ -207,6 +334,7 @@
           </w:tcPr>
           <w:p>
             <w:pPr>
+              <w:keepNext w:val="0"/>
               <w:spacing w:after="0"/>
             </w:pPr>
             <w:r>
@@ -238,6 +366,7 @@
           </w:tcPr>
           <w:p>
             <w:pPr>
+              <w:keepNext w:val="0"/>
               <w:spacing w:after="0" w:line="240" w:lineRule="auto"/>
             </w:pPr>
             <w:r>
@@ -263,6 +392,7 @@
           </w:tcPr>
           <w:p>
             <w:pPr>
+              <w:keepNext w:val="0"/>
               <w:spacing w:after="0" w:line="240" w:lineRule="auto"/>
             </w:pPr>
             <w:r>
@@ -310,6 +440,7 @@
           </w:tcPr>
           <w:p>
             <w:pPr>
+              <w:keepNext w:val="0"/>
               <w:spacing w:after="0" w:line="240" w:lineRule="auto"/>
             </w:pPr>
             <w:r>
@@ -335,6 +466,7 @@
           </w:tcPr>
           <w:p>
             <w:pPr>
+              <w:keepNext w:val="0"/>
               <w:spacing w:after="0" w:line="240" w:lineRule="auto"/>
             </w:pPr>
             <w:r>
@@ -366,6 +498,7 @@
           </w:tcPr>
           <w:p>
             <w:pPr>
+              <w:keepNext w:val="0"/>
               <w:spacing w:after="0" w:line="240" w:lineRule="auto"/>
             </w:pPr>
             <w:r>
@@ -391,6 +524,7 @@
           </w:tcPr>
           <w:p>
             <w:pPr>
+              <w:keepNext w:val="0"/>
               <w:spacing w:after="0"/>
             </w:pPr>
             <w:r>
@@ -422,6 +556,7 @@
           </w:tcPr>
           <w:p>
             <w:pPr>
+              <w:keepNext w:val="0"/>
               <w:spacing w:after="0" w:line="240" w:lineRule="auto"/>
             </w:pPr>
             <w:r>
@@ -447,6 +582,7 @@
           </w:tcPr>
           <w:p>
             <w:pPr>
+              <w:keepNext w:val="0"/>
               <w:spacing w:after="0"/>
             </w:pPr>
             <w:r>
@@ -478,6 +614,7 @@
           </w:tcPr>
           <w:p>
             <w:pPr>
+              <w:keepNext w:val="0"/>
               <w:spacing w:after="0" w:line="240" w:lineRule="auto"/>
             </w:pPr>
             <w:r>
@@ -503,6 +640,7 @@
           </w:tcPr>
           <w:p>
             <w:pPr>
+              <w:keepNext w:val="0"/>
               <w:spacing w:after="0" w:line="240" w:lineRule="auto"/>
             </w:pPr>
             <w:r>
@@ -521,7 +659,10 @@
         <w:pStyle w:val="Heading2"/>
       </w:pPr>
       <w:r>
-        <w:t>Editable Settings</w:t>
+        <w:rPr>
+          <w:color w:val="000000"/>
+        </w:rPr>
+        <w:t>Enrollment Settings and Shared Ticket Policy</w:t>
       </w:r>
     </w:p>
     <w:p>
@@ -555,16 +696,7 @@
     </w:p>
     <w:p>
       <w:r>
-        <w:t xml:space="preserve">CN tokens are {user}, the directory-resolved {upn}, and {domain}; for example, </w:t>
-      </w:r>
-      <w:r>
-        <w:rPr>
-          <w:rFonts w:ascii="Consolas" w:eastAsia="Consolas" w:hAnsi="Consolas" w:cs="Consolas"/>
-        </w:rPr>
-        <w:t>Linux {user}</w:t>
-      </w:r>
-      <w:r>
-        <w:t>. The result must be 1-64 printable ASCII characters. The CA may replace it. Preserve AD-built subject/SAN and identity restrictions.</w:t>
+        <w:t>certificate_cn and the certificate caps apply only to enrollment. CN tokens are {user}, directory-resolved {upn} and {domain}; the result must be 1-64 printable ASCII characters. The CA may replace it. tgt_seconds, renew_seconds and require_full_tgt_lifetime apply to both workflows; a longer home certificate does not lengthen their ticket requests.</w:t>
       </w:r>
     </w:p>
     <w:p>
@@ -572,7 +704,7 @@
         <w:pStyle w:val="SmallNote"/>
       </w:pPr>
       <w:r>
-        <w:t>Both CES modes require service_principal and submitter.keytab for LDAP/GSSAPI. Pin the GC host and search base with gc_url and gc_base_dn. Manage local/AD account names centrally; no static users file is used.</w:t>
+        <w:t>Enrollment with either CES mode requires service_principal and submitter.keytab for LDAP/GSSAPI. Pin the GC host/search base and manage local/AD account names centrally. Home mode needs no directory credentials or lookup; the KDC maps the supplied certificate to &lt;Linux username&gt;@&lt;realm&gt;.</w:t>
       </w:r>
     </w:p>
     <w:p>
@@ -585,6 +717,9 @@
         <w:pStyle w:val="Heading1"/>
       </w:pPr>
       <w:r>
+        <w:rPr>
+          <w:color w:val="000000"/>
+        </w:rPr>
         <w:lastRenderedPageBreak/>
         <w:t>Build and Validate in a Lab</w:t>
       </w:r>
@@ -628,6 +763,7 @@
           </w:tcPr>
           <w:p>
             <w:pPr>
+              <w:keepNext w:val="0"/>
               <w:spacing w:after="0" w:line="240" w:lineRule="auto"/>
             </w:pPr>
             <w:r>
@@ -654,6 +790,7 @@
           </w:tcPr>
           <w:p>
             <w:pPr>
+              <w:keepNext w:val="0"/>
               <w:spacing w:after="0" w:line="240" w:lineRule="auto"/>
             </w:pPr>
             <w:r>
@@ -686,6 +823,7 @@
           </w:tcPr>
           <w:p>
             <w:pPr>
+              <w:keepNext w:val="0"/>
               <w:spacing w:after="0" w:line="240" w:lineRule="auto"/>
             </w:pPr>
             <w:r>
@@ -711,6 +849,7 @@
           </w:tcPr>
           <w:p>
             <w:pPr>
+              <w:keepNext w:val="0"/>
               <w:spacing w:after="0"/>
             </w:pPr>
             <w:r>
@@ -718,7 +857,7 @@
                 <w:color w:val="000000"/>
                 <w:sz w:val="19"/>
               </w:rPr>
-              <w:t>C++20 with std::format; OpenSSL 3, MIT Kerberos, curl, libxml2, OpenLDAP and Cyrus SASL libraries. Install MIT PKINIT and SASL GSSAPI runtime modules. See source/README.md.</w:t>
+              <w:t>C++20 with std::format; OpenSSL 3, MIT Kerberos, curl, libxml2, OpenLDAP and SASL build libraries. MIT PKINIT at runtime; SASL GSSAPI additionally for enrollment. See source/README.md.</w:t>
             </w:r>
           </w:p>
         </w:tc>
@@ -742,6 +881,7 @@
           </w:tcPr>
           <w:p>
             <w:pPr>
+              <w:keepNext w:val="0"/>
               <w:spacing w:after="0" w:line="240" w:lineRule="auto"/>
             </w:pPr>
             <w:r>
@@ -749,7 +889,7 @@
                 <w:color w:val="000000"/>
                 <w:sz w:val="19"/>
               </w:rPr>
-              <w:t>Windows enrollment</w:t>
+              <w:t>Enrollment preparation</w:t>
             </w:r>
           </w:p>
         </w:tc>
@@ -767,6 +907,7 @@
           </w:tcPr>
           <w:p>
             <w:pPr>
+              <w:keepNext w:val="0"/>
               <w:spacing w:after="0"/>
             </w:pPr>
             <w:r>
@@ -774,7 +915,7 @@
                 <w:color w:val="000000"/>
                 <w:sz w:val="19"/>
               </w:rPr>
-              <w:t>Restrict the signing agent to the template and approved users. CES must allow initial enrollment via Negotiate or mTLS. Both modes need the directory keytab; mTLS also needs a TLS-client certificate. [3]</w:t>
+              <w:t>For enrollment only: restrict the agent, template and recipients; CES allows initial enrollment via Negotiate or mTLS. Both need the directory keytab; mTLS also needs a client certificate. [3]</w:t>
             </w:r>
           </w:p>
         </w:tc>
@@ -798,6 +939,7 @@
           </w:tcPr>
           <w:p>
             <w:pPr>
+              <w:keepNext w:val="0"/>
               <w:spacing w:after="0" w:line="240" w:lineRule="auto"/>
             </w:pPr>
             <w:r>
@@ -823,6 +965,7 @@
           </w:tcPr>
           <w:p>
             <w:pPr>
+              <w:keepNext w:val="0"/>
               <w:spacing w:after="0"/>
             </w:pPr>
             <w:r>
@@ -854,6 +997,7 @@
           </w:tcPr>
           <w:p>
             <w:pPr>
+              <w:keepNext w:val="0"/>
               <w:spacing w:after="0" w:line="240" w:lineRule="auto"/>
             </w:pPr>
             <w:r>
@@ -878,8 +1022,11 @@
             <w:vAlign w:val="center"/>
           </w:tcPr>
           <w:p>
+            <w:pPr>
+              <w:keepNext w:val="0"/>
+            </w:pPr>
             <w:r>
-              <w:t>Only craft is setuid; craft-maintain runs as the caller. The craft account/group holds enrollment credentials; callers use craft-users. Complete CA restrictions before enabling configuration.</w:t>
+              <w:t>Home-only: ordinary launcher/worker with readable root-controlled public config and trust. Enrollment: add the setuid craft launcher, craft service account, craft-users and private keys/keytabs. Maintainer remains unprivileged.</w:t>
             </w:r>
           </w:p>
         </w:tc>
@@ -908,26 +1055,26 @@
         <w:pStyle w:val="Heading2"/>
       </w:pPr>
       <w:r>
+        <w:rPr>
+          <w:color w:val="000000"/>
+        </w:rPr>
         <w:t>Acceptance Checks</w:t>
       </w:r>
     </w:p>
     <w:p>
+      <w:pPr/>
       <w:r>
-        <w:t>1. Verify directory UPN lookup and CA audit identity. Inspect issued UPN, template, key, three EKUs, CN behavior, chain, CRLs and total validity. Confirm CA SID issuance and domain-controller mapping.</w:t>
+        <w:t>Home mode: validate ordinary non-setuid execution with no enrollment credentials. Confirm the supplied pair takes priority, no directory/CES/rate-limit access occurs, and inherited no_new_privs works. Test partial/unsafe pairs, revocation, certificate replacement and a valid certificate for another KDC account; failures must preserve the cache.</w:t>
       </w:r>
     </w:p>
     <w:p>
       <w:r>
-        <w:t xml:space="preserve">2. Invoke craft directly as an approved user. Inspect TGT start/end time, renewable/nonforwardable/nonproxiable flags, and AES session and ticket encryption with </w:t>
+        <w:t>Enrollment: verify directory UPN lookup, agent/recipient restrictions and CA audit identity. Inspect issued UPN, template, key, three EKUs, CN behavior, chain, CRLs and total validity; confirm CA SID issuance and DC mapping.</w:t>
       </w:r>
+    </w:p>
+    <w:p>
       <w:r>
-        <w:rPr>
-          <w:rFonts w:ascii="Consolas" w:eastAsia="Consolas" w:hAnsi="Consolas" w:cs="Consolas"/>
-        </w:rPr>
-        <w:t>klist -ef</w:t>
-      </w:r>
-      <w:r>
-        <w:t>.</w:t>
+        <w:t>Both workflows: invoke craft directly as the intended non-root user. Inspect caller-owned cache mode, returned Linux-name principal, TGT times, renewable/nonforwardable/nonproxiable flags and AES session/ticket encryption with klist -ef.</w:t>
       </w:r>
     </w:p>
     <w:p>
@@ -953,17 +1100,17 @@
     </w:p>
     <w:p>
       <w:r>
-        <w:t>3. Confirm strict refusal of shortened grants preserves an existing cache. Test unauthorized users, changed names, wrong identities/keys/templates, RC4, expired CRLs, unsafe homes, concurrency and transport failure.</w:t>
+        <w:t>Failure checks: preserve the existing cache for shortened strict-mode grants, unsafe homes, wrong mapping or keys, missing logon usage, revoked certificates, stale CRLs, RC4 and KDC failure. Home mode must not enroll after partial or invalid inputs. Enrollment also rejects wrong directory UPN/template and excessive certificate validity.</w:t>
       </w:r>
     </w:p>
     <w:p>
       <w:r>
-        <w:t>4. Test a real Kerberos application. Review AUTHPRIV/CA/CES/KDC logs and document credential rotation, CRL refresh, account lifecycle, cache protection and incident response.</w:t>
+        <w:t>Test a real AD application and maintenance under the actual scheduler. Review AUTHPRIV/KDC logs and CA/CES logs for enrollment. Define supplied-pair replacement, credential rotation, CRL refresh, account lifecycle, cache protection and incident response.</w:t>
       </w:r>
     </w:p>
     <w:p>
       <w:r>
-        <w:t>Offline fixtures are synthetic. They do not establish live LDAP/CES/PKINIT interoperability or validate the installed setuid boundary. Run and record the current tests; complete source/TESTING.md in the lab.</w:t>
+        <w:t>Offline fixtures remain synthetic. Installed home-mode PKINIT, service-ticket and failure checks passed against a disposable MIT KDC; this does not establish AD mapping or CES interoperability. Run current checks and complete the appropriate source/TESTING.md acceptance cases in your lab.</w:t>
       </w:r>
     </w:p>
     <w:p>
@@ -972,6 +1119,9 @@
         <w:pageBreakBefore/>
       </w:pPr>
       <w:r>
+        <w:rPr>
+          <w:color w:val="000000"/>
+        </w:rPr>
         <w:lastRenderedPageBreak/>
         <w:t>Long Running Jobs</w:t>
       </w:r>
@@ -986,16 +1136,14 @@
         <w:pStyle w:val="CodeBlock"/>
       </w:pPr>
       <w:r>
-        <w:t>sudo install -o root -g craft-users -m 0750 \</w:t>
-      </w:r>
-      <w:r>
+        <w:t>sudo install -o root -g root -m 0755 \</w:t>
         <w:br/>
         <w:t xml:space="preserve">    build/craft-maintain /usr/local/bin/craft-maintain</w:t>
       </w:r>
     </w:p>
     <w:p>
       <w:r>
-        <w:t>Requires Linux 5.3+, /proc and system /etc/krb5.conf with the enrollment realm/KDC and AES settings. Keep /etc/craft/krb5.conf and enrollment credentials protected. The scheduler must retain background processes and permit later setuid craft calls; no_new_privs blocks those calls.</w:t>
+        <w:t>Requires Linux 5.3+, /proc and system /etc/krb5.conf matching the configured realm/KDC and AES policy. Public /etc/craft configuration and trust remain root-controlled and readable; enrollment keys/keytabs remain private. Home-only refresh works under no_new_privs. Enrollment fallback requires later setuid craft calls; the scheduler must retain background processes.</w:t>
       </w:r>
     </w:p>
     <w:p>
@@ -1021,7 +1169,7 @@
     </w:p>
     <w:p>
       <w:r>
-        <w:t>Renewals need no certificates; fresh enrollment occurs near the absolute renewal deadline. Ten-hour/seven-day grants normally renew at eight hours and reenroll around day six. Optional --max-duration 21d adds a cutoff; concurrent jobs share cache updates and enrollment backoff.</w:t>
+        <w:t>Renewal uses the cache alone. Fresh authentication occurs near the renewal deadline and invokes craft with home-pair priority: reuse a valid pair, or enroll when both files are absent. Ten-hour/seven-day grants normally renew at eight hours and refresh around day six. Optional --max-duration 21d adds a cutoff; concurrent jobs share cache updates and fresh-acquisition backoff.</w:t>
       </w:r>
     </w:p>
     <w:p>
@@ -1043,7 +1191,7 @@
     </w:p>
     <w:p>
       <w:r>
-        <w:t>Test renewal after certificate expiry, renewal-window rollover, reconnects, KDC/CES outages and concurrent jobs with the actual scheduler. Confirm maintenance lasts for the job and stops with its watched PID. Keep CRLs and enrollment credentials current; offline checks do not establish live interoperability.</w:t>
+        <w:t>Test renewal, rollover, certificate replacement, outages, reconnects and concurrent jobs under the actual scheduler. Renewal can outlast certificate expiry; fresh PKINIT needs a valid pair or authorized enrollment. Confirm maintenance stops with its watched PID. Keep CRLs and the selected credentials current; CRAFT does not renew or delete supplied home certificates.</w:t>
       </w:r>
     </w:p>
     <w:p>
@@ -1051,6 +1199,9 @@
         <w:pStyle w:val="Heading2"/>
       </w:pPr>
       <w:r>
+        <w:rPr>
+          <w:color w:val="000000"/>
+        </w:rPr>
         <w:t>Primary References</w:t>
       </w:r>
     </w:p>
@@ -1179,6 +1330,9 @@
         <w:pStyle w:val="Heading2"/>
       </w:pPr>
       <w:r>
+        <w:rPr>
+          <w:color w:val="000000"/>
+        </w:rPr>
         <w:t>License</w:t>
       </w:r>
     </w:p>
@@ -1964,7 +2118,7 @@
       <w:rFonts w:asciiTheme="majorHAnsi" w:eastAsiaTheme="majorEastAsia" w:hAnsiTheme="majorHAnsi" w:cstheme="majorBidi"/>
       <w:b/>
       <w:bCs/>
-      <w:color w:val="4F81BD" w:themeColor="accent1"/>
+      <w:color w:val="000000"/>
     </w:rPr>
   </w:style>
   <w:style w:type="paragraph" w:styleId="Heading4">
@@ -1989,7 +2143,7 @@
       <w:bCs/>
       <w:i/>
       <w:iCs/>
-      <w:color w:val="4F81BD" w:themeColor="accent1"/>
+      <w:color w:val="000000"/>
     </w:rPr>
   </w:style>
   <w:style w:type="paragraph" w:styleId="Heading5">
@@ -2010,7 +2164,7 @@
     </w:pPr>
     <w:rPr>
       <w:rFonts w:asciiTheme="majorHAnsi" w:eastAsiaTheme="majorEastAsia" w:hAnsiTheme="majorHAnsi" w:cstheme="majorBidi"/>
-      <w:color w:val="243F60" w:themeColor="accent1" w:themeShade="7F"/>
+      <w:color w:val="000000"/>
     </w:rPr>
   </w:style>
   <w:style w:type="paragraph" w:styleId="Heading6">
@@ -2033,7 +2187,7 @@
       <w:rFonts w:asciiTheme="majorHAnsi" w:eastAsiaTheme="majorEastAsia" w:hAnsiTheme="majorHAnsi" w:cstheme="majorBidi"/>
       <w:i/>
       <w:iCs/>
-      <w:color w:val="243F60" w:themeColor="accent1" w:themeShade="7F"/>
+      <w:color w:val="000000"/>
     </w:rPr>
   </w:style>
   <w:style w:type="paragraph" w:styleId="Heading7">
@@ -2056,7 +2210,7 @@
       <w:rFonts w:asciiTheme="majorHAnsi" w:eastAsiaTheme="majorEastAsia" w:hAnsiTheme="majorHAnsi" w:cstheme="majorBidi"/>
       <w:i/>
       <w:iCs/>
-      <w:color w:val="404040" w:themeColor="text1" w:themeTint="BF"/>
+      <w:color w:val="000000"/>
     </w:rPr>
   </w:style>
   <w:style w:type="paragraph" w:styleId="Heading8">
@@ -2077,7 +2231,7 @@
     </w:pPr>
     <w:rPr>
       <w:rFonts w:asciiTheme="majorHAnsi" w:eastAsiaTheme="majorEastAsia" w:hAnsiTheme="majorHAnsi" w:cstheme="majorBidi"/>
-      <w:color w:val="4F81BD" w:themeColor="accent1"/>
+      <w:color w:val="000000"/>
       <w:sz w:val="20"/>
       <w:szCs w:val="20"/>
     </w:rPr>
@@ -2102,7 +2256,7 @@
       <w:rFonts w:asciiTheme="majorHAnsi" w:eastAsiaTheme="majorEastAsia" w:hAnsiTheme="majorHAnsi" w:cstheme="majorBidi"/>
       <w:i/>
       <w:iCs/>
-      <w:color w:val="404040" w:themeColor="text1" w:themeTint="BF"/>
+      <w:color w:val="000000"/>
       <w:sz w:val="20"/>
       <w:szCs w:val="20"/>
     </w:rPr>
@@ -2200,7 +2354,7 @@
       <w:rFonts w:asciiTheme="majorHAnsi" w:eastAsiaTheme="majorEastAsia" w:hAnsiTheme="majorHAnsi" w:cstheme="majorBidi"/>
       <w:b/>
       <w:bCs/>
-      <w:color w:val="365F91" w:themeColor="accent1" w:themeShade="BF"/>
+      <w:color w:val="000000"/>
       <w:sz w:val="28"/>
       <w:szCs w:val="28"/>
     </w:rPr>
@@ -2215,7 +2369,7 @@
       <w:rFonts w:asciiTheme="majorHAnsi" w:eastAsiaTheme="majorEastAsia" w:hAnsiTheme="majorHAnsi" w:cstheme="majorBidi"/>
       <w:b/>
       <w:bCs/>
-      <w:color w:val="4F81BD" w:themeColor="accent1"/>
+      <w:color w:val="000000"/>
       <w:sz w:val="26"/>
       <w:szCs w:val="26"/>
     </w:rPr>
@@ -2230,7 +2384,7 @@
       <w:rFonts w:asciiTheme="majorHAnsi" w:eastAsiaTheme="majorEastAsia" w:hAnsiTheme="majorHAnsi" w:cstheme="majorBidi"/>
       <w:b/>
       <w:bCs/>
-      <w:color w:val="4F81BD" w:themeColor="accent1"/>
+      <w:color w:val="000000"/>
     </w:rPr>
   </w:style>
   <w:style w:type="paragraph" w:styleId="Title">
@@ -2594,7 +2748,7 @@
       <w:bCs/>
       <w:i/>
       <w:iCs/>
-      <w:color w:val="4F81BD" w:themeColor="accent1"/>
+      <w:color w:val="000000"/>
     </w:rPr>
   </w:style>
   <w:style w:type="character" w:customStyle="1" w:styleId="Heading5Char">
@@ -2606,7 +2760,7 @@
     <w:rsid w:val="00FC693F"/>
     <w:rPr>
       <w:rFonts w:asciiTheme="majorHAnsi" w:eastAsiaTheme="majorEastAsia" w:hAnsiTheme="majorHAnsi" w:cstheme="majorBidi"/>
-      <w:color w:val="243F60" w:themeColor="accent1" w:themeShade="7F"/>
+      <w:color w:val="000000"/>
     </w:rPr>
   </w:style>
   <w:style w:type="character" w:customStyle="1" w:styleId="Heading6Char">
@@ -2620,7 +2774,7 @@
       <w:rFonts w:asciiTheme="majorHAnsi" w:eastAsiaTheme="majorEastAsia" w:hAnsiTheme="majorHAnsi" w:cstheme="majorBidi"/>
       <w:i/>
       <w:iCs/>
-      <w:color w:val="243F60" w:themeColor="accent1" w:themeShade="7F"/>
+      <w:color w:val="000000"/>
     </w:rPr>
   </w:style>
   <w:style w:type="character" w:customStyle="1" w:styleId="Heading7Char">
@@ -2634,7 +2788,7 @@
       <w:rFonts w:asciiTheme="majorHAnsi" w:eastAsiaTheme="majorEastAsia" w:hAnsiTheme="majorHAnsi" w:cstheme="majorBidi"/>
       <w:i/>
       <w:iCs/>
-      <w:color w:val="404040" w:themeColor="text1" w:themeTint="BF"/>
+      <w:color w:val="000000"/>
     </w:rPr>
   </w:style>
   <w:style w:type="character" w:customStyle="1" w:styleId="Heading8Char">
@@ -2646,7 +2800,7 @@
     <w:rsid w:val="00FC693F"/>
     <w:rPr>
       <w:rFonts w:asciiTheme="majorHAnsi" w:eastAsiaTheme="majorEastAsia" w:hAnsiTheme="majorHAnsi" w:cstheme="majorBidi"/>
-      <w:color w:val="4F81BD" w:themeColor="accent1"/>
+      <w:color w:val="000000"/>
       <w:sz w:val="20"/>
       <w:szCs w:val="20"/>
     </w:rPr>
@@ -2662,7 +2816,7 @@
       <w:rFonts w:asciiTheme="majorHAnsi" w:eastAsiaTheme="majorEastAsia" w:hAnsiTheme="majorHAnsi" w:cstheme="majorBidi"/>
       <w:i/>
       <w:iCs/>
-      <w:color w:val="404040" w:themeColor="text1" w:themeTint="BF"/>
+      <w:color w:val="000000"/>
       <w:sz w:val="20"/>
       <w:szCs w:val="20"/>
     </w:rPr>

--- a/docs/02-CRAFT-Configuration-and-Validation.docx
+++ b/docs/02-CRAFT-Configuration-and-Validation.docx
@@ -7,9 +7,6 @@
         <w:pStyle w:val="Title"/>
       </w:pPr>
       <w:r>
-        <w:rPr>
-          <w:color w:val="000000"/>
-        </w:rPr>
         <w:t>CRAFT Configuration and Validation</w:t>
       </w:r>
     </w:p>
@@ -18,273 +15,140 @@
         <w:pStyle w:val="Subtitle"/>
       </w:pPr>
       <w:r>
-        <w:t>Certificate Request Agent for Tickets  |  Administrator Reference</w:t>
-      </w:r>
-    </w:p>
-    <w:p>
-      <w:pPr/>
-      <w:r>
-        <w:t>Choose a home-only deployment for an existing user certificate, or configure enrollment as a fallback. Both paths use administrator-controlled trust and ticket policy. Home mode runs certificate loading, validation, PKINIT and cache publication as the caller; only enrollment needs setuid and the service account.</w:t>
-      </w:r>
-    </w:p>
-    <w:p>
-      <w:pPr>
-        <w:spacing w:after="20"/>
-        <w:jc w:val="center"/>
-      </w:pPr>
-      <w:r>
-        <w:rPr>
-          <w:noProof/>
-        </w:rPr>
-        <w:drawing>
-          <wp:inline distT="0" distB="0" distL="0" distR="0">
-            <wp:extent cx="6217920" cy="1010412"/>
-            <wp:effectExtent l="0" t="0" r="0" b="0"/>
-            <wp:docPr id="1" name="CRAFT diagram 1" descr="A present home pair uses caller PKINIT. Both files absent select service-account enrollment and PKINIT. Both paths publish a caller-owned cache."/>
-            <wp:cNvGraphicFramePr>
-              <a:graphicFrameLocks xmlns:a="http://schemas.openxmlformats.org/drawingml/2006/main" noChangeAspect="1"/>
-            </wp:cNvGraphicFramePr>
-            <a:graphic xmlns:a="http://schemas.openxmlformats.org/drawingml/2006/main">
-              <a:graphicData uri="http://schemas.openxmlformats.org/drawingml/2006/picture">
-                <pic:pic xmlns:pic="http://schemas.openxmlformats.org/drawingml/2006/picture">
-                  <pic:nvPicPr>
-                    <pic:cNvPr id="0" name="certificate-roles.png"/>
-                    <pic:cNvPicPr/>
-                  </pic:nvPicPr>
-                  <pic:blipFill>
-                    <a:blip r:embed="rId20"/>
-                    <a:stretch>
-                      <a:fillRect/>
-                    </a:stretch>
-                  </pic:blipFill>
-                  <pic:spPr>
-                    <a:xfrm>
-                      <a:off x="0" y="0"/>
-                      <a:ext cx="6217920" cy="1010412"/>
-                    </a:xfrm>
-                    <a:prstGeom prst="rect">
-                      <a:avLst/>
-                    </a:prstGeom>
-                  </pic:spPr>
-                </pic:pic>
-              </a:graphicData>
-            </a:graphic>
-          </wp:inline>
-        </w:drawing>
-      </w:r>
-    </w:p>
-    <w:p>
-      <w:pPr>
-        <w:pStyle w:val="Caption"/>
-      </w:pPr>
-      <w:r>
-        <w:t>Figure 1. A supplied home pair takes priority; both workflows publish a caller-owned cache.</w:t>
-      </w:r>
-    </w:p>
-    <w:p>
-      <w:pPr>
-        <w:pStyle w:val="Heading2"/>
-      </w:pPr>
-      <w:r>
-        <w:rPr>
-          <w:color w:val="000000"/>
-        </w:rPr>
-        <w:t>Home Certificate Installation</w:t>
-      </w:r>
-    </w:p>
-    <w:p>
-      <w:pPr/>
-      <w:r>
-        <w:t>From the built source directory, install ordinary root-controlled executables and the public configuration directory. Host provisioning is an administrator task; users then run craft without sudo or special service-account membership.</w:t>
-      </w:r>
-    </w:p>
-    <w:p>
-      <w:pPr>
-        <w:pStyle w:val="CodeBlock"/>
-      </w:pPr>
-      <w:r>
-        <w:t>sudo install -d -o root -g root -m 0755 \</w:t>
-        <w:br/>
-        <w:t xml:space="preserve">    /usr/local/bin /usr/local/libexec /etc/craft</w:t>
-        <w:br/>
-        <w:t>sudo install -o root -g root -m 0755 build/craft /usr/local/bin/craft</w:t>
-        <w:br/>
-        <w:t>sudo install -o root -g root -m 0755 \</w:t>
-        <w:br/>
-        <w:t xml:space="preserve">    build/craft-worker /usr/local/libexec/craft-worker</w:t>
-      </w:r>
-    </w:p>
-    <w:p>
-      <w:pPr/>
-      <w:r>
-        <w:t>Use root-owned mode-0644 /etc/craft/config and krb5.conf plus ca-trust.pem, ca-crls.pem, kdc-trust.pem and kdc-crls.pem. Pin the actual KDC, hostname, trusted issuers and current CRLs. Files/parents must be root-controlled, not group/world-writable and not symlinks. Home-only config needs:</w:t>
-      </w:r>
-    </w:p>
-    <w:p>
-      <w:pPr>
-        <w:pStyle w:val="CodeBlock"/>
-      </w:pPr>
-      <w:r>
-        <w:t>enabled=yes</w:t>
-        <w:br/>
-        <w:t>domain=domain.local</w:t>
-        <w:br/>
-        <w:t>realm=DOMAIN.LOCAL</w:t>
-      </w:r>
-    </w:p>
-    <w:p>
-      <w:pPr/>
-      <w:r>
-        <w:t>No agent, service account, keytab, LDAP, CES or /run/craft is required. If enrollment is also configured, keep agent and transport keys/keytabs root:craft mode 0640 and restrict the setuid launcher to approved craft-users. See source/README.md for the full enrollment installation.</w:t>
-      </w:r>
-    </w:p>
-    <w:p>
-      <w:pPr>
-        <w:pStyle w:val="Heading2"/>
-      </w:pPr>
-      <w:r>
-        <w:rPr>
-          <w:color w:val="000000"/>
-        </w:rPr>
-        <w:t>Supply the Home Pair</w:t>
-      </w:r>
-    </w:p>
-    <w:p>
-      <w:pPr>
-        <w:pStyle w:val="CodeBlock"/>
-      </w:pPr>
-      <w:r>
-        <w:t>mkdir -p ~/.config/craft</w:t>
-        <w:br/>
-        <w:t>chmod 0700 ~/.config/craft</w:t>
-        <w:br/>
-        <w:t>install -m 0600 /path/to/certificate.pem ~/.config/craft/user.pem</w:t>
-        <w:br/>
-        <w:t>install -m 0600 /path/to/private-key.pem ~/.config/craft/user.key</w:t>
-      </w:r>
-    </w:p>
-    <w:p>
-      <w:pPr/>
-      <w:r>
-        <w:t>Both PEM files must be caller-owned, regular, nonempty and at most 1 MiB each, without symlinks or extra hard links. The key must be unencrypted and private; directories must not be group/world-writable. HOME and XDG overrides do not change the NSS location. Direct PFX, passphrase prompts, PKCS#11 and HSM backends are unsupported.</w:t>
-      </w:r>
-    </w:p>
-    <w:p>
-      <w:pPr/>
-      <w:r>
-        <w:t>Home certificates need a matching key, explicit CA:FALSE without path length, digitalSignature without signing usage, Smart Card Logon or PKINIT Client Authentication EKU, exactly one well-formed UPN SAN, current validity, trusted chain and current CRLs. Ordinary validity periods and other templates are accepted. The KDC maps the certificate to the fixed Linux-name principal; no LDAP UPN comparison occurs.</w:t>
-      </w:r>
-    </w:p>
-    <w:p>
-      <w:pPr/>
-      <w:r>
-        <w:t>A complete pair takes priority. Partial, unsafe, encrypted, malformed, expired or revoked inputs fail and retain the cache. Remove both files deliberately to select enrollment. CRAFT leaves supplied files in place; users replace them before expiry. A non-setuid home-only installation reports the enrollment prerequisite when no pair exists.</w:t>
-      </w:r>
-    </w:p>
-    <w:p>
-      <w:pPr>
-        <w:pStyle w:val="Heading1"/>
-        <w:pageBreakBefore/>
-      </w:pPr>
-      <w:r>
-        <w:rPr>
-          <w:color w:val="000000"/>
-        </w:rPr>
-        <w:t>Enrollment Configuration</w:t>
-      </w:r>
-    </w:p>
-    <w:p>
-      <w:pPr>
-        <w:pStyle w:val="Heading2"/>
-      </w:pPr>
-      <w:r>
-        <w:rPr>
-          <w:color w:val="000000"/>
-        </w:rPr>
-        <w:t>Enrollment User Certificate Template</w:t>
+        <w:t>Certificate Request Agent for Tickets  |  Administrator reference</w:t>
       </w:r>
     </w:p>
     <w:p>
       <w:r>
-        <w:t>This profile applies to certificates enrolled by CRAFT. The CA controls issuance; CSR extensions are requests. The CA supplies the SID for domain-controller mapping, and enrollment requires all three client EKUs below. Home mode uses its separate logon profile and does not pin this template or ten-hour certificate cap. [1, 2, 6]</w:t>
+        <w:t>Configure one of three Linux operating modes: privileged certificate enrollment through CES and AD CS, privileged credential linking through msDS-KeyCredentialLink, or unprivileged PKINIT with a certificate exported from Windows. This guide compares their requirements and gives mode-specific configuration and acceptance checks. The linked source guide contains the complete installation commands.</w:t>
       </w:r>
     </w:p>
     <w:tbl>
       <w:tblPr>
-        <w:tblW w:w="10282" w:type="dxa"/>
-        <w:jc w:val="center"/>
+        <w:tblW w:type="auto" w:w="0"/>
+        <w:tblLayout w:type="fixed"/>
+        <w:tblLook w:firstColumn="1" w:firstRow="1" w:lastColumn="0" w:lastRow="0" w:noHBand="0" w:noVBand="1" w:val="04A0"/>
         <w:tblBorders>
-          <w:top w:val="single" w:sz="4" w:space="0" w:color="D9D9D9"/>
-          <w:left w:val="single" w:sz="4" w:space="0" w:color="D9D9D9"/>
-          <w:bottom w:val="single" w:sz="4" w:space="0" w:color="D9D9D9"/>
-          <w:right w:val="single" w:sz="4" w:space="0" w:color="D9D9D9"/>
-          <w:insideH w:val="single" w:sz="4" w:space="0" w:color="D9D9D9"/>
-          <w:insideV w:val="single" w:sz="4" w:space="0" w:color="D9D9D9"/>
+          <w:top w:val="single" w:sz="4" w:color="D9D9D9"/>
+          <w:left w:val="single" w:sz="4" w:color="D9D9D9"/>
+          <w:bottom w:val="single" w:sz="4" w:color="D9D9D9"/>
+          <w:right w:val="single" w:sz="4" w:color="D9D9D9"/>
+          <w:insideH w:val="single" w:sz="4" w:color="D9D9D9"/>
+          <w:insideV w:val="single" w:sz="4" w:color="D9D9D9"/>
         </w:tblBorders>
-        <w:tblLayout w:type="fixed"/>
-        <w:tblLook w:val="04A0" w:firstRow="1" w:lastRow="0" w:firstColumn="1" w:lastColumn="0" w:noHBand="0" w:noVBand="1"/>
       </w:tblPr>
       <w:tblGrid>
-        <w:gridCol w:w="2088"/>
-        <w:gridCol w:w="8194"/>
+        <w:gridCol w:w="2477"/>
+        <w:gridCol w:w="2592"/>
+        <w:gridCol w:w="2592"/>
+        <w:gridCol w:w="2621"/>
       </w:tblGrid>
       <w:tr>
         <w:trPr>
+          <w:tblHeader/>
           <w:cantSplit/>
-          <w:tblHeader/>
-          <w:jc w:val="center"/>
         </w:trPr>
         <w:tc>
           <w:tcPr>
-            <w:tcW w:w="2088" w:type="dxa"/>
-            <w:shd w:val="clear" w:color="auto" w:fill="193747"/>
+            <w:tcW w:type="dxa" w:w="2477"/>
+            <w:vAlign w:val="center"/>
             <w:tcMar>
-              <w:top w:w="70" w:type="dxa"/>
-              <w:left w:w="90" w:type="dxa"/>
-              <w:bottom w:w="70" w:type="dxa"/>
-              <w:right w:w="90" w:type="dxa"/>
+              <w:top w:w="100" w:type="dxa"/>
+              <w:left w:w="100" w:type="dxa"/>
+              <w:bottom w:w="100" w:type="dxa"/>
+              <w:right w:w="100" w:type="dxa"/>
             </w:tcMar>
-            <w:vAlign w:val="center"/>
+            <w:shd w:fill="18334A"/>
           </w:tcPr>
           <w:p>
             <w:pPr>
-              <w:keepNext w:val="0"/>
-              <w:spacing w:after="0" w:line="240" w:lineRule="auto"/>
+              <w:spacing w:after="40" w:before="40" w:line="252" w:lineRule="auto"/>
             </w:pPr>
             <w:r>
               <w:rPr>
                 <w:b/>
                 <w:color w:val="FFFFFF"/>
-                <w:sz w:val="19"/>
+                <w:sz w:val="20"/>
               </w:rPr>
-              <w:t>Property</w:t>
+              <w:t>Requirement</w:t>
             </w:r>
           </w:p>
         </w:tc>
         <w:tc>
           <w:tcPr>
-            <w:tcW w:w="8194" w:type="dxa"/>
-            <w:shd w:val="clear" w:color="auto" w:fill="193747"/>
+            <w:tcW w:type="dxa" w:w="2592"/>
+            <w:vAlign w:val="center"/>
             <w:tcMar>
-              <w:top w:w="70" w:type="dxa"/>
-              <w:left w:w="90" w:type="dxa"/>
-              <w:bottom w:w="70" w:type="dxa"/>
-              <w:right w:w="90" w:type="dxa"/>
+              <w:top w:w="100" w:type="dxa"/>
+              <w:left w:w="100" w:type="dxa"/>
+              <w:bottom w:w="100" w:type="dxa"/>
+              <w:right w:w="100" w:type="dxa"/>
             </w:tcMar>
-            <w:vAlign w:val="center"/>
+            <w:shd w:fill="18334A"/>
           </w:tcPr>
           <w:p>
             <w:pPr>
-              <w:keepNext w:val="0"/>
-              <w:spacing w:after="0" w:line="240" w:lineRule="auto"/>
+              <w:spacing w:after="40" w:before="40" w:line="252" w:lineRule="auto"/>
             </w:pPr>
             <w:r>
               <w:rPr>
                 <w:b/>
                 <w:color w:val="FFFFFF"/>
-                <w:sz w:val="19"/>
+                <w:sz w:val="20"/>
               </w:rPr>
-              <w:t>Enrollment Profile Required by CRAFT</w:t>
+              <w:t>1  Enrollment</w:t>
+            </w:r>
+          </w:p>
+        </w:tc>
+        <w:tc>
+          <w:tcPr>
+            <w:tcW w:type="dxa" w:w="2592"/>
+            <w:vAlign w:val="center"/>
+            <w:tcMar>
+              <w:top w:w="100" w:type="dxa"/>
+              <w:left w:w="100" w:type="dxa"/>
+              <w:bottom w:w="100" w:type="dxa"/>
+              <w:right w:w="100" w:type="dxa"/>
+            </w:tcMar>
+            <w:shd w:fill="18334A"/>
+          </w:tcPr>
+          <w:p>
+            <w:pPr>
+              <w:spacing w:after="40" w:before="40" w:line="252" w:lineRule="auto"/>
+            </w:pPr>
+            <w:r>
+              <w:rPr>
+                <w:b/>
+                <w:color w:val="FFFFFF"/>
+                <w:sz w:val="20"/>
+              </w:rPr>
+              <w:t>2  Credential linking</w:t>
+            </w:r>
+          </w:p>
+        </w:tc>
+        <w:tc>
+          <w:tcPr>
+            <w:tcW w:type="dxa" w:w="2621"/>
+            <w:vAlign w:val="center"/>
+            <w:tcMar>
+              <w:top w:w="100" w:type="dxa"/>
+              <w:left w:w="100" w:type="dxa"/>
+              <w:bottom w:w="100" w:type="dxa"/>
+              <w:right w:w="100" w:type="dxa"/>
+            </w:tcMar>
+            <w:shd w:fill="18334A"/>
+          </w:tcPr>
+          <w:p>
+            <w:pPr>
+              <w:spacing w:after="40" w:before="40" w:line="252" w:lineRule="auto"/>
+            </w:pPr>
+            <w:r>
+              <w:rPr>
+                <w:b/>
+                <w:color w:val="FFFFFF"/>
+                <w:sz w:val="20"/>
+              </w:rPr>
+              <w:t>3  Windows export</w:t>
             </w:r>
           </w:p>
         </w:tc>
@@ -292,57 +156,100 @@
       <w:tr>
         <w:trPr>
           <w:cantSplit/>
-          <w:jc w:val="center"/>
         </w:trPr>
         <w:tc>
           <w:tcPr>
-            <w:tcW w:w="2088" w:type="dxa"/>
-            <w:shd w:val="clear" w:color="auto" w:fill="F1F4F6"/>
+            <w:tcW w:type="dxa" w:w="2477"/>
+            <w:vAlign w:val="center"/>
             <w:tcMar>
-              <w:top w:w="70" w:type="dxa"/>
-              <w:left w:w="90" w:type="dxa"/>
-              <w:bottom w:w="70" w:type="dxa"/>
-              <w:right w:w="90" w:type="dxa"/>
+              <w:top w:w="100" w:type="dxa"/>
+              <w:left w:w="100" w:type="dxa"/>
+              <w:bottom w:w="100" w:type="dxa"/>
+              <w:right w:w="100" w:type="dxa"/>
             </w:tcMar>
-            <w:vAlign w:val="center"/>
+            <w:shd w:fill="F3F6FA"/>
           </w:tcPr>
           <w:p>
             <w:pPr>
-              <w:keepNext w:val="0"/>
-              <w:spacing w:after="0" w:line="240" w:lineRule="auto"/>
+              <w:spacing w:after="40" w:before="40" w:line="252" w:lineRule="auto"/>
             </w:pPr>
             <w:r>
               <w:rPr>
-                <w:color w:val="000000"/>
-                <w:sz w:val="19"/>
+                <w:sz w:val="20"/>
               </w:rPr>
-              <w:t>Subject and identity</w:t>
+              <w:t>Linux acquisition</w:t>
             </w:r>
           </w:p>
         </w:tc>
         <w:tc>
           <w:tcPr>
-            <w:tcW w:w="8194" w:type="dxa"/>
-            <w:shd w:val="clear" w:color="auto" w:fill="F1F4F6"/>
+            <w:tcW w:type="dxa" w:w="2592"/>
+            <w:vAlign w:val="center"/>
             <w:tcMar>
-              <w:top w:w="70" w:type="dxa"/>
-              <w:left w:w="90" w:type="dxa"/>
-              <w:bottom w:w="70" w:type="dxa"/>
-              <w:right w:w="90" w:type="dxa"/>
+              <w:top w:w="100" w:type="dxa"/>
+              <w:left w:w="100" w:type="dxa"/>
+              <w:bottom w:w="100" w:type="dxa"/>
+              <w:right w:w="100" w:type="dxa"/>
             </w:tcMar>
-            <w:vAlign w:val="center"/>
+            <w:shd w:fill="F3F6FA"/>
           </w:tcPr>
           <w:p>
             <w:pPr>
-              <w:keepNext w:val="0"/>
-              <w:spacing w:after="0"/>
+              <w:spacing w:after="40" w:before="40" w:line="252" w:lineRule="auto"/>
             </w:pPr>
             <w:r>
               <w:rPr>
-                <w:color w:val="000000"/>
-                <w:sz w:val="19"/>
+                <w:sz w:val="20"/>
               </w:rPr>
-              <w:t>Requested CN is configurable. UPN otherName 1.3.6.1.4.1.311.20.2.3 must match the directory-resolved UPN.</w:t>
+              <w:t>Setuid launcher; craft service account</w:t>
+            </w:r>
+          </w:p>
+        </w:tc>
+        <w:tc>
+          <w:tcPr>
+            <w:tcW w:type="dxa" w:w="2592"/>
+            <w:vAlign w:val="center"/>
+            <w:tcMar>
+              <w:top w:w="100" w:type="dxa"/>
+              <w:left w:w="100" w:type="dxa"/>
+              <w:bottom w:w="100" w:type="dxa"/>
+              <w:right w:w="100" w:type="dxa"/>
+            </w:tcMar>
+            <w:shd w:fill="F3F6FA"/>
+          </w:tcPr>
+          <w:p>
+            <w:pPr>
+              <w:spacing w:after="40" w:before="40" w:line="252" w:lineRule="auto"/>
+            </w:pPr>
+            <w:r>
+              <w:rPr>
+                <w:sz w:val="20"/>
+              </w:rPr>
+              <w:t>Setuid launcher; craft service account</w:t>
+            </w:r>
+          </w:p>
+        </w:tc>
+        <w:tc>
+          <w:tcPr>
+            <w:tcW w:type="dxa" w:w="2621"/>
+            <w:vAlign w:val="center"/>
+            <w:tcMar>
+              <w:top w:w="100" w:type="dxa"/>
+              <w:left w:w="100" w:type="dxa"/>
+              <w:bottom w:w="100" w:type="dxa"/>
+              <w:right w:w="100" w:type="dxa"/>
+            </w:tcMar>
+            <w:shd w:fill="F3F6FA"/>
+          </w:tcPr>
+          <w:p>
+            <w:pPr>
+              <w:spacing w:after="40" w:before="40" w:line="252" w:lineRule="auto"/>
+            </w:pPr>
+            <w:r>
+              <w:rPr>
+                <w:sz w:val="20"/>
+              </w:rPr>
+              <w:t>Caller UID; mode-0755 executables</w:t>
             </w:r>
           </w:p>
         </w:tc>
@@ -350,73 +257,100 @@
       <w:tr>
         <w:trPr>
           <w:cantSplit/>
-          <w:jc w:val="center"/>
         </w:trPr>
         <w:tc>
           <w:tcPr>
-            <w:tcW w:w="2088" w:type="dxa"/>
-            <w:shd w:val="clear" w:color="auto" w:fill="FFFFFF"/>
+            <w:tcW w:type="dxa" w:w="2477"/>
+            <w:vAlign w:val="center"/>
             <w:tcMar>
-              <w:top w:w="70" w:type="dxa"/>
-              <w:left w:w="90" w:type="dxa"/>
-              <w:bottom w:w="70" w:type="dxa"/>
-              <w:right w:w="90" w:type="dxa"/>
+              <w:top w:w="100" w:type="dxa"/>
+              <w:left w:w="100" w:type="dxa"/>
+              <w:bottom w:w="100" w:type="dxa"/>
+              <w:right w:w="100" w:type="dxa"/>
             </w:tcMar>
-            <w:vAlign w:val="center"/>
+            <w:shd w:fill="FFFFFF"/>
           </w:tcPr>
           <w:p>
             <w:pPr>
-              <w:keepNext w:val="0"/>
-              <w:spacing w:after="0" w:line="240" w:lineRule="auto"/>
+              <w:spacing w:after="40" w:before="40" w:line="252" w:lineRule="auto"/>
             </w:pPr>
             <w:r>
               <w:rPr>
-                <w:color w:val="000000"/>
-                <w:sz w:val="19"/>
+                <w:sz w:val="20"/>
               </w:rPr>
-              <w:t>Client EKUs</w:t>
+              <w:t>User credential</w:t>
             </w:r>
           </w:p>
         </w:tc>
         <w:tc>
           <w:tcPr>
-            <w:tcW w:w="8194" w:type="dxa"/>
-            <w:shd w:val="clear" w:color="auto" w:fill="FFFFFF"/>
+            <w:tcW w:type="dxa" w:w="2592"/>
+            <w:vAlign w:val="center"/>
             <w:tcMar>
-              <w:top w:w="70" w:type="dxa"/>
-              <w:left w:w="90" w:type="dxa"/>
-              <w:bottom w:w="70" w:type="dxa"/>
-              <w:right w:w="90" w:type="dxa"/>
+              <w:top w:w="100" w:type="dxa"/>
+              <w:left w:w="100" w:type="dxa"/>
+              <w:bottom w:w="100" w:type="dxa"/>
+              <w:right w:w="100" w:type="dxa"/>
             </w:tcMar>
-            <w:vAlign w:val="center"/>
+            <w:shd w:fill="FFFFFF"/>
           </w:tcPr>
           <w:p>
             <w:pPr>
-              <w:keepNext w:val="0"/>
-              <w:spacing w:after="0" w:line="240" w:lineRule="auto"/>
+              <w:spacing w:after="40" w:before="40" w:line="252" w:lineRule="auto"/>
             </w:pPr>
             <w:r>
               <w:rPr>
-                <w:color w:val="000000"/>
-                <w:sz w:val="19"/>
+                <w:sz w:val="20"/>
               </w:rPr>
-              <w:t>Client Authentication: 1.3.6.1.5.5.7.3.2</w:t>
+              <w:t>CA-enrolled short-lived certificate</w:t>
             </w:r>
+          </w:p>
+        </w:tc>
+        <w:tc>
+          <w:tcPr>
+            <w:tcW w:type="dxa" w:w="2592"/>
+            <w:vAlign w:val="center"/>
+            <w:tcMar>
+              <w:top w:w="100" w:type="dxa"/>
+              <w:left w:w="100" w:type="dxa"/>
+              <w:bottom w:w="100" w:type="dxa"/>
+              <w:right w:w="100" w:type="dxa"/>
+            </w:tcMar>
+            <w:shd w:fill="FFFFFF"/>
+          </w:tcPr>
+          <w:p>
+            <w:pPr>
+              <w:spacing w:after="40" w:before="40" w:line="252" w:lineRule="auto"/>
+            </w:pPr>
             <w:r>
               <w:rPr>
-                <w:color w:val="000000"/>
-                <w:sz w:val="19"/>
+                <w:sz w:val="20"/>
               </w:rPr>
-              <w:br/>
-              <w:t>Smart Card Logon: 1.3.6.1.4.1.311.20.2.2</w:t>
+              <w:t>Temporary linked public key and local identity</w:t>
             </w:r>
+          </w:p>
+        </w:tc>
+        <w:tc>
+          <w:tcPr>
+            <w:tcW w:type="dxa" w:w="2621"/>
+            <w:vAlign w:val="center"/>
+            <w:tcMar>
+              <w:top w:w="100" w:type="dxa"/>
+              <w:left w:w="100" w:type="dxa"/>
+              <w:bottom w:w="100" w:type="dxa"/>
+              <w:right w:w="100" w:type="dxa"/>
+            </w:tcMar>
+            <w:shd w:fill="FFFFFF"/>
+          </w:tcPr>
+          <w:p>
+            <w:pPr>
+              <w:spacing w:after="40" w:before="40" w:line="252" w:lineRule="auto"/>
+            </w:pPr>
             <w:r>
               <w:rPr>
-                <w:color w:val="000000"/>
-                <w:sz w:val="19"/>
+                <w:sz w:val="20"/>
               </w:rPr>
-              <w:br/>
-              <w:t>PKINIT Client Authentication: 1.3.6.1.5.2.3.4</w:t>
+              <w:t>Transferred certificate and private-key PEM pair</w:t>
             </w:r>
           </w:p>
         </w:tc>
@@ -424,57 +358,100 @@
       <w:tr>
         <w:trPr>
           <w:cantSplit/>
-          <w:jc w:val="center"/>
         </w:trPr>
         <w:tc>
           <w:tcPr>
-            <w:tcW w:w="2088" w:type="dxa"/>
-            <w:shd w:val="clear" w:color="auto" w:fill="F1F4F6"/>
+            <w:tcW w:type="dxa" w:w="2477"/>
+            <w:vAlign w:val="center"/>
             <w:tcMar>
-              <w:top w:w="70" w:type="dxa"/>
-              <w:left w:w="90" w:type="dxa"/>
-              <w:bottom w:w="70" w:type="dxa"/>
-              <w:right w:w="90" w:type="dxa"/>
+              <w:top w:w="100" w:type="dxa"/>
+              <w:left w:w="100" w:type="dxa"/>
+              <w:bottom w:w="100" w:type="dxa"/>
+              <w:right w:w="100" w:type="dxa"/>
             </w:tcMar>
-            <w:vAlign w:val="center"/>
+            <w:shd w:fill="F3F6FA"/>
           </w:tcPr>
           <w:p>
             <w:pPr>
-              <w:keepNext w:val="0"/>
-              <w:spacing w:after="0" w:line="240" w:lineRule="auto"/>
+              <w:spacing w:after="40" w:before="40" w:line="252" w:lineRule="auto"/>
             </w:pPr>
             <w:r>
               <w:rPr>
-                <w:color w:val="000000"/>
-                <w:sz w:val="19"/>
+                <w:sz w:val="20"/>
               </w:rPr>
-              <w:t>Key and basic constraints</w:t>
+              <w:t>Service keytab / LDAP</w:t>
             </w:r>
           </w:p>
         </w:tc>
         <w:tc>
           <w:tcPr>
-            <w:tcW w:w="8194" w:type="dxa"/>
-            <w:shd w:val="clear" w:color="auto" w:fill="F1F4F6"/>
+            <w:tcW w:type="dxa" w:w="2592"/>
+            <w:vAlign w:val="center"/>
             <w:tcMar>
-              <w:top w:w="70" w:type="dxa"/>
-              <w:left w:w="90" w:type="dxa"/>
-              <w:bottom w:w="70" w:type="dxa"/>
-              <w:right w:w="90" w:type="dxa"/>
+              <w:top w:w="100" w:type="dxa"/>
+              <w:left w:w="100" w:type="dxa"/>
+              <w:bottom w:w="100" w:type="dxa"/>
+              <w:right w:w="100" w:type="dxa"/>
             </w:tcMar>
-            <w:vAlign w:val="center"/>
+            <w:shd w:fill="F3F6FA"/>
           </w:tcPr>
           <w:p>
             <w:pPr>
-              <w:keepNext w:val="0"/>
-              <w:spacing w:after="0" w:line="240" w:lineRule="auto"/>
+              <w:spacing w:after="40" w:before="40" w:line="252" w:lineRule="auto"/>
             </w:pPr>
             <w:r>
               <w:rPr>
-                <w:color w:val="000000"/>
-                <w:sz w:val="19"/>
+                <w:sz w:val="20"/>
               </w:rPr>
-              <w:t>RSA-3072; explicit CA:FALSE, no path length. digitalSignature required; keyCertSign/cRLSign forbidden. CSR also requests keyEncipherment.</w:t>
+              <w:t>Required</w:t>
+            </w:r>
+          </w:p>
+        </w:tc>
+        <w:tc>
+          <w:tcPr>
+            <w:tcW w:type="dxa" w:w="2592"/>
+            <w:vAlign w:val="center"/>
+            <w:tcMar>
+              <w:top w:w="100" w:type="dxa"/>
+              <w:left w:w="100" w:type="dxa"/>
+              <w:bottom w:w="100" w:type="dxa"/>
+              <w:right w:w="100" w:type="dxa"/>
+            </w:tcMar>
+            <w:shd w:fill="F3F6FA"/>
+          </w:tcPr>
+          <w:p>
+            <w:pPr>
+              <w:spacing w:after="40" w:before="40" w:line="252" w:lineRule="auto"/>
+            </w:pPr>
+            <w:r>
+              <w:rPr>
+                <w:sz w:val="20"/>
+              </w:rPr>
+              <w:t>Required</w:t>
+            </w:r>
+          </w:p>
+        </w:tc>
+        <w:tc>
+          <w:tcPr>
+            <w:tcW w:type="dxa" w:w="2621"/>
+            <w:vAlign w:val="center"/>
+            <w:tcMar>
+              <w:top w:w="100" w:type="dxa"/>
+              <w:left w:w="100" w:type="dxa"/>
+              <w:bottom w:w="100" w:type="dxa"/>
+              <w:right w:w="100" w:type="dxa"/>
+            </w:tcMar>
+            <w:shd w:fill="F3F6FA"/>
+          </w:tcPr>
+          <w:p>
+            <w:pPr>
+              <w:spacing w:after="40" w:before="40" w:line="252" w:lineRule="auto"/>
+            </w:pPr>
+            <w:r>
+              <w:rPr>
+                <w:sz w:val="20"/>
+              </w:rPr>
+              <w:t>Unused</w:t>
             </w:r>
           </w:p>
         </w:tc>
@@ -482,57 +459,100 @@
       <w:tr>
         <w:trPr>
           <w:cantSplit/>
-          <w:jc w:val="center"/>
         </w:trPr>
         <w:tc>
           <w:tcPr>
-            <w:tcW w:w="2088" w:type="dxa"/>
-            <w:shd w:val="clear" w:color="auto" w:fill="FFFFFF"/>
+            <w:tcW w:type="dxa" w:w="2477"/>
+            <w:vAlign w:val="center"/>
             <w:tcMar>
-              <w:top w:w="70" w:type="dxa"/>
-              <w:left w:w="90" w:type="dxa"/>
-              <w:bottom w:w="70" w:type="dxa"/>
-              <w:right w:w="90" w:type="dxa"/>
+              <w:top w:w="100" w:type="dxa"/>
+              <w:left w:w="100" w:type="dxa"/>
+              <w:bottom w:w="100" w:type="dxa"/>
+              <w:right w:w="100" w:type="dxa"/>
             </w:tcMar>
-            <w:vAlign w:val="center"/>
+            <w:shd w:fill="FFFFFF"/>
           </w:tcPr>
           <w:p>
             <w:pPr>
-              <w:keepNext w:val="0"/>
-              <w:spacing w:after="0" w:line="240" w:lineRule="auto"/>
+              <w:spacing w:after="40" w:before="40" w:line="252" w:lineRule="auto"/>
             </w:pPr>
             <w:r>
               <w:rPr>
-                <w:color w:val="000000"/>
-                <w:sz w:val="19"/>
+                <w:sz w:val="20"/>
               </w:rPr>
-              <w:t>Certificate template</w:t>
+              <w:t>CES / agent / user template</w:t>
             </w:r>
           </w:p>
         </w:tc>
         <w:tc>
           <w:tcPr>
-            <w:tcW w:w="8194" w:type="dxa"/>
-            <w:shd w:val="clear" w:color="auto" w:fill="FFFFFF"/>
+            <w:tcW w:type="dxa" w:w="2592"/>
+            <w:vAlign w:val="center"/>
             <w:tcMar>
-              <w:top w:w="70" w:type="dxa"/>
-              <w:left w:w="90" w:type="dxa"/>
-              <w:bottom w:w="70" w:type="dxa"/>
-              <w:right w:w="90" w:type="dxa"/>
+              <w:top w:w="100" w:type="dxa"/>
+              <w:left w:w="100" w:type="dxa"/>
+              <w:bottom w:w="100" w:type="dxa"/>
+              <w:right w:w="100" w:type="dxa"/>
             </w:tcMar>
-            <w:vAlign w:val="center"/>
+            <w:shd w:fill="FFFFFF"/>
           </w:tcPr>
           <w:p>
             <w:pPr>
-              <w:keepNext w:val="0"/>
-              <w:spacing w:after="0"/>
+              <w:spacing w:after="40" w:before="40" w:line="252" w:lineRule="auto"/>
             </w:pPr>
             <w:r>
               <w:rPr>
-                <w:color w:val="000000"/>
-                <w:sz w:val="19"/>
+                <w:sz w:val="20"/>
               </w:rPr>
-              <w:t>Template OID must match configuration.</w:t>
+              <w:t>Required</w:t>
+            </w:r>
+          </w:p>
+        </w:tc>
+        <w:tc>
+          <w:tcPr>
+            <w:tcW w:type="dxa" w:w="2592"/>
+            <w:vAlign w:val="center"/>
+            <w:tcMar>
+              <w:top w:w="100" w:type="dxa"/>
+              <w:left w:w="100" w:type="dxa"/>
+              <w:bottom w:w="100" w:type="dxa"/>
+              <w:right w:w="100" w:type="dxa"/>
+            </w:tcMar>
+            <w:shd w:fill="FFFFFF"/>
+          </w:tcPr>
+          <w:p>
+            <w:pPr>
+              <w:spacing w:after="40" w:before="40" w:line="252" w:lineRule="auto"/>
+            </w:pPr>
+            <w:r>
+              <w:rPr>
+                <w:sz w:val="20"/>
+              </w:rPr>
+              <w:t>Unused</w:t>
+            </w:r>
+          </w:p>
+        </w:tc>
+        <w:tc>
+          <w:tcPr>
+            <w:tcW w:type="dxa" w:w="2621"/>
+            <w:vAlign w:val="center"/>
+            <w:tcMar>
+              <w:top w:w="100" w:type="dxa"/>
+              <w:left w:w="100" w:type="dxa"/>
+              <w:bottom w:w="100" w:type="dxa"/>
+              <w:right w:w="100" w:type="dxa"/>
+            </w:tcMar>
+            <w:shd w:fill="FFFFFF"/>
+          </w:tcPr>
+          <w:p>
+            <w:pPr>
+              <w:spacing w:after="40" w:before="40" w:line="252" w:lineRule="auto"/>
+            </w:pPr>
+            <w:r>
+              <w:rPr>
+                <w:sz w:val="20"/>
+              </w:rPr>
+              <w:t>Direct Windows enrollment template; no Linux CES/agent</w:t>
             </w:r>
           </w:p>
         </w:tc>
@@ -540,57 +560,100 @@
       <w:tr>
         <w:trPr>
           <w:cantSplit/>
-          <w:jc w:val="center"/>
         </w:trPr>
         <w:tc>
           <w:tcPr>
-            <w:tcW w:w="2088" w:type="dxa"/>
-            <w:shd w:val="clear" w:color="auto" w:fill="F1F4F6"/>
+            <w:tcW w:type="dxa" w:w="2477"/>
+            <w:vAlign w:val="center"/>
             <w:tcMar>
-              <w:top w:w="70" w:type="dxa"/>
-              <w:left w:w="90" w:type="dxa"/>
-              <w:bottom w:w="70" w:type="dxa"/>
-              <w:right w:w="90" w:type="dxa"/>
+              <w:top w:w="100" w:type="dxa"/>
+              <w:left w:w="100" w:type="dxa"/>
+              <w:bottom w:w="100" w:type="dxa"/>
+              <w:right w:w="100" w:type="dxa"/>
             </w:tcMar>
-            <w:vAlign w:val="center"/>
+            <w:shd w:fill="F3F6FA"/>
           </w:tcPr>
           <w:p>
             <w:pPr>
-              <w:keepNext w:val="0"/>
-              <w:spacing w:after="0" w:line="240" w:lineRule="auto"/>
+              <w:spacing w:after="40" w:before="40" w:line="252" w:lineRule="auto"/>
             </w:pPr>
             <w:r>
               <w:rPr>
-                <w:color w:val="000000"/>
-                <w:sz w:val="19"/>
+                <w:sz w:val="20"/>
               </w:rPr>
-              <w:t>Validity and trust</w:t>
+              <w:t>Authorization</w:t>
             </w:r>
           </w:p>
         </w:tc>
         <w:tc>
           <w:tcPr>
-            <w:tcW w:w="8194" w:type="dxa"/>
-            <w:shd w:val="clear" w:color="auto" w:fill="F1F4F6"/>
+            <w:tcW w:type="dxa" w:w="2592"/>
+            <w:vAlign w:val="center"/>
             <w:tcMar>
-              <w:top w:w="70" w:type="dxa"/>
-              <w:left w:w="90" w:type="dxa"/>
-              <w:bottom w:w="70" w:type="dxa"/>
-              <w:right w:w="90" w:type="dxa"/>
+              <w:top w:w="100" w:type="dxa"/>
+              <w:left w:w="100" w:type="dxa"/>
+              <w:bottom w:w="100" w:type="dxa"/>
+              <w:right w:w="100" w:type="dxa"/>
             </w:tcMar>
-            <w:vAlign w:val="center"/>
+            <w:shd w:fill="F3F6FA"/>
           </w:tcPr>
           <w:p>
             <w:pPr>
-              <w:keepNext w:val="0"/>
-              <w:spacing w:after="0"/>
+              <w:spacing w:after="40" w:before="40" w:line="252" w:lineRule="auto"/>
             </w:pPr>
             <w:r>
               <w:rPr>
-                <w:color w:val="000000"/>
-                <w:sz w:val="19"/>
+                <w:sz w:val="20"/>
               </w:rPr>
-              <w:t>Default cap: ten hours TOTAL, including backdating. Require matching key, valid chain and current CRLs.</w:t>
+              <w:t>CA agent/template/recipient restrictions</w:t>
+            </w:r>
+          </w:p>
+        </w:tc>
+        <w:tc>
+          <w:tcPr>
+            <w:tcW w:type="dxa" w:w="2592"/>
+            <w:vAlign w:val="center"/>
+            <w:tcMar>
+              <w:top w:w="100" w:type="dxa"/>
+              <w:left w:w="100" w:type="dxa"/>
+              <w:bottom w:w="100" w:type="dxa"/>
+              <w:right w:w="100" w:type="dxa"/>
+            </w:tcMar>
+            <w:shd w:fill="F3F6FA"/>
+          </w:tcPr>
+          <w:p>
+            <w:pPr>
+              <w:spacing w:after="40" w:before="40" w:line="252" w:lineRule="auto"/>
+            </w:pPr>
+            <w:r>
+              <w:rPr>
+                <w:sz w:val="20"/>
+              </w:rPr>
+              <w:t>Scoped AD attribute delegation</w:t>
+            </w:r>
+          </w:p>
+        </w:tc>
+        <w:tc>
+          <w:tcPr>
+            <w:tcW w:type="dxa" w:w="2621"/>
+            <w:vAlign w:val="center"/>
+            <w:tcMar>
+              <w:top w:w="100" w:type="dxa"/>
+              <w:left w:w="100" w:type="dxa"/>
+              <w:bottom w:w="100" w:type="dxa"/>
+              <w:right w:w="100" w:type="dxa"/>
+            </w:tcMar>
+            <w:shd w:fill="F3F6FA"/>
+          </w:tcPr>
+          <w:p>
+            <w:pPr>
+              <w:spacing w:after="40" w:before="40" w:line="252" w:lineRule="auto"/>
+            </w:pPr>
+            <w:r>
+              <w:rPr>
+                <w:sz w:val="20"/>
+              </w:rPr>
+              <w:t>User enrollment and KDC certificate mapping</w:t>
             </w:r>
           </w:p>
         </w:tc>
@@ -598,57 +661,571 @@
       <w:tr>
         <w:trPr>
           <w:cantSplit/>
-          <w:jc w:val="center"/>
         </w:trPr>
         <w:tc>
           <w:tcPr>
-            <w:tcW w:w="2088" w:type="dxa"/>
-            <w:shd w:val="clear" w:color="auto" w:fill="FFFFFF"/>
+            <w:tcW w:type="dxa" w:w="2477"/>
+            <w:vAlign w:val="center"/>
             <w:tcMar>
-              <w:top w:w="70" w:type="dxa"/>
-              <w:left w:w="90" w:type="dxa"/>
-              <w:bottom w:w="70" w:type="dxa"/>
-              <w:right w:w="90" w:type="dxa"/>
+              <w:top w:w="100" w:type="dxa"/>
+              <w:left w:w="100" w:type="dxa"/>
+              <w:bottom w:w="100" w:type="dxa"/>
+              <w:right w:w="100" w:type="dxa"/>
             </w:tcMar>
-            <w:vAlign w:val="center"/>
+            <w:shd w:fill="FFFFFF"/>
           </w:tcPr>
           <w:p>
             <w:pPr>
-              <w:keepNext w:val="0"/>
-              <w:spacing w:after="0" w:line="240" w:lineRule="auto"/>
+              <w:spacing w:after="40" w:before="40" w:line="252" w:lineRule="auto"/>
             </w:pPr>
             <w:r>
               <w:rPr>
-                <w:color w:val="000000"/>
-                <w:sz w:val="19"/>
+                <w:sz w:val="20"/>
               </w:rPr>
-              <w:t>Agent / DC profiles</w:t>
+              <w:t>KDC certificate trust / CRLs</w:t>
             </w:r>
           </w:p>
         </w:tc>
         <w:tc>
           <w:tcPr>
-            <w:tcW w:w="8194" w:type="dxa"/>
-            <w:shd w:val="clear" w:color="auto" w:fill="FFFFFF"/>
+            <w:tcW w:type="dxa" w:w="2592"/>
+            <w:vAlign w:val="center"/>
             <w:tcMar>
-              <w:top w:w="70" w:type="dxa"/>
-              <w:left w:w="90" w:type="dxa"/>
-              <w:bottom w:w="70" w:type="dxa"/>
-              <w:right w:w="90" w:type="dxa"/>
+              <w:top w:w="100" w:type="dxa"/>
+              <w:left w:w="100" w:type="dxa"/>
+              <w:bottom w:w="100" w:type="dxa"/>
+              <w:right w:w="100" w:type="dxa"/>
             </w:tcMar>
-            <w:vAlign w:val="center"/>
+            <w:shd w:fill="FFFFFF"/>
           </w:tcPr>
           <w:p>
             <w:pPr>
-              <w:keepNext w:val="0"/>
-              <w:spacing w:after="0" w:line="240" w:lineRule="auto"/>
+              <w:spacing w:after="40" w:before="40" w:line="252" w:lineRule="auto"/>
             </w:pPr>
             <w:r>
               <w:rPr>
-                <w:color w:val="000000"/>
-                <w:sz w:val="19"/>
+                <w:sz w:val="20"/>
               </w:rPr>
-              <w:t>Agent: Certificate Request Agent EKU 1.3.6.1.4.1.311.20.2.1. DC: a valid PKINIT KDC certificate and configured KDC trust/hostname checks.</w:t>
+              <w:t>Required</w:t>
+            </w:r>
+          </w:p>
+        </w:tc>
+        <w:tc>
+          <w:tcPr>
+            <w:tcW w:type="dxa" w:w="2592"/>
+            <w:vAlign w:val="center"/>
+            <w:tcMar>
+              <w:top w:w="100" w:type="dxa"/>
+              <w:left w:w="100" w:type="dxa"/>
+              <w:bottom w:w="100" w:type="dxa"/>
+              <w:right w:w="100" w:type="dxa"/>
+            </w:tcMar>
+            <w:shd w:fill="FFFFFF"/>
+          </w:tcPr>
+          <w:p>
+            <w:pPr>
+              <w:spacing w:after="40" w:before="40" w:line="252" w:lineRule="auto"/>
+            </w:pPr>
+            <w:r>
+              <w:rPr>
+                <w:sz w:val="20"/>
+              </w:rPr>
+              <w:t>Required</w:t>
+            </w:r>
+          </w:p>
+        </w:tc>
+        <w:tc>
+          <w:tcPr>
+            <w:tcW w:type="dxa" w:w="2621"/>
+            <w:vAlign w:val="center"/>
+            <w:tcMar>
+              <w:top w:w="100" w:type="dxa"/>
+              <w:left w:w="100" w:type="dxa"/>
+              <w:bottom w:w="100" w:type="dxa"/>
+              <w:right w:w="100" w:type="dxa"/>
+            </w:tcMar>
+            <w:shd w:fill="FFFFFF"/>
+          </w:tcPr>
+          <w:p>
+            <w:pPr>
+              <w:spacing w:after="40" w:before="40" w:line="252" w:lineRule="auto"/>
+            </w:pPr>
+            <w:r>
+              <w:rPr>
+                <w:sz w:val="20"/>
+              </w:rPr>
+              <w:t>Required</w:t>
+            </w:r>
+          </w:p>
+        </w:tc>
+      </w:tr>
+      <w:tr>
+        <w:trPr>
+          <w:cantSplit/>
+        </w:trPr>
+        <w:tc>
+          <w:tcPr>
+            <w:tcW w:type="dxa" w:w="2477"/>
+            <w:vAlign w:val="center"/>
+            <w:tcMar>
+              <w:top w:w="100" w:type="dxa"/>
+              <w:left w:w="100" w:type="dxa"/>
+              <w:bottom w:w="100" w:type="dxa"/>
+              <w:right w:w="100" w:type="dxa"/>
+            </w:tcMar>
+            <w:shd w:fill="F3F6FA"/>
+          </w:tcPr>
+          <w:p>
+            <w:pPr>
+              <w:spacing w:after="40" w:before="40" w:line="252" w:lineRule="auto"/>
+            </w:pPr>
+            <w:r>
+              <w:rPr>
+                <w:sz w:val="20"/>
+              </w:rPr>
+              <w:t>Setup</w:t>
+            </w:r>
+          </w:p>
+        </w:tc>
+        <w:tc>
+          <w:tcPr>
+            <w:tcW w:type="dxa" w:w="2592"/>
+            <w:vAlign w:val="center"/>
+            <w:tcMar>
+              <w:top w:w="100" w:type="dxa"/>
+              <w:left w:w="100" w:type="dxa"/>
+              <w:bottom w:w="100" w:type="dxa"/>
+              <w:right w:w="100" w:type="dxa"/>
+            </w:tcMar>
+            <w:shd w:fill="F3F6FA"/>
+          </w:tcPr>
+          <w:p>
+            <w:pPr>
+              <w:spacing w:after="40" w:before="40" w:line="252" w:lineRule="auto"/>
+            </w:pPr>
+            <w:hyperlink r:id="rId8">
+              <w:r>
+                <w:rPr>
+                  <w:color w:val="315DC0"/>
+                  <w:u w:val="single"/>
+                </w:rPr>
+                <w:t>Mode 1 instructions</w:t>
+              </w:r>
+            </w:hyperlink>
+          </w:p>
+        </w:tc>
+        <w:tc>
+          <w:tcPr>
+            <w:tcW w:type="dxa" w:w="2592"/>
+            <w:vAlign w:val="center"/>
+            <w:tcMar>
+              <w:top w:w="100" w:type="dxa"/>
+              <w:left w:w="100" w:type="dxa"/>
+              <w:bottom w:w="100" w:type="dxa"/>
+              <w:right w:w="100" w:type="dxa"/>
+            </w:tcMar>
+            <w:shd w:fill="F3F6FA"/>
+          </w:tcPr>
+          <w:p>
+            <w:pPr>
+              <w:spacing w:after="40" w:before="40" w:line="252" w:lineRule="auto"/>
+            </w:pPr>
+            <w:hyperlink r:id="rId21">
+              <w:r>
+                <w:rPr>
+                  <w:color w:val="315DC0"/>
+                  <w:u w:val="single"/>
+                </w:rPr>
+                <w:t>Mode 2 instructions</w:t>
+              </w:r>
+            </w:hyperlink>
+          </w:p>
+        </w:tc>
+        <w:tc>
+          <w:tcPr>
+            <w:tcW w:type="dxa" w:w="2621"/>
+            <w:vAlign w:val="center"/>
+            <w:tcMar>
+              <w:top w:w="100" w:type="dxa"/>
+              <w:left w:w="100" w:type="dxa"/>
+              <w:bottom w:w="100" w:type="dxa"/>
+              <w:right w:w="100" w:type="dxa"/>
+            </w:tcMar>
+            <w:shd w:fill="F3F6FA"/>
+          </w:tcPr>
+          <w:p>
+            <w:pPr>
+              <w:spacing w:after="40" w:before="40" w:line="252" w:lineRule="auto"/>
+            </w:pPr>
+            <w:hyperlink r:id="rId22">
+              <w:r>
+                <w:rPr>
+                  <w:color w:val="315DC0"/>
+                  <w:u w:val="single"/>
+                </w:rPr>
+                <w:t>Mode 3 instructions</w:t>
+              </w:r>
+            </w:hyperlink>
+          </w:p>
+        </w:tc>
+      </w:tr>
+    </w:tbl>
+    <w:p>
+      <w:pPr>
+        <w:spacing w:after="0"/>
+      </w:pPr>
+    </w:p>
+    <w:p>
+      <w:pPr>
+        <w:pStyle w:val="Heading1"/>
+      </w:pPr>
+      <w:r>
+        <w:t>Shared Linux preparation</w:t>
+      </w:r>
+    </w:p>
+    <w:p>
+      <w:r>
+        <w:t>Build from the repository root using a C++20 compiler and standard library with std::format, CMake and the OpenSSL 3, MIT Kerberos, libcurl, libxml2, OpenLDAP and SASL dependencies. MIT PKINIT is required at runtime; modes 1 and 2 also require the SASL GSSAPI plugin. Use patched distribution packages and the exact requirements in the source guide.</w:t>
+      </w:r>
+    </w:p>
+    <w:p>
+      <w:pPr>
+        <w:pStyle w:val="CodeBlock"/>
+        <w:keepLines/>
+      </w:pPr>
+      <w:r>
+        <w:t>cmake -S source -B build -DCMAKE_BUILD_TYPE=Release</w:t>
+        <w:br/>
+        <w:t>cmake --build build -j2</w:t>
+        <w:br/>
+        <w:t>ctest --test-dir build --output-on-failure</w:t>
+      </w:r>
+    </w:p>
+    <w:p>
+      <w:r>
+        <w:t>Install the trusted launcher, worker and optional maintainer. Keep /etc/craft/config and krb5.conf root-owned mode 0644 with protected parents. Pin the realm, KDC and expected KDC hostname; provide populated kdc-trust.pem and current kdc-crls.pem. Modes 1 and 3 also require ca-trust.pem and ca-crls.pem for the user certificate; enrollment also validates the agent. Empty placeholders are invalid. Refresh CRLs independently.</w:t>
+      </w:r>
+    </w:p>
+    <w:p>
+      <w:r>
+        <w:t>Modes 1 and 2 add craft:craft, craft-users and /run/craft owned craft:craft mode 0700. Private service credentials are root:craft mode 0640. Only the service account belongs to craft; ordinary users join craft-users. Keep enabled=no and the launcher non-setuid until the selected setup is ready, then enable acquisition and set launcher mode 4750. Users invoke craft directly without sudo.</w:t>
+      </w:r>
+    </w:p>
+    <w:p>
+      <w:hyperlink r:id="rId23">
+        <w:r>
+          <w:rPr>
+            <w:color w:val="315DC0"/>
+            <w:u w:val="single"/>
+          </w:rPr>
+          <w:t>Shared installation</w:t>
+        </w:r>
+      </w:hyperlink>
+      <w:r>
+        <w:t xml:space="preserve">  |  </w:t>
+      </w:r>
+      <w:hyperlink r:id="rId24">
+        <w:r>
+          <w:rPr>
+            <w:color w:val="315DC0"/>
+            <w:u w:val="single"/>
+          </w:rPr>
+          <w:t>Privileged installation</w:t>
+        </w:r>
+      </w:hyperlink>
+      <w:r>
+        <w:t xml:space="preserve">  |  </w:t>
+      </w:r>
+      <w:hyperlink r:id="rId25">
+        <w:r>
+          <w:rPr>
+            <w:color w:val="315DC0"/>
+            <w:u w:val="single"/>
+          </w:rPr>
+          <w:t>Three-mode process guide</w:t>
+        </w:r>
+      </w:hyperlink>
+    </w:p>
+    <w:p>
+      <w:r>
+        <w:br w:type="page"/>
+      </w:r>
+    </w:p>
+    <w:p>
+      <w:pPr>
+        <w:pStyle w:val="Heading1"/>
+      </w:pPr>
+      <w:r>
+        <w:t>Mode 1 privileged certificate enrollment setup</w:t>
+      </w:r>
+    </w:p>
+    <w:p>
+      <w:hyperlink r:id="rId8">
+        <w:r>
+          <w:rPr>
+            <w:color w:val="315DC0"/>
+            <w:u w:val="single"/>
+          </w:rPr>
+          <w:t>Complete mode 1 setup</w:t>
+        </w:r>
+      </w:hyperlink>
+      <w:r>
+        <w:t xml:space="preserve">  |  </w:t>
+      </w:r>
+      <w:hyperlink r:id="rId26">
+        <w:r>
+          <w:rPr>
+            <w:color w:val="315DC0"/>
+            <w:u w:val="single"/>
+          </w:rPr>
+          <w:t>Enrollment flow diagram</w:t>
+        </w:r>
+      </w:hyperlink>
+      <w:r>
+        <w:t xml:space="preserve">  |  </w:t>
+      </w:r>
+      <w:hyperlink r:id="rId27">
+        <w:r>
+          <w:rPr>
+            <w:color w:val="315DC0"/>
+            <w:u w:val="single"/>
+          </w:rPr>
+          <w:t>CA authorization</w:t>
+        </w:r>
+      </w:hyperlink>
+    </w:p>
+    <w:p>
+      <w:r>
+        <w:t>Complete the shared Linux and privileged installation. Provision a directory/submission account with AES keys and install submitter.keytab. Install the enrollment-agent certificate and matching unencrypted key as agent.pem and agent.key. Install CES HTTPS trust as https-trust.pem. Protect these files as root:craft mode 0640.</w:t>
+      </w:r>
+    </w:p>
+    <w:p>
+      <w:r>
+        <w:t>Configure AD CS and CES for initial enrollment using a dedicated EOBO user template. Restrict the actual signing agent, permitted template and approved recipient group at the CA; exclude privileged identities. Resolve Linux names to the intended AD sAMAccountName and directory UPN. CA-built identity and SID mapping must satisfy current KDC policy. The CA helper performs partial lab provisioning and does not replace these checks.</w:t>
+      </w:r>
+    </w:p>
+    <w:p>
+      <w:pPr>
+        <w:pStyle w:val="CodeBlock"/>
+        <w:keepLines/>
+      </w:pPr>
+      <w:r>
+        <w:t>enabled=no</w:t>
+        <w:br/>
+        <w:t>domain=domain.local</w:t>
+        <w:br/>
+        <w:t>realm=DOMAIN.LOCAL</w:t>
+        <w:br/>
+        <w:t>mechanism=enrollment</w:t>
+        <w:br/>
+        <w:t>netbios=DOMAIN</w:t>
+        <w:br/>
+        <w:t>service_principal=svc-linux-enroll@DOMAIN.LOCAL</w:t>
+        <w:br/>
+        <w:t>template_oid=1.3.6.1.4.1.311.21.8.999.1</w:t>
+        <w:br/>
+        <w:t>ces_url=https://ces.domain.local/IssuingCA_CES_Kerberos/service.svc/CES</w:t>
+        <w:br/>
+        <w:t>ces_auth=negotiate</w:t>
+        <w:br/>
+        <w:t>certificate_cn={user}</w:t>
+        <w:br/>
+        <w:t>tgt_seconds=36000</w:t>
+        <w:br/>
+        <w:t>renew_seconds=604800</w:t>
+        <w:br/>
+        <w:t>require_full_tgt_lifetime=yes</w:t>
+        <w:br/>
+        <w:t>cert_remaining_max_seconds=36000</w:t>
+        <w:br/>
+        <w:t>cert_total_max_seconds=36000</w:t>
+        <w:br/>
+        <w:t>minimum_interval_seconds=60</w:t>
+      </w:r>
+    </w:p>
+    <w:p>
+      <w:r>
+        <w:t>Replace every placeholder. template_oid is the actual msPKI-Cert-Template-OID, not the template display name. The CES URL is pinned, not discovered through Windows enrollment policy. Configure the optional GC endpoint/base when needed. The helper signs DOMAIN\user in the EOBO request and validates the returned certificate against the directory UPN.</w:t>
+      </w:r>
+    </w:p>
+    <w:tbl>
+      <w:tblPr>
+        <w:tblW w:type="auto" w:w="0"/>
+        <w:tblLayout w:type="fixed"/>
+        <w:tblLook w:firstColumn="1" w:firstRow="1" w:lastColumn="0" w:lastRow="0" w:noHBand="0" w:noVBand="1" w:val="04A0"/>
+        <w:tblBorders>
+          <w:top w:val="single" w:sz="4" w:color="D9D9D9"/>
+          <w:left w:val="single" w:sz="4" w:color="D9D9D9"/>
+          <w:bottom w:val="single" w:sz="4" w:color="D9D9D9"/>
+          <w:right w:val="single" w:sz="4" w:color="D9D9D9"/>
+          <w:insideH w:val="single" w:sz="4" w:color="D9D9D9"/>
+          <w:insideV w:val="single" w:sz="4" w:color="D9D9D9"/>
+        </w:tblBorders>
+      </w:tblPr>
+      <w:tblGrid>
+        <w:gridCol w:w="1584"/>
+        <w:gridCol w:w="8698"/>
+      </w:tblGrid>
+      <w:tr>
+        <w:trPr>
+          <w:tblHeader/>
+          <w:cantSplit/>
+        </w:trPr>
+        <w:tc>
+          <w:tcPr>
+            <w:tcW w:type="dxa" w:w="1584"/>
+            <w:vAlign w:val="center"/>
+            <w:tcMar>
+              <w:top w:w="100" w:type="dxa"/>
+              <w:left w:w="100" w:type="dxa"/>
+              <w:bottom w:w="100" w:type="dxa"/>
+              <w:right w:w="100" w:type="dxa"/>
+            </w:tcMar>
+            <w:shd w:fill="18334A"/>
+          </w:tcPr>
+          <w:p>
+            <w:pPr>
+              <w:spacing w:after="40" w:before="40" w:line="252" w:lineRule="auto"/>
+            </w:pPr>
+            <w:r>
+              <w:rPr>
+                <w:b/>
+                <w:color w:val="FFFFFF"/>
+                <w:sz w:val="20"/>
+              </w:rPr>
+              <w:t>CES transport</w:t>
+            </w:r>
+          </w:p>
+        </w:tc>
+        <w:tc>
+          <w:tcPr>
+            <w:tcW w:type="dxa" w:w="8698"/>
+            <w:vAlign w:val="center"/>
+            <w:tcMar>
+              <w:top w:w="100" w:type="dxa"/>
+              <w:left w:w="100" w:type="dxa"/>
+              <w:bottom w:w="100" w:type="dxa"/>
+              <w:right w:w="100" w:type="dxa"/>
+            </w:tcMar>
+            <w:shd w:fill="18334A"/>
+          </w:tcPr>
+          <w:p>
+            <w:pPr>
+              <w:spacing w:after="40" w:before="40" w:line="252" w:lineRule="auto"/>
+            </w:pPr>
+            <w:r>
+              <w:rPr>
+                <w:b/>
+                <w:color w:val="FFFFFF"/>
+                <w:sz w:val="20"/>
+              </w:rPr>
+              <w:t>Additional requirements</w:t>
+            </w:r>
+          </w:p>
+        </w:tc>
+      </w:tr>
+      <w:tr>
+        <w:trPr>
+          <w:cantSplit/>
+        </w:trPr>
+        <w:tc>
+          <w:tcPr>
+            <w:tcW w:type="dxa" w:w="1584"/>
+            <w:vAlign w:val="center"/>
+            <w:tcMar>
+              <w:top w:w="100" w:type="dxa"/>
+              <w:left w:w="100" w:type="dxa"/>
+              <w:bottom w:w="100" w:type="dxa"/>
+              <w:right w:w="100" w:type="dxa"/>
+            </w:tcMar>
+            <w:shd w:fill="F3F6FA"/>
+          </w:tcPr>
+          <w:p>
+            <w:pPr>
+              <w:spacing w:after="40" w:before="40" w:line="252" w:lineRule="auto"/>
+            </w:pPr>
+            <w:r>
+              <w:rPr>
+                <w:sz w:val="20"/>
+              </w:rPr>
+              <w:t>negotiate</w:t>
+            </w:r>
+          </w:p>
+        </w:tc>
+        <w:tc>
+          <w:tcPr>
+            <w:tcW w:type="dxa" w:w="8698"/>
+            <w:vAlign w:val="center"/>
+            <w:tcMar>
+              <w:top w:w="100" w:type="dxa"/>
+              <w:left w:w="100" w:type="dxa"/>
+              <w:bottom w:w="100" w:type="dxa"/>
+              <w:right w:w="100" w:type="dxa"/>
+            </w:tcMar>
+            <w:shd w:fill="F3F6FA"/>
+          </w:tcPr>
+          <w:p>
+            <w:pPr>
+              <w:spacing w:after="40" w:before="40" w:line="252" w:lineRule="auto"/>
+            </w:pPr>
+            <w:r>
+              <w:rPr>
+                <w:sz w:val="20"/>
+              </w:rPr>
+              <w:t>Service keytab authenticates HTTP as well as LDAP. Configure the HTTP SPN and required CES-to-CA constrained delegation. The worker's short-lived transport TGT is never returned to the user.</w:t>
+            </w:r>
+          </w:p>
+        </w:tc>
+      </w:tr>
+      <w:tr>
+        <w:trPr>
+          <w:cantSplit/>
+        </w:trPr>
+        <w:tc>
+          <w:tcPr>
+            <w:tcW w:type="dxa" w:w="1584"/>
+            <w:vAlign w:val="center"/>
+            <w:tcMar>
+              <w:top w:w="100" w:type="dxa"/>
+              <w:left w:w="100" w:type="dxa"/>
+              <w:bottom w:w="100" w:type="dxa"/>
+              <w:right w:w="100" w:type="dxa"/>
+            </w:tcMar>
+            <w:shd w:fill="FFFFFF"/>
+          </w:tcPr>
+          <w:p>
+            <w:pPr>
+              <w:spacing w:after="40" w:before="40" w:line="252" w:lineRule="auto"/>
+            </w:pPr>
+            <w:r>
+              <w:rPr>
+                <w:sz w:val="20"/>
+              </w:rPr>
+              <w:t>mtls</w:t>
+            </w:r>
+          </w:p>
+        </w:tc>
+        <w:tc>
+          <w:tcPr>
+            <w:tcW w:type="dxa" w:w="8698"/>
+            <w:vAlign w:val="center"/>
+            <w:tcMar>
+              <w:top w:w="100" w:type="dxa"/>
+              <w:left w:w="100" w:type="dxa"/>
+              <w:bottom w:w="100" w:type="dxa"/>
+              <w:right w:w="100" w:type="dxa"/>
+            </w:tcMar>
+            <w:shd w:fill="FFFFFF"/>
+          </w:tcPr>
+          <w:p>
+            <w:pPr>
+              <w:spacing w:after="40" w:before="40" w:line="252" w:lineRule="auto"/>
+            </w:pPr>
+            <w:r>
+              <w:rPr>
+                <w:sz w:val="20"/>
+              </w:rPr>
+              <w:t>Use the actual certificate-authenticated CES endpoint and separate https-client.pem / https-client.key mapped to the submitting account. The directory keytab is still required.</w:t>
             </w:r>
           </w:p>
         </w:tc>
@@ -656,55 +1233,12 @@
     </w:tbl>
     <w:p>
       <w:pPr>
-        <w:pStyle w:val="Heading2"/>
+        <w:spacing w:after="0"/>
       </w:pPr>
-      <w:r>
-        <w:rPr>
-          <w:color w:val="000000"/>
-        </w:rPr>
-        <w:t>Enrollment Settings and Shared Ticket Policy</w:t>
-      </w:r>
-    </w:p>
-    <w:p>
-      <w:pPr>
-        <w:pStyle w:val="CodeBlock"/>
-        <w:shd w:val="clear" w:color="auto" w:fill="F2F5F7"/>
-      </w:pPr>
-      <w:r>
-        <w:t>certificate_cn={user}</w:t>
-      </w:r>
-      <w:r>
-        <w:br/>
-        <w:t>tgt_seconds=36000</w:t>
-      </w:r>
-      <w:r>
-        <w:br/>
-        <w:t>renew_seconds=604800</w:t>
-      </w:r>
-      <w:r>
-        <w:br/>
-        <w:t>require_full_tgt_lifetime=yes</w:t>
-      </w:r>
-      <w:r>
-        <w:br/>
-        <w:t>cert_remaining_max_seconds=36000</w:t>
-      </w:r>
-      <w:r>
-        <w:br/>
-        <w:t>cert_total_max_seconds=36000</w:t>
-      </w:r>
     </w:p>
     <w:p>
       <w:r>
-        <w:t>certificate_cn and the certificate caps apply only to enrollment. CN tokens are {user}, directory-resolved {upn} and {domain}; the result must be 1-64 printable ASCII characters. The CA may replace it. tgt_seconds, renew_seconds and require_full_tgt_lifetime apply to both workflows; a longer home certificate does not lengthen their ticket requests.</w:t>
-      </w:r>
-    </w:p>
-    <w:p>
-      <w:pPr>
-        <w:pStyle w:val="SmallNote"/>
-      </w:pPr>
-      <w:r>
-        <w:t>Enrollment with either CES mode requires service_principal and submitter.keytab for LDAP/GSSAPI. Pin the GC host/search base and manage local/AD account names centrally. Home mode needs no directory credentials or lookup; the KDC maps the supplied certificate to &lt;Linux username&gt;@&lt;realm&gt;.</w:t>
+        <w:t>Validate the template profile on the next page and prove CA refusal for out-of-scope recipients. Set enabled=yes and enable the setuid launcher only when ready. Test as an approved user with both home PEM files absent, so the supplied-certificate path does not hide the enrollment setup.</w:t>
       </w:r>
     </w:p>
     <w:p>
@@ -717,27 +1251,27 @@
         <w:pStyle w:val="Heading1"/>
       </w:pPr>
       <w:r>
-        <w:rPr>
-          <w:color w:val="000000"/>
-        </w:rPr>
-        <w:lastRenderedPageBreak/>
-        <w:t>Build and Validate in a Lab</w:t>
+        <w:t>Mode 1 certificate and ticket policy</w:t>
+      </w:r>
+    </w:p>
+    <w:p>
+      <w:r>
+        <w:t>The CA controls the issued certificate. CSR extensions are requests, and client-side validation cannot replace CA authorization. This profile applies to CRAFT enrollment; mode 3 accepts its separate supplied-certificate profile and mode 2 is authorized by its directory key.</w:t>
       </w:r>
     </w:p>
     <w:tbl>
       <w:tblPr>
-        <w:tblW w:w="10282" w:type="dxa"/>
-        <w:jc w:val="center"/>
+        <w:tblW w:type="auto" w:w="0"/>
+        <w:tblLayout w:type="fixed"/>
+        <w:tblLook w:firstColumn="1" w:firstRow="1" w:lastColumn="0" w:lastRow="0" w:noHBand="0" w:noVBand="1" w:val="04A0"/>
         <w:tblBorders>
-          <w:top w:val="single" w:sz="4" w:space="0" w:color="D9D9D9"/>
-          <w:left w:val="single" w:sz="4" w:space="0" w:color="D9D9D9"/>
-          <w:bottom w:val="single" w:sz="4" w:space="0" w:color="D9D9D9"/>
-          <w:right w:val="single" w:sz="4" w:space="0" w:color="D9D9D9"/>
-          <w:insideH w:val="single" w:sz="4" w:space="0" w:color="D9D9D9"/>
-          <w:insideV w:val="single" w:sz="4" w:space="0" w:color="D9D9D9"/>
+          <w:top w:val="single" w:sz="4" w:color="D9D9D9"/>
+          <w:left w:val="single" w:sz="4" w:color="D9D9D9"/>
+          <w:bottom w:val="single" w:sz="4" w:color="D9D9D9"/>
+          <w:right w:val="single" w:sz="4" w:color="D9D9D9"/>
+          <w:insideH w:val="single" w:sz="4" w:color="D9D9D9"/>
+          <w:insideV w:val="single" w:sz="4" w:color="D9D9D9"/>
         </w:tblBorders>
-        <w:tblLayout w:type="fixed"/>
-        <w:tblLook w:val="04A0" w:firstRow="1" w:lastRow="0" w:firstColumn="1" w:lastColumn="0" w:noHBand="0" w:noVBand="1"/>
       </w:tblPr>
       <w:tblGrid>
         <w:gridCol w:w="1944"/>
@@ -745,61 +1279,58 @@
       </w:tblGrid>
       <w:tr>
         <w:trPr>
+          <w:tblHeader/>
           <w:cantSplit/>
-          <w:tblHeader/>
-          <w:jc w:val="center"/>
         </w:trPr>
         <w:tc>
           <w:tcPr>
-            <w:tcW w:w="1944" w:type="dxa"/>
-            <w:shd w:val="clear" w:color="auto" w:fill="193747"/>
+            <w:tcW w:type="dxa" w:w="1944"/>
+            <w:vAlign w:val="center"/>
             <w:tcMar>
-              <w:top w:w="70" w:type="dxa"/>
-              <w:left w:w="90" w:type="dxa"/>
-              <w:bottom w:w="70" w:type="dxa"/>
-              <w:right w:w="90" w:type="dxa"/>
+              <w:top w:w="100" w:type="dxa"/>
+              <w:left w:w="100" w:type="dxa"/>
+              <w:bottom w:w="100" w:type="dxa"/>
+              <w:right w:w="100" w:type="dxa"/>
             </w:tcMar>
-            <w:vAlign w:val="center"/>
+            <w:shd w:fill="18334A"/>
           </w:tcPr>
           <w:p>
             <w:pPr>
-              <w:keepNext w:val="0"/>
-              <w:spacing w:after="0" w:line="240" w:lineRule="auto"/>
+              <w:spacing w:after="40" w:before="40" w:line="252" w:lineRule="auto"/>
             </w:pPr>
             <w:r>
               <w:rPr>
                 <w:b/>
                 <w:color w:val="FFFFFF"/>
-                <w:sz w:val="19"/>
+                <w:sz w:val="20"/>
               </w:rPr>
-              <w:t>Preparation</w:t>
+              <w:t>Property</w:t>
             </w:r>
           </w:p>
         </w:tc>
         <w:tc>
           <w:tcPr>
-            <w:tcW w:w="8338" w:type="dxa"/>
-            <w:shd w:val="clear" w:color="auto" w:fill="193747"/>
+            <w:tcW w:type="dxa" w:w="8338"/>
+            <w:vAlign w:val="center"/>
             <w:tcMar>
-              <w:top w:w="70" w:type="dxa"/>
-              <w:left w:w="90" w:type="dxa"/>
-              <w:bottom w:w="70" w:type="dxa"/>
-              <w:right w:w="90" w:type="dxa"/>
+              <w:top w:w="100" w:type="dxa"/>
+              <w:left w:w="100" w:type="dxa"/>
+              <w:bottom w:w="100" w:type="dxa"/>
+              <w:right w:w="100" w:type="dxa"/>
             </w:tcMar>
-            <w:vAlign w:val="center"/>
+            <w:shd w:fill="18334A"/>
           </w:tcPr>
           <w:p>
             <w:pPr>
-              <w:keepNext w:val="0"/>
-              <w:spacing w:after="0" w:line="240" w:lineRule="auto"/>
+              <w:spacing w:after="40" w:before="40" w:line="252" w:lineRule="auto"/>
             </w:pPr>
             <w:r>
               <w:rPr>
                 <w:b/>
                 <w:color w:val="FFFFFF"/>
-                <w:sz w:val="19"/>
+                <w:sz w:val="20"/>
               </w:rPr>
-              <w:t>Required Action</w:t>
+              <w:t>Required enrollment profile</w:t>
             </w:r>
           </w:p>
         </w:tc>
@@ -807,57 +1338,52 @@
       <w:tr>
         <w:trPr>
           <w:cantSplit/>
-          <w:jc w:val="center"/>
         </w:trPr>
         <w:tc>
           <w:tcPr>
-            <w:tcW w:w="1944" w:type="dxa"/>
-            <w:shd w:val="clear" w:color="auto" w:fill="F1F4F6"/>
+            <w:tcW w:type="dxa" w:w="1944"/>
+            <w:vAlign w:val="center"/>
             <w:tcMar>
-              <w:top w:w="70" w:type="dxa"/>
-              <w:left w:w="90" w:type="dxa"/>
-              <w:bottom w:w="70" w:type="dxa"/>
-              <w:right w:w="90" w:type="dxa"/>
+              <w:top w:w="100" w:type="dxa"/>
+              <w:left w:w="100" w:type="dxa"/>
+              <w:bottom w:w="100" w:type="dxa"/>
+              <w:right w:w="100" w:type="dxa"/>
             </w:tcMar>
-            <w:vAlign w:val="center"/>
+            <w:shd w:fill="F3F6FA"/>
           </w:tcPr>
           <w:p>
             <w:pPr>
-              <w:keepNext w:val="0"/>
-              <w:spacing w:after="0" w:line="240" w:lineRule="auto"/>
+              <w:spacing w:after="40" w:before="40" w:line="252" w:lineRule="auto"/>
             </w:pPr>
             <w:r>
               <w:rPr>
-                <w:color w:val="000000"/>
-                <w:sz w:val="19"/>
+                <w:sz w:val="20"/>
               </w:rPr>
-              <w:t>Linux build</w:t>
+              <w:t>Subject and identity</w:t>
             </w:r>
           </w:p>
         </w:tc>
         <w:tc>
           <w:tcPr>
-            <w:tcW w:w="8338" w:type="dxa"/>
-            <w:shd w:val="clear" w:color="auto" w:fill="F1F4F6"/>
+            <w:tcW w:type="dxa" w:w="8338"/>
+            <w:vAlign w:val="center"/>
             <w:tcMar>
-              <w:top w:w="70" w:type="dxa"/>
-              <w:left w:w="90" w:type="dxa"/>
-              <w:bottom w:w="70" w:type="dxa"/>
-              <w:right w:w="90" w:type="dxa"/>
+              <w:top w:w="100" w:type="dxa"/>
+              <w:left w:w="100" w:type="dxa"/>
+              <w:bottom w:w="100" w:type="dxa"/>
+              <w:right w:w="100" w:type="dxa"/>
             </w:tcMar>
-            <w:vAlign w:val="center"/>
+            <w:shd w:fill="F3F6FA"/>
           </w:tcPr>
           <w:p>
             <w:pPr>
-              <w:keepNext w:val="0"/>
-              <w:spacing w:after="0"/>
+              <w:spacing w:after="40" w:before="40" w:line="252" w:lineRule="auto"/>
             </w:pPr>
             <w:r>
               <w:rPr>
-                <w:color w:val="000000"/>
-                <w:sz w:val="19"/>
+                <w:sz w:val="20"/>
               </w:rPr>
-              <w:t>C++20 with std::format; OpenSSL 3, MIT Kerberos, curl, libxml2, OpenLDAP and SASL build libraries. MIT PKINIT at runtime; SASL GSSAPI additionally for enrollment. See source/README.md.</w:t>
+              <w:t>The UPN otherName SAN (1.3.6.1.4.1.311.20.2.3) must match the directory-resolved UPN. The CA supplies the account SID security extension for current AD certificate mapping. The CN is not the authentication identity.</w:t>
             </w:r>
           </w:p>
         </w:tc>
@@ -865,57 +1391,56 @@
       <w:tr>
         <w:trPr>
           <w:cantSplit/>
-          <w:jc w:val="center"/>
         </w:trPr>
         <w:tc>
           <w:tcPr>
-            <w:tcW w:w="1944" w:type="dxa"/>
-            <w:shd w:val="clear" w:color="auto" w:fill="FFFFFF"/>
+            <w:tcW w:type="dxa" w:w="1944"/>
+            <w:vAlign w:val="center"/>
             <w:tcMar>
-              <w:top w:w="70" w:type="dxa"/>
-              <w:left w:w="90" w:type="dxa"/>
-              <w:bottom w:w="70" w:type="dxa"/>
-              <w:right w:w="90" w:type="dxa"/>
+              <w:top w:w="100" w:type="dxa"/>
+              <w:left w:w="100" w:type="dxa"/>
+              <w:bottom w:w="100" w:type="dxa"/>
+              <w:right w:w="100" w:type="dxa"/>
             </w:tcMar>
-            <w:vAlign w:val="center"/>
+            <w:shd w:fill="FFFFFF"/>
           </w:tcPr>
           <w:p>
             <w:pPr>
-              <w:keepNext w:val="0"/>
-              <w:spacing w:after="0" w:line="240" w:lineRule="auto"/>
+              <w:spacing w:after="40" w:before="40" w:line="252" w:lineRule="auto"/>
             </w:pPr>
             <w:r>
               <w:rPr>
-                <w:color w:val="000000"/>
-                <w:sz w:val="19"/>
+                <w:sz w:val="20"/>
               </w:rPr>
-              <w:t>Enrollment preparation</w:t>
+              <w:t>Client EKUs</w:t>
             </w:r>
           </w:p>
         </w:tc>
         <w:tc>
           <w:tcPr>
-            <w:tcW w:w="8338" w:type="dxa"/>
-            <w:shd w:val="clear" w:color="auto" w:fill="FFFFFF"/>
+            <w:tcW w:type="dxa" w:w="8338"/>
+            <w:vAlign w:val="center"/>
             <w:tcMar>
-              <w:top w:w="70" w:type="dxa"/>
-              <w:left w:w="90" w:type="dxa"/>
-              <w:bottom w:w="70" w:type="dxa"/>
-              <w:right w:w="90" w:type="dxa"/>
+              <w:top w:w="100" w:type="dxa"/>
+              <w:left w:w="100" w:type="dxa"/>
+              <w:bottom w:w="100" w:type="dxa"/>
+              <w:right w:w="100" w:type="dxa"/>
             </w:tcMar>
-            <w:vAlign w:val="center"/>
+            <w:shd w:fill="FFFFFF"/>
           </w:tcPr>
           <w:p>
             <w:pPr>
-              <w:keepNext w:val="0"/>
-              <w:spacing w:after="0"/>
+              <w:spacing w:after="40" w:before="40" w:line="252" w:lineRule="auto"/>
             </w:pPr>
             <w:r>
               <w:rPr>
-                <w:color w:val="000000"/>
-                <w:sz w:val="19"/>
+                <w:sz w:val="20"/>
               </w:rPr>
-              <w:t>For enrollment only: restrict the agent, template and recipients; CES allows initial enrollment via Negotiate or mTLS. Both need the directory keytab; mTLS also needs a client certificate. [3]</w:t>
+              <w:t>Client Authentication 1.3.6.1.5.5.7.3.2</w:t>
+              <w:br/>
+              <w:t>Smart Card Logon 1.3.6.1.4.1.311.20.2.2</w:t>
+              <w:br/>
+              <w:t>PKINIT Client Authentication 1.3.6.1.5.2.3.4</w:t>
             </w:r>
           </w:p>
         </w:tc>
@@ -923,57 +1448,52 @@
       <w:tr>
         <w:trPr>
           <w:cantSplit/>
-          <w:jc w:val="center"/>
         </w:trPr>
         <w:tc>
           <w:tcPr>
-            <w:tcW w:w="1944" w:type="dxa"/>
-            <w:shd w:val="clear" w:color="auto" w:fill="F1F4F6"/>
+            <w:tcW w:type="dxa" w:w="1944"/>
+            <w:vAlign w:val="center"/>
             <w:tcMar>
-              <w:top w:w="70" w:type="dxa"/>
-              <w:left w:w="90" w:type="dxa"/>
-              <w:bottom w:w="70" w:type="dxa"/>
-              <w:right w:w="90" w:type="dxa"/>
+              <w:top w:w="100" w:type="dxa"/>
+              <w:left w:w="100" w:type="dxa"/>
+              <w:bottom w:w="100" w:type="dxa"/>
+              <w:right w:w="100" w:type="dxa"/>
             </w:tcMar>
-            <w:vAlign w:val="center"/>
+            <w:shd w:fill="F3F6FA"/>
           </w:tcPr>
           <w:p>
             <w:pPr>
-              <w:keepNext w:val="0"/>
-              <w:spacing w:after="0" w:line="240" w:lineRule="auto"/>
+              <w:spacing w:after="40" w:before="40" w:line="252" w:lineRule="auto"/>
             </w:pPr>
             <w:r>
               <w:rPr>
-                <w:color w:val="000000"/>
-                <w:sz w:val="19"/>
+                <w:sz w:val="20"/>
               </w:rPr>
-              <w:t>DC policy and AES</w:t>
+              <w:t>Key and basic constraints</w:t>
             </w:r>
           </w:p>
         </w:tc>
         <w:tc>
           <w:tcPr>
-            <w:tcW w:w="8338" w:type="dxa"/>
-            <w:shd w:val="clear" w:color="auto" w:fill="F1F4F6"/>
+            <w:tcW w:type="dxa" w:w="8338"/>
+            <w:vAlign w:val="center"/>
             <w:tcMar>
-              <w:top w:w="70" w:type="dxa"/>
-              <w:left w:w="90" w:type="dxa"/>
-              <w:bottom w:w="70" w:type="dxa"/>
-              <w:right w:w="90" w:type="dxa"/>
+              <w:top w:w="100" w:type="dxa"/>
+              <w:left w:w="100" w:type="dxa"/>
+              <w:bottom w:w="100" w:type="dxa"/>
+              <w:right w:w="100" w:type="dxa"/>
             </w:tcMar>
-            <w:vAlign w:val="center"/>
+            <w:shd w:fill="F3F6FA"/>
           </w:tcPr>
           <w:p>
             <w:pPr>
-              <w:keepNext w:val="0"/>
-              <w:spacing w:after="0"/>
+              <w:spacing w:after="40" w:before="40" w:line="252" w:lineRule="auto"/>
             </w:pPr>
             <w:r>
               <w:rPr>
-                <w:color w:val="000000"/>
-                <w:sz w:val="19"/>
+                <w:sz w:val="20"/>
               </w:rPr>
-              <w:t>Policy must permit a 10-hour initial TGT and 7-day renewal window; PKINIT can limit the initial grant by certificate expiry. Require AES256/AES128 for user and transport tickets. [1, 4, 7]</w:t>
+              <w:t>CRAFT generates RSA-3072. Explicit CA:FALSE with no path length; digitalSignature required; keyCertSign and cRLSign forbidden. The CSR also requests keyEncipherment.</w:t>
             </w:r>
           </w:p>
         </w:tc>
@@ -981,52 +1501,211 @@
       <w:tr>
         <w:trPr>
           <w:cantSplit/>
-          <w:jc w:val="center"/>
         </w:trPr>
         <w:tc>
           <w:tcPr>
-            <w:tcW w:w="1944" w:type="dxa"/>
-            <w:shd w:val="clear" w:color="auto" w:fill="FFFFFF"/>
+            <w:tcW w:type="dxa" w:w="1944"/>
+            <w:vAlign w:val="center"/>
             <w:tcMar>
-              <w:top w:w="70" w:type="dxa"/>
-              <w:left w:w="90" w:type="dxa"/>
-              <w:bottom w:w="70" w:type="dxa"/>
-              <w:right w:w="90" w:type="dxa"/>
+              <w:top w:w="100" w:type="dxa"/>
+              <w:left w:w="100" w:type="dxa"/>
+              <w:bottom w:w="100" w:type="dxa"/>
+              <w:right w:w="100" w:type="dxa"/>
             </w:tcMar>
-            <w:vAlign w:val="center"/>
+            <w:shd w:fill="FFFFFF"/>
           </w:tcPr>
           <w:p>
             <w:pPr>
-              <w:keepNext w:val="0"/>
-              <w:spacing w:after="0" w:line="240" w:lineRule="auto"/>
+              <w:spacing w:after="40" w:before="40" w:line="252" w:lineRule="auto"/>
             </w:pPr>
             <w:r>
               <w:rPr>
-                <w:color w:val="000000"/>
-                <w:sz w:val="19"/>
+                <w:sz w:val="20"/>
               </w:rPr>
-              <w:t>Installation boundary</w:t>
+              <w:t>Template</w:t>
             </w:r>
           </w:p>
         </w:tc>
         <w:tc>
           <w:tcPr>
-            <w:tcW w:w="8338" w:type="dxa"/>
-            <w:shd w:val="clear" w:color="auto" w:fill="FFFFFF"/>
+            <w:tcW w:type="dxa" w:w="8338"/>
+            <w:vAlign w:val="center"/>
             <w:tcMar>
-              <w:top w:w="70" w:type="dxa"/>
-              <w:left w:w="90" w:type="dxa"/>
-              <w:bottom w:w="70" w:type="dxa"/>
-              <w:right w:w="90" w:type="dxa"/>
+              <w:top w:w="100" w:type="dxa"/>
+              <w:left w:w="100" w:type="dxa"/>
+              <w:bottom w:w="100" w:type="dxa"/>
+              <w:right w:w="100" w:type="dxa"/>
             </w:tcMar>
-            <w:vAlign w:val="center"/>
+            <w:shd w:fill="FFFFFF"/>
           </w:tcPr>
           <w:p>
             <w:pPr>
-              <w:keepNext w:val="0"/>
+              <w:spacing w:after="40" w:before="40" w:line="252" w:lineRule="auto"/>
             </w:pPr>
             <w:r>
-              <w:t>Home-only: ordinary launcher/worker with readable root-controlled public config and trust. Enrollment: add the setuid craft launcher, craft service account, craft-users and private keys/keytabs. Maintainer remains unprivileged.</w:t>
+              <w:rPr>
+                <w:sz w:val="20"/>
+              </w:rPr>
+              <w:t>Template-information extension must contain the configured template OID. The signing agent must be authorized for that template and recipient.</w:t>
+            </w:r>
+          </w:p>
+        </w:tc>
+      </w:tr>
+      <w:tr>
+        <w:trPr>
+          <w:cantSplit/>
+        </w:trPr>
+        <w:tc>
+          <w:tcPr>
+            <w:tcW w:type="dxa" w:w="1944"/>
+            <w:vAlign w:val="center"/>
+            <w:tcMar>
+              <w:top w:w="100" w:type="dxa"/>
+              <w:left w:w="100" w:type="dxa"/>
+              <w:bottom w:w="100" w:type="dxa"/>
+              <w:right w:w="100" w:type="dxa"/>
+            </w:tcMar>
+            <w:shd w:fill="F3F6FA"/>
+          </w:tcPr>
+          <w:p>
+            <w:pPr>
+              <w:spacing w:after="40" w:before="40" w:line="252" w:lineRule="auto"/>
+            </w:pPr>
+            <w:r>
+              <w:rPr>
+                <w:sz w:val="20"/>
+              </w:rPr>
+              <w:t>Validity</w:t>
+            </w:r>
+          </w:p>
+        </w:tc>
+        <w:tc>
+          <w:tcPr>
+            <w:tcW w:type="dxa" w:w="8338"/>
+            <w:vAlign w:val="center"/>
+            <w:tcMar>
+              <w:top w:w="100" w:type="dxa"/>
+              <w:left w:w="100" w:type="dxa"/>
+              <w:bottom w:w="100" w:type="dxa"/>
+              <w:right w:w="100" w:type="dxa"/>
+            </w:tcMar>
+            <w:shd w:fill="F3F6FA"/>
+          </w:tcPr>
+          <w:p>
+            <w:pPr>
+              <w:spacing w:after="40" w:before="40" w:line="252" w:lineRule="auto"/>
+            </w:pPr>
+            <w:r>
+              <w:rPr>
+                <w:sz w:val="20"/>
+              </w:rPr>
+              <w:t>Current validity with more than 60 seconds remaining. Default cap is ten hours total notBefore-to-notAfter, including backdating, and ten hours remaining. The client refuses excessive validity rather than changing dates.</w:t>
+            </w:r>
+          </w:p>
+        </w:tc>
+      </w:tr>
+      <w:tr>
+        <w:trPr>
+          <w:cantSplit/>
+        </w:trPr>
+        <w:tc>
+          <w:tcPr>
+            <w:tcW w:type="dxa" w:w="1944"/>
+            <w:vAlign w:val="center"/>
+            <w:tcMar>
+              <w:top w:w="100" w:type="dxa"/>
+              <w:left w:w="100" w:type="dxa"/>
+              <w:bottom w:w="100" w:type="dxa"/>
+              <w:right w:w="100" w:type="dxa"/>
+            </w:tcMar>
+            <w:shd w:fill="FFFFFF"/>
+          </w:tcPr>
+          <w:p>
+            <w:pPr>
+              <w:spacing w:after="40" w:before="40" w:line="252" w:lineRule="auto"/>
+            </w:pPr>
+            <w:r>
+              <w:rPr>
+                <w:sz w:val="20"/>
+              </w:rPr>
+              <w:t>Trust and revocation</w:t>
+            </w:r>
+          </w:p>
+        </w:tc>
+        <w:tc>
+          <w:tcPr>
+            <w:tcW w:type="dxa" w:w="8338"/>
+            <w:vAlign w:val="center"/>
+            <w:tcMar>
+              <w:top w:w="100" w:type="dxa"/>
+              <w:left w:w="100" w:type="dxa"/>
+              <w:bottom w:w="100" w:type="dxa"/>
+              <w:right w:w="100" w:type="dxa"/>
+            </w:tcMar>
+            <w:shd w:fill="FFFFFF"/>
+          </w:tcPr>
+          <w:p>
+            <w:pPr>
+              <w:spacing w:after="40" w:before="40" w:line="252" w:lineRule="auto"/>
+            </w:pPr>
+            <w:r>
+              <w:rPr>
+                <w:sz w:val="20"/>
+              </w:rPr>
+              <w:t>Matching private key, configured CA chain and current CRLs for the user certificate and enrollment agent. KDC certificate trust and revocation are checked separately.</w:t>
+            </w:r>
+          </w:p>
+        </w:tc>
+      </w:tr>
+      <w:tr>
+        <w:trPr>
+          <w:cantSplit/>
+        </w:trPr>
+        <w:tc>
+          <w:tcPr>
+            <w:tcW w:type="dxa" w:w="1944"/>
+            <w:vAlign w:val="center"/>
+            <w:tcMar>
+              <w:top w:w="100" w:type="dxa"/>
+              <w:left w:w="100" w:type="dxa"/>
+              <w:bottom w:w="100" w:type="dxa"/>
+              <w:right w:w="100" w:type="dxa"/>
+            </w:tcMar>
+            <w:shd w:fill="F3F6FA"/>
+          </w:tcPr>
+          <w:p>
+            <w:pPr>
+              <w:spacing w:after="40" w:before="40" w:line="252" w:lineRule="auto"/>
+            </w:pPr>
+            <w:r>
+              <w:rPr>
+                <w:sz w:val="20"/>
+              </w:rPr>
+              <w:t>Agent profile</w:t>
+            </w:r>
+          </w:p>
+        </w:tc>
+        <w:tc>
+          <w:tcPr>
+            <w:tcW w:type="dxa" w:w="8338"/>
+            <w:vAlign w:val="center"/>
+            <w:tcMar>
+              <w:top w:w="100" w:type="dxa"/>
+              <w:left w:w="100" w:type="dxa"/>
+              <w:bottom w:w="100" w:type="dxa"/>
+              <w:right w:w="100" w:type="dxa"/>
+            </w:tcMar>
+            <w:shd w:fill="F3F6FA"/>
+          </w:tcPr>
+          <w:p>
+            <w:pPr>
+              <w:spacing w:after="40" w:before="40" w:line="252" w:lineRule="auto"/>
+            </w:pPr>
+            <w:r>
+              <w:rPr>
+                <w:sz w:val="20"/>
+              </w:rPr>
+              <w:t>Certificate Request Agent EKU 1.3.6.1.4.1.311.20.2.1, matching private key, trusted chain and current CRLs. Scope comes from CA restrictions, not that EKU.</w:t>
             </w:r>
           </w:p>
         </w:tc>
@@ -1034,20 +1713,20 @@
     </w:tbl>
     <w:p>
       <w:pPr>
-        <w:pStyle w:val="CodeBlock"/>
-        <w:shd w:val="clear" w:color="auto" w:fill="F2F5F7"/>
-        <w:spacing w:before="100"/>
+        <w:spacing w:after="0"/>
+      </w:pPr>
+    </w:p>
+    <w:p>
+      <w:pPr>
+        <w:pStyle w:val="Heading2"/>
       </w:pPr>
       <w:r>
-        <w:t>cmake -S source -B build -DCMAKE_BUILD_TYPE=Release</w:t>
+        <w:t>Shared ticket policy</w:t>
       </w:r>
+    </w:p>
+    <w:p>
       <w:r>
-        <w:br/>
-        <w:t>cmake --build build -j2</w:t>
-      </w:r>
-      <w:r>
-        <w:br/>
-        <w:t>ctest --test-dir build --output-on-failure</w:t>
+        <w:t>tgt_seconds=36000 and renew_seconds=604800 request ten-hour initial validity and seven-day renewal in every mode. The KDC decides the actual grant, including certificate/key-lifetime constraints. Strict require_full_tgt_lifetime=yes rejects shortened grants and preserves the cache; no accepts them with a warning. CRAFT never rewrites issued ticket times. AES256/AES128 are required for both session keys and outer ticket encryption.</w:t>
       </w:r>
     </w:p>
     <w:p>
@@ -1055,143 +1734,650 @@
         <w:pStyle w:val="Heading2"/>
       </w:pPr>
       <w:r>
-        <w:rPr>
-          <w:color w:val="000000"/>
-        </w:rPr>
-        <w:t>Acceptance Checks</w:t>
-      </w:r>
-    </w:p>
-    <w:p>
-      <w:pPr/>
-      <w:r>
-        <w:t>Home mode: validate ordinary non-setuid execution with no enrollment credentials. Confirm the supplied pair takes priority, no directory/CES/rate-limit access occurs, and inherited no_new_privs works. Test partial/unsafe pairs, revocation, certificate replacement and a valid certificate for another KDC account; failures must preserve the cache.</w:t>
+        <w:t>Generated common name</w:t>
       </w:r>
     </w:p>
     <w:p>
       <w:r>
-        <w:t>Enrollment: verify directory UPN lookup, agent/recipient restrictions and CA audit identity. Inspect issued UPN, template, key, three EKUs, CN behavior, chain, CRLs and total validity; confirm CA SID issuance and DC mapping.</w:t>
+        <w:t>certificate_cn={user} controls the mode 1 CSR CN and mode 2 local-certificate CN. Tokens are {user}, directory-resolved {upn} and {domain}; the result must be 1-64 printable ASCII characters. A CA-built subject can override the CSR. The setting does not alter mode 3's supplied certificate or the requested principal. Preserve UPN/SID binding and recipient restrictions when configuring CA subject policy.</w:t>
+      </w:r>
+    </w:p>
+    <w:p>
+      <w:hyperlink r:id="rId28">
+        <w:r>
+          <w:rPr>
+            <w:color w:val="315DC0"/>
+            <w:u w:val="single"/>
+          </w:rPr>
+          <w:t>Windows enrollment preparation</w:t>
+        </w:r>
+      </w:hyperlink>
+      <w:r>
+        <w:t xml:space="preserve">  |  </w:t>
+      </w:r>
+      <w:hyperlink r:id="rId29">
+        <w:r>
+          <w:rPr>
+            <w:color w:val="315DC0"/>
+            <w:u w:val="single"/>
+          </w:rPr>
+          <w:t>Configuration example</w:t>
+        </w:r>
+      </w:hyperlink>
+    </w:p>
+    <w:p>
+      <w:r>
+        <w:br w:type="page"/>
+      </w:r>
+    </w:p>
+    <w:p>
+      <w:pPr>
+        <w:pStyle w:val="Heading1"/>
+      </w:pPr>
+      <w:r>
+        <w:t>Mode 2 privileged credential linking setup</w:t>
+      </w:r>
+    </w:p>
+    <w:p>
+      <w:hyperlink r:id="rId21">
+        <w:r>
+          <w:rPr>
+            <w:color w:val="315DC0"/>
+            <w:u w:val="single"/>
+          </w:rPr>
+          <w:t>Complete mode 2 setup</w:t>
+        </w:r>
+      </w:hyperlink>
+      <w:r>
+        <w:t xml:space="preserve">  |  </w:t>
+      </w:r>
+      <w:hyperlink r:id="rId30">
+        <w:r>
+          <w:rPr>
+            <w:color w:val="315DC0"/>
+            <w:u w:val="single"/>
+          </w:rPr>
+          <w:t>Credential-linking diagram</w:t>
+        </w:r>
+      </w:hyperlink>
+      <w:r>
+        <w:t xml:space="preserve">  |  </w:t>
+      </w:r>
+      <w:hyperlink r:id="rId31">
+        <w:r>
+          <w:rPr>
+            <w:color w:val="315DC0"/>
+            <w:u w:val="single"/>
+          </w:rPr>
+          <w:t>Directory delegation</w:t>
+        </w:r>
+      </w:hyperlink>
+    </w:p>
+    <w:p>
+      <w:r>
+        <w:t>Complete shared Linux and privileged installation. Provision the service principal with AES keys and install submitter.keytab as root:craft mode 0640. Use a schema exposing msDS-KeyCredentialLink and a writable KDC supporting NGC/Key Trust, as provided by Windows Server 2016 or later. A domain-functional-level label alone does not establish these capabilities. The KDC still needs a trusted PKINIT certificate and current CRLs.</w:t>
       </w:r>
     </w:p>
     <w:p>
       <w:r>
-        <w:t>Both workflows: invoke craft directly as the intended non-root user. Inspect caller-owned cache mode, returned Linux-name principal, TGT times, renewable/nonforwardable/nonproxiable flags and AES session/ticket encryption with klist -ef.</w:t>
+        <w:t>Pin the same writable DC in krb5.conf and kt_dc_url so its KDC sees the new key immediately. The LDAP SASL/GSSAPI bind must provide integrity and confidentiality. For Key Trust alone, remove the optional pkinit_pool reference to user-certificate ca-trust.pem if unnecessary, or point it at a root-controlled bundle of KDC intermediates; retain KDC anchors and CRL checking.</w:t>
       </w:r>
     </w:p>
     <w:p>
       <w:pPr>
         <w:pStyle w:val="CodeBlock"/>
-        <w:shd w:val="clear" w:color="auto" w:fill="F2F5F7"/>
+        <w:keepLines/>
       </w:pPr>
       <w:r>
-        <w:t>if cache=$(/usr/local/bin/craft); then</w:t>
-      </w:r>
-      <w:r>
+        <w:t>enabled=no</w:t>
         <w:br/>
-        <w:t xml:space="preserve">    export KRB5CCNAME="$cache"</w:t>
-      </w:r>
-      <w:r>
+        <w:t>domain=domain.local</w:t>
         <w:br/>
-        <w:t xml:space="preserve">    klist -ef -c "$KRB5CCNAME"</w:t>
-      </w:r>
-      <w:r>
+        <w:t>realm=DOMAIN.LOCAL</w:t>
         <w:br/>
-        <w:t>fi</w:t>
+        <w:t>mechanism=key_trust</w:t>
+        <w:br/>
+        <w:t>service_principal=svc-linux-enroll@DOMAIN.LOCAL</w:t>
+        <w:br/>
+        <w:t>kt_dc_url=ldap://dc01.domain.local</w:t>
+        <w:br/>
+        <w:t>tgt_seconds=36000</w:t>
+        <w:br/>
+        <w:t>renew_seconds=604800</w:t>
+        <w:br/>
+        <w:t>require_full_tgt_lifetime=yes</w:t>
+        <w:br/>
+        <w:t>minimum_interval_seconds=60</w:t>
       </w:r>
     </w:p>
     <w:p>
       <w:r>
-        <w:t>Failure checks: preserve the existing cache for shortened strict-mode grants, unsafe homes, wrong mapping or keys, missing logon usage, revoked certificates, stale CRLs, RC4 and KDC failure. Home mode must not enroll after partial or invalid inputs. Enrollment also rejects wrong directory UPN/template and excessive certificate validity.</w:t>
+        <w:t>Delegate ReadProperty/WriteProperty on only msDS-KeyCredentialLink over a reviewed OU of ordinary users or a single user. The service account can authenticate as every target in that scope. Keep privileged identities out, protect the OU membership/ACL administrators, and prevent the service account from rewriting its delegation. Preview the helper rule before applying it:</w:t>
+      </w:r>
+    </w:p>
+    <w:p>
+      <w:pPr>
+        <w:pStyle w:val="CodeBlock"/>
+        <w:keepLines/>
+      </w:pPr>
+      <w:r>
+        <w:t>.\scripts\Grant-CRAFTKeyCredentialLink.ps1 -ServiceAccount svc-linux-enroll `</w:t>
+        <w:br/>
+        <w:t xml:space="preserve">    -TargetOU "OU=CRAFT Users,DC=domain,DC=local" -WhatIf</w:t>
       </w:r>
     </w:p>
     <w:p>
       <w:r>
-        <w:t>Test a real AD application and maintenance under the actual scheduler. Review AUTHPRIV/KDC logs and CA/CES logs for enrollment. Define supplied-pair replacement, credential rotation, CRL refresh, account lifecycle, cache protection and incident response.</w:t>
+        <w:t>CRAFT generates a fresh RSA-2048 key and locally issued certificate identity. The linked public key authorizes PKINIT, without user-certificate CA enrollment, CES, an agent or a template. MIT Kerberos handles PKINIT negotiation, including freshness tokens; validate against the actual KDC policy.</w:t>
       </w:r>
     </w:p>
     <w:p>
       <w:r>
-        <w:t>Offline fixtures remain synthetic. Installed home-mode PKINIT, service-ticket and failure checks passed against a disposable MIT KDC; this does not establish AD mapping or CES interoperability. Run current checks and complete the appropriate source/TESTING.md acceptance cases in your lab.</w:t>
+        <w:t>An independent process adds and removes CRAFT's exact value while preserving existing keys. Successful acquisition requires removal before cache publication. Cleanup also runs after acquisition failure or worker termination and retries uncertain directory outcomes. A continuing directory outage or host failure can leave a usable key. Failed cleanup blocks publication and reports a CRITICAL AUTHPRIV event when cleanup runs; remove residual credentials manually.</w:t>
+      </w:r>
+    </w:p>
+    <w:p>
+      <w:r>
+        <w:t>Review delegation and trust, set enabled=yes, and enable the setuid launcher. Test with both home PEM files absent. Verify the returned caller principal, attribute cleanup, existing-key preservation and directory refusal for out-of-scope accounts; repeat after revoking the delegation.</w:t>
+      </w:r>
+    </w:p>
+    <w:p>
+      <w:r>
+        <w:br w:type="page"/>
       </w:r>
     </w:p>
     <w:p>
       <w:pPr>
         <w:pStyle w:val="Heading1"/>
-        <w:pageBreakBefore/>
       </w:pPr>
       <w:r>
-        <w:rPr>
-          <w:color w:val="000000"/>
-        </w:rPr>
-        <w:lastRenderedPageBreak/>
-        <w:t>Long Running Jobs</w:t>
+        <w:t>Mode 3 unprivileged Windows exported certificate setup</w:t>
+      </w:r>
+    </w:p>
+    <w:p>
+      <w:hyperlink r:id="rId22">
+        <w:r>
+          <w:rPr>
+            <w:color w:val="315DC0"/>
+            <w:u w:val="single"/>
+          </w:rPr>
+          <w:t>Complete mode 3 setup</w:t>
+        </w:r>
+      </w:hyperlink>
+      <w:r>
+        <w:t xml:space="preserve">  |  </w:t>
+      </w:r>
+      <w:hyperlink r:id="rId32">
+        <w:r>
+          <w:rPr>
+            <w:color w:val="315DC0"/>
+            <w:u w:val="single"/>
+          </w:rPr>
+          <w:t>Windows export flow diagram</w:t>
+        </w:r>
+      </w:hyperlink>
+      <w:r>
+        <w:t xml:space="preserve">  |  </w:t>
+      </w:r>
+      <w:hyperlink r:id="rId33">
+        <w:r>
+          <w:rPr>
+            <w:color w:val="315DC0"/>
+            <w:u w:val="single"/>
+          </w:rPr>
+          <w:t>Windows helper details</w:t>
+        </w:r>
+      </w:hyperlink>
+    </w:p>
+    <w:p>
+      <w:r>
+        <w:t>Complete shared Linux installation with ordinary mode-0755 executables. No setuid bit, service account, caller group, service keytab, LDAP lookup, CES or /run/craft is needed for Linux acquisition. Host installation and public Kerberos/trust provisioning remain administrator tasks.</w:t>
       </w:r>
     </w:p>
     <w:p>
       <w:r>
-        <w:t>After building, install the maintainer as an ordinary executable alongside the launcher:</w:t>
+        <w:t>On Windows, run the helper as the intended signed-in domain user without elevation. Choose the template's internal name or OID, with direct user enrollment, exportable software keys and a KDC-accepted identity/profile. Windows PowerShell and its PKI module use AD enrollment policy to select an eligible CA. No OpenSSL or enrollment-agent credential is required.</w:t>
       </w:r>
     </w:p>
     <w:p>
       <w:pPr>
         <w:pStyle w:val="CodeBlock"/>
+        <w:keepLines/>
       </w:pPr>
       <w:r>
-        <w:t>sudo install -o root -g root -m 0755 \</w:t>
-        <w:br/>
-        <w:t xml:space="preserve">    build/craft-maintain /usr/local/bin/craft-maintain</w:t>
+        <w:t>.\scripts\Request-CRAFT-Certificate.cmd UserLogon "C:\Users\Alice\CRAFT Certificate"</w:t>
       </w:r>
     </w:p>
     <w:p>
       <w:r>
-        <w:t>Requires Linux 5.3+, /proc and system /etc/krb5.conf matching the configured realm/KDC and AES policy. Public /etc/craft configuration and trust remain root-controlled and readable; enrollment keys/keytabs remain private. Home-only refresh works under no_new_privs. Enrollment fallback requires later setuid craft calls; the scheduler must retain background processes.</w:t>
-      </w:r>
-    </w:p>
-    <w:p>
-      <w:r>
-        <w:t>Start once as the batch user. Watch its shell or persistent job controller; exec preserves the shell PID.</w:t>
+        <w:t>Securely transfer both exported user.pem and matching unencrypted PKCS#8 user.key to Linux after the helper returns successfully. Keep its private tracking metadata on Windows. As the intended Linux user, install the pair in the NSS-resolved home; HOME and XDG overrides do not change that location:</w:t>
       </w:r>
     </w:p>
     <w:p>
       <w:pPr>
         <w:pStyle w:val="CodeBlock"/>
+        <w:keepLines/>
       </w:pPr>
       <w:r>
-        <w:t>job_pid=$$</w:t>
-      </w:r>
-      <w:r>
+        <w:t>mkdir -p ~/.config/craft</w:t>
         <w:br/>
-        <w:t>cache=$(/usr/local/bin/craft-maintain --watch-pid "$job_pid") || exit "$?"</w:t>
-      </w:r>
-      <w:r>
+        <w:t>chmod 0700 ~/.config/craft</w:t>
         <w:br/>
-        <w:t>export KRB5CCNAME="$cache"</w:t>
+        <w:t>install -m 0600 /path/to/transferred/user.pem ~/.config/craft/user.pem</w:t>
+        <w:br/>
+        <w:t>install -m 0600 /path/to/transferred/user.key ~/.config/craft/user.key</w:t>
       </w:r>
     </w:p>
     <w:p>
       <w:r>
-        <w:t>Renewal uses the cache alone. Fresh authentication occurs near the renewal deadline and invokes craft with home-pair priority: reuse a valid pair, or enroll when both files are absent. Ten-hour/seven-day grants normally renew at eight hours and refresh around day six. Optional --max-duration 21d adds a cutoff; concurrent jobs share cache updates and fresh-acquisition backoff.</w:t>
+        <w:t>Both files must be caller-owned regular files, nonempty, at most 1 MiB and have one hard link. Symlinks are refused. The key must be unencrypted with no group/other permissions; the certificate must not be group/world-writable. The home, .config and craft directories must be caller-owned and not group/world-writable. Direct PFX loading, passphrase prompts, PKCS#11 and hardware-key backends are unsupported.</w:t>
       </w:r>
     </w:p>
     <w:p>
       <w:pPr>
         <w:pStyle w:val="CodeBlock"/>
+        <w:keepLines/>
       </w:pPr>
       <w:r>
-        <w:t>/usr/local/bin/craft-maintain --status --watch-pid "$job_pid"</w:t>
-      </w:r>
-      <w:r>
+        <w:t>enabled=no</w:t>
         <w:br/>
-        <w:t>klist -ef -c "$KRB5CCNAME"</w:t>
+        <w:t>domain=domain.local</w:t>
+        <w:br/>
+        <w:t>realm=DOMAIN.LOCAL</w:t>
+        <w:br/>
+        <w:t>tgt_seconds=36000</w:t>
+        <w:br/>
+        <w:t>renew_seconds=604800</w:t>
+        <w:br/>
+        <w:t>require_full_tgt_lifetime=yes</w:t>
       </w:r>
     </w:p>
     <w:p>
       <w:r>
-        <w:t>Status reports ready/retrying/expired/stopped/failed, Unix ticket times and errors; a successful read does not prove credential health. Status files and the shared cache remain after exit. Refresh failures preserve cached credentials and retry; later failures do not stop the job.</w:t>
+        <w:t>Provide root-owned mode-0644 CA and KDC trust bundles with current CRLs. The user certificate must match the key; have explicit CA:FALSE without a path length, digitalSignature without certificate/CRL signing, Smart Card Logon or PKINIT Client Authentication EKU, exactly one well-formed UPN SAN, and current validity. The KDC must map it to &lt;Linux username&gt;@&lt;realm&gt;. CRAFT does not query the directory UPN or pin the enrollment template/ten-hour certificate cap in this mode.</w:t>
       </w:r>
     </w:p>
     <w:p>
       <w:r>
-        <w:t>Test renewal, rollover, certificate replacement, outages, reconnects and concurrent jobs under the actual scheduler. Renewal can outlast certificate expiry; fresh PKINIT needs a valid pair or authorized enrollment. Confirm maintenance stops with its watched PID. Keep CRLs and the selected credentials current; CRAFT does not renew or delete supplied home certificates.</w:t>
+        <w:t>Set enabled=yes when ready. There is no mechanism=home setting: the complete PEM pair selects this path, including on privileged installations. Partial or invalid pairs fail without fallback. Repeat the Windows helper to check renewal and transfer replacements before expiry. Its default window is one calendar month; /RenewBeforeDays changes it, and /DeleteAfterExport optionally removes the Windows-store certificate. Neither the helper nor CRAFT schedules or transfers replacements automatically.</w:t>
+      </w:r>
+    </w:p>
+    <w:p>
+      <w:r>
+        <w:br w:type="page"/>
+      </w:r>
+    </w:p>
+    <w:p>
+      <w:pPr>
+        <w:pStyle w:val="Heading1"/>
+      </w:pPr>
+      <w:r>
+        <w:t>Acceptance checks and ongoing operation</w:t>
+      </w:r>
+    </w:p>
+    <w:p>
+      <w:r>
+        <w:t>Run the offline checks, then validate the chosen installed mode against disposable identities in an isolated AD lab. Offline fixtures or a successful MIT KDC trial do not establish AD certificate mapping, CES interoperability, the directory delegation or the installed setuid boundary.</w:t>
+      </w:r>
+    </w:p>
+    <w:tbl>
+      <w:tblPr>
+        <w:tblW w:type="auto" w:w="0"/>
+        <w:tblLayout w:type="fixed"/>
+        <w:tblLook w:firstColumn="1" w:firstRow="1" w:lastColumn="0" w:lastRow="0" w:noHBand="0" w:noVBand="1" w:val="04A0"/>
+        <w:tblBorders>
+          <w:top w:val="single" w:sz="4" w:color="D9D9D9"/>
+          <w:left w:val="single" w:sz="4" w:color="D9D9D9"/>
+          <w:bottom w:val="single" w:sz="4" w:color="D9D9D9"/>
+          <w:right w:val="single" w:sz="4" w:color="D9D9D9"/>
+          <w:insideH w:val="single" w:sz="4" w:color="D9D9D9"/>
+          <w:insideV w:val="single" w:sz="4" w:color="D9D9D9"/>
+        </w:tblBorders>
+      </w:tblPr>
+      <w:tblGrid>
+        <w:gridCol w:w="1872"/>
+        <w:gridCol w:w="8410"/>
+      </w:tblGrid>
+      <w:tr>
+        <w:trPr>
+          <w:tblHeader/>
+          <w:cantSplit/>
+        </w:trPr>
+        <w:tc>
+          <w:tcPr>
+            <w:tcW w:type="dxa" w:w="1872"/>
+            <w:vAlign w:val="center"/>
+            <w:tcMar>
+              <w:top w:w="100" w:type="dxa"/>
+              <w:left w:w="100" w:type="dxa"/>
+              <w:bottom w:w="100" w:type="dxa"/>
+              <w:right w:w="100" w:type="dxa"/>
+            </w:tcMar>
+            <w:shd w:fill="18334A"/>
+          </w:tcPr>
+          <w:p>
+            <w:pPr>
+              <w:spacing w:after="40" w:before="40" w:line="252" w:lineRule="auto"/>
+            </w:pPr>
+            <w:r>
+              <w:rPr>
+                <w:b/>
+                <w:color w:val="FFFFFF"/>
+                <w:sz w:val="20"/>
+              </w:rPr>
+              <w:t>Scope</w:t>
+            </w:r>
+          </w:p>
+        </w:tc>
+        <w:tc>
+          <w:tcPr>
+            <w:tcW w:type="dxa" w:w="8410"/>
+            <w:vAlign w:val="center"/>
+            <w:tcMar>
+              <w:top w:w="100" w:type="dxa"/>
+              <w:left w:w="100" w:type="dxa"/>
+              <w:bottom w:w="100" w:type="dxa"/>
+              <w:right w:w="100" w:type="dxa"/>
+            </w:tcMar>
+            <w:shd w:fill="18334A"/>
+          </w:tcPr>
+          <w:p>
+            <w:pPr>
+              <w:spacing w:after="40" w:before="40" w:line="252" w:lineRule="auto"/>
+            </w:pPr>
+            <w:r>
+              <w:rPr>
+                <w:b/>
+                <w:color w:val="FFFFFF"/>
+                <w:sz w:val="20"/>
+              </w:rPr>
+              <w:t>Required observations</w:t>
+            </w:r>
+          </w:p>
+        </w:tc>
+      </w:tr>
+      <w:tr>
+        <w:trPr>
+          <w:cantSplit/>
+        </w:trPr>
+        <w:tc>
+          <w:tcPr>
+            <w:tcW w:type="dxa" w:w="1872"/>
+            <w:vAlign w:val="center"/>
+            <w:tcMar>
+              <w:top w:w="100" w:type="dxa"/>
+              <w:left w:w="100" w:type="dxa"/>
+              <w:bottom w:w="100" w:type="dxa"/>
+              <w:right w:w="100" w:type="dxa"/>
+            </w:tcMar>
+            <w:shd w:fill="F3F6FA"/>
+          </w:tcPr>
+          <w:p>
+            <w:pPr>
+              <w:spacing w:after="40" w:before="40" w:line="252" w:lineRule="auto"/>
+            </w:pPr>
+            <w:r>
+              <w:rPr>
+                <w:sz w:val="20"/>
+              </w:rPr>
+              <w:t>Every mode</w:t>
+            </w:r>
+          </w:p>
+        </w:tc>
+        <w:tc>
+          <w:tcPr>
+            <w:tcW w:type="dxa" w:w="8410"/>
+            <w:vAlign w:val="center"/>
+            <w:tcMar>
+              <w:top w:w="100" w:type="dxa"/>
+              <w:left w:w="100" w:type="dxa"/>
+              <w:bottom w:w="100" w:type="dxa"/>
+              <w:right w:w="100" w:type="dxa"/>
+            </w:tcMar>
+            <w:shd w:fill="F3F6FA"/>
+          </w:tcPr>
+          <w:p>
+            <w:pPr>
+              <w:spacing w:after="40" w:before="40" w:line="252" w:lineRule="auto"/>
+            </w:pPr>
+            <w:r>
+              <w:rPr>
+                <w:sz w:val="20"/>
+              </w:rPr>
+              <w:t>Run as the intended non-root user without sudo. Confirm Linux-name principal, caller-owned mode-0600 cache, renewable/nonforwardable/nonproxiable flags, AES session/ticket encryption and actual lifetimes. Test a real Kerberos-enabled service.</w:t>
+            </w:r>
+          </w:p>
+        </w:tc>
+      </w:tr>
+      <w:tr>
+        <w:trPr>
+          <w:cantSplit/>
+        </w:trPr>
+        <w:tc>
+          <w:tcPr>
+            <w:tcW w:type="dxa" w:w="1872"/>
+            <w:vAlign w:val="center"/>
+            <w:tcMar>
+              <w:top w:w="100" w:type="dxa"/>
+              <w:left w:w="100" w:type="dxa"/>
+              <w:bottom w:w="100" w:type="dxa"/>
+              <w:right w:w="100" w:type="dxa"/>
+            </w:tcMar>
+            <w:shd w:fill="FFFFFF"/>
+          </w:tcPr>
+          <w:p>
+            <w:pPr>
+              <w:spacing w:after="40" w:before="40" w:line="252" w:lineRule="auto"/>
+            </w:pPr>
+            <w:r>
+              <w:rPr>
+                <w:sz w:val="20"/>
+              </w:rPr>
+              <w:t>Selection and failure</w:t>
+            </w:r>
+          </w:p>
+        </w:tc>
+        <w:tc>
+          <w:tcPr>
+            <w:tcW w:type="dxa" w:w="8410"/>
+            <w:vAlign w:val="center"/>
+            <w:tcMar>
+              <w:top w:w="100" w:type="dxa"/>
+              <w:left w:w="100" w:type="dxa"/>
+              <w:bottom w:w="100" w:type="dxa"/>
+              <w:right w:w="100" w:type="dxa"/>
+            </w:tcMar>
+            <w:shd w:fill="FFFFFF"/>
+          </w:tcPr>
+          <w:p>
+            <w:pPr>
+              <w:spacing w:after="40" w:before="40" w:line="252" w:lineRule="auto"/>
+            </w:pPr>
+            <w:r>
+              <w:rPr>
+                <w:sz w:val="20"/>
+              </w:rPr>
+              <w:t>The complete home pair takes priority. Partial/unsafe/invalid files must preserve the cache without either privileged mechanism. With both absent, use only the configured mechanism. Test wrong mapping, stale required CRLs, key mismatch, KDC outage, RC4 and shortened strict-mode grants.</w:t>
+            </w:r>
+          </w:p>
+        </w:tc>
+      </w:tr>
+      <w:tr>
+        <w:trPr>
+          <w:cantSplit/>
+        </w:trPr>
+        <w:tc>
+          <w:tcPr>
+            <w:tcW w:type="dxa" w:w="1872"/>
+            <w:vAlign w:val="center"/>
+            <w:tcMar>
+              <w:top w:w="100" w:type="dxa"/>
+              <w:left w:w="100" w:type="dxa"/>
+              <w:bottom w:w="100" w:type="dxa"/>
+              <w:right w:w="100" w:type="dxa"/>
+            </w:tcMar>
+            <w:shd w:fill="F3F6FA"/>
+          </w:tcPr>
+          <w:p>
+            <w:pPr>
+              <w:spacing w:after="40" w:before="40" w:line="252" w:lineRule="auto"/>
+            </w:pPr>
+            <w:r>
+              <w:rPr>
+                <w:sz w:val="20"/>
+              </w:rPr>
+              <w:t>1  Enrollment</w:t>
+            </w:r>
+          </w:p>
+        </w:tc>
+        <w:tc>
+          <w:tcPr>
+            <w:tcW w:type="dxa" w:w="8410"/>
+            <w:vAlign w:val="center"/>
+            <w:tcMar>
+              <w:top w:w="100" w:type="dxa"/>
+              <w:left w:w="100" w:type="dxa"/>
+              <w:bottom w:w="100" w:type="dxa"/>
+              <w:right w:w="100" w:type="dxa"/>
+            </w:tcMar>
+            <w:shd w:fill="F3F6FA"/>
+          </w:tcPr>
+          <w:p>
+            <w:pPr>
+              <w:spacing w:after="40" w:before="40" w:line="252" w:lineRule="auto"/>
+            </w:pPr>
+            <w:r>
+              <w:rPr>
+                <w:sz w:val="20"/>
+              </w:rPr>
+              <w:t>Inspect UPN, CA SID mapping, template, three EKUs, matching key, CN behavior, chain/CRLs and total validity. Prove CA denial for unauthorized agents/templates/recipients and correlate CA/CES audit identity.</w:t>
+            </w:r>
+          </w:p>
+        </w:tc>
+      </w:tr>
+      <w:tr>
+        <w:trPr>
+          <w:cantSplit/>
+        </w:trPr>
+        <w:tc>
+          <w:tcPr>
+            <w:tcW w:type="dxa" w:w="1872"/>
+            <w:vAlign w:val="center"/>
+            <w:tcMar>
+              <w:top w:w="100" w:type="dxa"/>
+              <w:left w:w="100" w:type="dxa"/>
+              <w:bottom w:w="100" w:type="dxa"/>
+              <w:right w:w="100" w:type="dxa"/>
+            </w:tcMar>
+            <w:shd w:fill="FFFFFF"/>
+          </w:tcPr>
+          <w:p>
+            <w:pPr>
+              <w:spacing w:after="40" w:before="40" w:line="252" w:lineRule="auto"/>
+            </w:pPr>
+            <w:r>
+              <w:rPr>
+                <w:sz w:val="20"/>
+              </w:rPr>
+              <w:t>2  Credential linking</w:t>
+            </w:r>
+          </w:p>
+        </w:tc>
+        <w:tc>
+          <w:tcPr>
+            <w:tcW w:type="dxa" w:w="8410"/>
+            <w:vAlign w:val="center"/>
+            <w:tcMar>
+              <w:top w:w="100" w:type="dxa"/>
+              <w:left w:w="100" w:type="dxa"/>
+              <w:bottom w:w="100" w:type="dxa"/>
+              <w:right w:w="100" w:type="dxa"/>
+            </w:tcMar>
+            <w:shd w:fill="FFFFFF"/>
+          </w:tcPr>
+          <w:p>
+            <w:pPr>
+              <w:spacing w:after="40" w:before="40" w:line="252" w:lineRule="auto"/>
+            </w:pPr>
+            <w:r>
+              <w:rPr>
+                <w:sz w:val="20"/>
+              </w:rPr>
+              <w:t>Prove scoped attribute rights and denial outside the scope. Inspect the added/removed value and existing keys before and after success, failed PKINIT and interruption. Force cleanup failure, verify refusal to publish and remove the residual key. Test revocation of delegation and KDC freshness interoperability.</w:t>
+            </w:r>
+          </w:p>
+        </w:tc>
+      </w:tr>
+      <w:tr>
+        <w:trPr>
+          <w:cantSplit/>
+        </w:trPr>
+        <w:tc>
+          <w:tcPr>
+            <w:tcW w:type="dxa" w:w="1872"/>
+            <w:vAlign w:val="center"/>
+            <w:tcMar>
+              <w:top w:w="100" w:type="dxa"/>
+              <w:left w:w="100" w:type="dxa"/>
+              <w:bottom w:w="100" w:type="dxa"/>
+              <w:right w:w="100" w:type="dxa"/>
+            </w:tcMar>
+            <w:shd w:fill="F3F6FA"/>
+          </w:tcPr>
+          <w:p>
+            <w:pPr>
+              <w:spacing w:after="40" w:before="40" w:line="252" w:lineRule="auto"/>
+            </w:pPr>
+            <w:r>
+              <w:rPr>
+                <w:sz w:val="20"/>
+              </w:rPr>
+              <w:t>3  Windows export</w:t>
+            </w:r>
+          </w:p>
+        </w:tc>
+        <w:tc>
+          <w:tcPr>
+            <w:tcW w:type="dxa" w:w="8410"/>
+            <w:vAlign w:val="center"/>
+            <w:tcMar>
+              <w:top w:w="100" w:type="dxa"/>
+              <w:left w:w="100" w:type="dxa"/>
+              <w:bottom w:w="100" w:type="dxa"/>
+              <w:right w:w="100" w:type="dxa"/>
+            </w:tcMar>
+            <w:shd w:fill="F3F6FA"/>
+          </w:tcPr>
+          <w:p>
+            <w:pPr>
+              <w:spacing w:after="40" w:before="40" w:line="252" w:lineRule="auto"/>
+            </w:pPr>
+            <w:r>
+              <w:rPr>
+                <w:sz w:val="20"/>
+              </w:rPr>
+              <w:t>Verify ordinary Linux execution without service credentials or runtime directory, safe Windows PEM export/transfer, KDC mapping, certificate replacement and inherited no_new_privs. Wrong-account and unsafe/partial pairs must preserve the cache.</w:t>
+            </w:r>
+          </w:p>
+        </w:tc>
+      </w:tr>
+    </w:tbl>
+    <w:p>
+      <w:pPr>
+        <w:spacing w:after="0"/>
+      </w:pPr>
+    </w:p>
+    <w:p>
+      <w:pPr>
+        <w:pStyle w:val="CodeBlock"/>
+        <w:keepLines/>
+      </w:pPr>
+      <w:r>
+        <w:t>cache=$(/usr/local/bin/craft) || exit "$?"</w:t>
+        <w:br/>
+        <w:t>export KRB5CCNAME="$cache"</w:t>
+        <w:br/>
+        <w:t>klist -ef -c "$KRB5CCNAME"</w:t>
       </w:r>
     </w:p>
     <w:p>
@@ -1199,25 +2385,52 @@
         <w:pStyle w:val="Heading2"/>
       </w:pPr>
       <w:r>
-        <w:rPr>
-          <w:color w:val="000000"/>
-        </w:rPr>
-        <w:t>Primary References</w:t>
+        <w:t>Long running jobs</w:t>
       </w:r>
     </w:p>
     <w:p>
       <w:pPr>
-        <w:pStyle w:val="SmallNote"/>
+        <w:pStyle w:val="CodeBlock"/>
+        <w:keepLines/>
       </w:pPr>
       <w:r>
-        <w:t xml:space="preserve">[1] </w:t>
+        <w:t>job_pid=$$</w:t>
+        <w:br/>
+        <w:t>cache=$(/usr/local/bin/craft-maintain --watch-pid "$job_pid") || exit "$?"</w:t>
+        <w:br/>
+        <w:t>export KRB5CCNAME="$cache"</w:t>
       </w:r>
-      <w:hyperlink r:id="rId9" w:anchor="section-3.2.3">
+    </w:p>
+    <w:p>
+      <w:r>
+        <w:t>The ordinary maintainer needs Linux 5.3+, /proc and system /etc/krb5.conf matching the pinned realm/KDC and AES policy. The scheduler must retain detached processes. Renewal uses the cache alone; fresh authentication applies the same three-mode selection. Keep CRLs, service credentials and supplied certificates current. Status/log failures preserve the cache and retry; later failures do not terminate the job.</w:t>
+      </w:r>
+    </w:p>
+    <w:p>
+      <w:r>
+        <w:t>Test renewal, fresh authentication near the absolute renewal deadline, outages, concurrent jobs and termination with the watched PID under the actual scheduler. Applications must reload refreshed credentials. Cache files remain after exit, and certificate expiry or directory-key removal does not revoke already-issued tickets.</w:t>
+      </w:r>
+    </w:p>
+    <w:p>
+      <w:hyperlink r:id="rId34">
         <w:r>
           <w:rPr>
-            <w:color w:val="087E8B"/>
+            <w:color w:val="315DC0"/>
+            <w:u w:val="single"/>
           </w:rPr>
-          <w:t>RFC 4556, sections 3.2.2–3.2.3: client certificate usage and ticket/key lifetime</w:t>
+          <w:t>Full acceptance cases</w:t>
+        </w:r>
+      </w:hyperlink>
+      <w:r>
+        <w:t xml:space="preserve">  |  </w:t>
+      </w:r>
+      <w:hyperlink r:id="rId35">
+        <w:r>
+          <w:rPr>
+            <w:color w:val="315DC0"/>
+            <w:u w:val="single"/>
+          </w:rPr>
+          <w:t>Maintenance setup and status</w:t>
         </w:r>
       </w:hyperlink>
     </w:p>
@@ -1226,129 +2439,26 @@
         <w:pStyle w:val="SmallNote"/>
       </w:pPr>
       <w:r>
-        <w:t xml:space="preserve">[2] </w:t>
+        <w:t xml:space="preserve">Source code, scripts, configuration examples and documentation are licensed under GNU GPL version 3 only (GPL-3.0-only). See </w:t>
       </w:r>
-      <w:hyperlink r:id="rId10">
+      <w:hyperlink r:id="rId39">
         <w:r>
           <w:rPr>
-            <w:color w:val="087E8B"/>
+            <w:color w:val="315DC0"/>
+            <w:u w:val="single"/>
           </w:rPr>
-          <w:t>Microsoft MS-WCCE: CA certificate SID security extension</w:t>
+          <w:t>LICENSE</w:t>
         </w:r>
       </w:hyperlink>
-    </w:p>
-    <w:p>
-      <w:pPr>
-        <w:pStyle w:val="SmallNote"/>
-      </w:pPr>
       <w:r>
-        <w:t xml:space="preserve">[3] </w:t>
-      </w:r>
-      <w:hyperlink r:id="rId11">
-        <w:r>
-          <w:rPr>
-            <w:color w:val="087E8B"/>
-          </w:rPr>
-          <w:t>Microsoft: Configure Certificate Enrollment Web Service</w:t>
-        </w:r>
-      </w:hyperlink>
-    </w:p>
-    <w:p>
-      <w:pPr>
-        <w:pStyle w:val="SmallNote"/>
-      </w:pPr>
-      <w:r>
-        <w:t xml:space="preserve">[4] </w:t>
-      </w:r>
-      <w:hyperlink r:id="rId12">
-        <w:r>
-          <w:rPr>
-            <w:color w:val="087E8B"/>
-          </w:rPr>
-          <w:t>MIT Kerberos: encryption types, ticket lifetime and KDC options</w:t>
-        </w:r>
-      </w:hyperlink>
-    </w:p>
-    <w:p>
-      <w:pPr>
-        <w:pStyle w:val="SmallNote"/>
-      </w:pPr>
-      <w:r>
-        <w:t xml:space="preserve">[5] </w:t>
-      </w:r>
-      <w:hyperlink r:id="rId13">
-        <w:r>
-          <w:rPr>
-            <w:color w:val="087E8B"/>
-          </w:rPr>
-          <w:t>MIT Kerberos: PKINIT configuration and Active Directory considerations</w:t>
-        </w:r>
-      </w:hyperlink>
-    </w:p>
-    <w:p>
-      <w:pPr>
-        <w:pStyle w:val="SmallNote"/>
-      </w:pPr>
-      <w:r>
-        <w:t xml:space="preserve">[6] </w:t>
-      </w:r>
-      <w:hyperlink r:id="rId14">
-        <w:r>
-          <w:rPr>
-            <w:color w:val="087E8B"/>
-          </w:rPr>
-          <w:t>Microsoft KB5014754: strong certificate-to-account mapping</w:t>
-        </w:r>
-      </w:hyperlink>
-    </w:p>
-    <w:p>
-      <w:pPr>
-        <w:pStyle w:val="SmallNote"/>
-      </w:pPr>
-      <w:r>
-        <w:t xml:space="preserve">[7] </w:t>
-      </w:r>
-      <w:hyperlink r:id="rId15">
-        <w:r>
-          <w:rPr>
-            <w:color w:val="087E8B"/>
-          </w:rPr>
-          <w:t>Microsoft: Maximum lifetime for user ticket (hours)</w:t>
-        </w:r>
-      </w:hyperlink>
-    </w:p>
-    <w:p>
-      <w:pPr>
-        <w:pStyle w:val="SmallNote"/>
-      </w:pPr>
-      <w:r>
-        <w:t>Source implementation and test suite: see source/ in the repository.</w:t>
-      </w:r>
-    </w:p>
-    <w:p>
-      <w:pPr>
-        <w:pStyle w:val="Heading2"/>
-      </w:pPr>
-      <w:r>
-        <w:rPr>
-          <w:color w:val="000000"/>
-        </w:rPr>
-        <w:t>License</w:t>
-      </w:r>
-    </w:p>
-    <w:p>
-      <w:pPr>
-        <w:pStyle w:val="SmallNote"/>
-      </w:pPr>
-      <w:r>
-        <w:t>CRAFT source code, scripts, configuration examples, and documentation are licensed under the GNU General Public License, version 3 (SPDX: GPL-3.0-only). See the repository LICENSE file or https://www.gnu.org/licenses/gpl-3.0.html for the full terms. This material is provided without warranty, as described in the license.</w:t>
+        <w:t xml:space="preserve"> for the terms and warranty disclaimer.</w:t>
       </w:r>
     </w:p>
     <w:sectPr>
       <w:headerReference w:type="default" r:id="rId16"/>
       <w:footerReference w:type="default" r:id="rId17"/>
       <w:pgSz w:w="12240" w:h="15840"/>
-      <w:pgMar w:top="893" w:right="979" w:bottom="864" w:left="979" w:header="360" w:footer="389" w:gutter="0"/>
+      <w:pgMar w:top="893" w:right="979" w:bottom="893" w:left="979" w:header="360" w:footer="360" w:gutter="0"/>
       <w:cols w:space="720"/>
       <w:docGrid w:linePitch="360"/>
     </w:sectPr>
@@ -1385,27 +2495,9 @@
 <w:ftr xmlns:wpc="http://schemas.microsoft.com/office/word/2010/wordprocessingCanvas" xmlns:cx="http://schemas.microsoft.com/office/drawing/2014/chartex" xmlns:cx1="http://schemas.microsoft.com/office/drawing/2015/9/8/chartex" xmlns:cx2="http://schemas.microsoft.com/office/drawing/2015/10/21/chartex" xmlns:cx3="http://schemas.microsoft.com/office/drawing/2016/5/9/chartex" xmlns:cx4="http://schemas.microsoft.com/office/drawing/2016/5/10/chartex" xmlns:cx5="http://schemas.microsoft.com/office/drawing/2016/5/11/chartex" xmlns:cx6="http://schemas.microsoft.com/office/drawing/2016/5/12/chartex" xmlns:cx7="http://schemas.microsoft.com/office/drawing/2016/5/13/chartex" xmlns:cx8="http://schemas.microsoft.com/office/drawing/2016/5/14/chartex" xmlns:mc="http://schemas.openxmlformats.org/markup-compatibility/2006" xmlns:aink="http://schemas.microsoft.com/office/drawing/2016/ink" xmlns:am3d="http://schemas.microsoft.com/office/drawing/2017/model3d" xmlns:o="urn:schemas-microsoft-com:office:office" xmlns:oel="http://schemas.microsoft.com/office/2019/extlst" xmlns:r="http://schemas.openxmlformats.org/officeDocument/2006/relationships" xmlns:m="http://schemas.openxmlformats.org/officeDocument/2006/math" xmlns:v="urn:schemas-microsoft-com:vml" xmlns:wp14="http://schemas.microsoft.com/office/word/2010/wordprocessingDrawing" xmlns:wp="http://schemas.openxmlformats.org/drawingml/2006/wordprocessingDrawing" xmlns:w10="urn:schemas-microsoft-com:office:word" xmlns:w="http://schemas.openxmlformats.org/wordprocessingml/2006/main" xmlns:w14="http://schemas.microsoft.com/office/word/2010/wordml" xmlns:w15="http://schemas.microsoft.com/office/word/2012/wordml" xmlns:w16cex="http://schemas.microsoft.com/office/word/2018/wordml/cex" xmlns:w16cid="http://schemas.microsoft.com/office/word/2016/wordml/cid" xmlns:w16="http://schemas.microsoft.com/office/word/2018/wordml" xmlns:w16du="http://schemas.microsoft.com/office/word/2023/wordml/word16du" xmlns:w16sdtdh="http://schemas.microsoft.com/office/word/2020/wordml/sdtdatahash" xmlns:w16sdtfl="http://schemas.microsoft.com/office/word/2024/wordml/sdtformatlock" xmlns:w16se="http://schemas.microsoft.com/office/word/2015/wordml/symex" xmlns:wpg="http://schemas.microsoft.com/office/word/2010/wordprocessingGroup" xmlns:wpi="http://schemas.microsoft.com/office/word/2010/wordprocessingInk" xmlns:wne="http://schemas.microsoft.com/office/word/2006/wordml" xmlns:wps="http://schemas.microsoft.com/office/word/2010/wordprocessingShape" mc:Ignorable="w14 w15 w16se w16cid w16 w16cex w16sdtdh w16sdtfl w16du wp14">
   <w:p>
     <w:pPr>
-      <w:pStyle w:val="SmallNote"/>
       <w:jc w:val="right"/>
     </w:pPr>
-    <w:r>
-      <w:fldChar w:fldCharType="begin"/>
-    </w:r>
-    <w:r>
-      <w:instrText>PAGE</w:instrText>
-    </w:r>
-    <w:r>
-      <w:fldChar w:fldCharType="separate"/>
-    </w:r>
-    <w:r>
-      <w:rPr>
-        <w:noProof/>
-      </w:rPr>
-      <w:t>1</w:t>
-    </w:r>
-    <w:r>
-      <w:fldChar w:fldCharType="end"/>
-    </w:r>
+    <w:fldSimple w:instr="PAGE"/>
   </w:p>
 </w:ftr>
 </file>
@@ -1443,9 +2535,10 @@
     </w:pPr>
     <w:r>
       <w:rPr>
-        <w:color w:val="5B6770"/>
-      </w:rPr>
-      <w:t>CRAFT     •     02  /  Configuration &amp; Validation</w:t>
+        <w:color w:val="000000"/>
+        <w:sz w:val="18"/>
+      </w:rPr>
+      <w:t>CRAFT | CRAFT Configuration and Validation</w:t>
     </w:r>
   </w:p>
 </w:hdr>
@@ -2045,10 +3138,11 @@
     <w:qFormat/>
     <w:rsid w:val="00FC693F"/>
     <w:pPr>
-      <w:spacing w:after="120" w:line="252" w:lineRule="auto"/>
+      <w:spacing w:after="140" w:line="259" w:lineRule="auto"/>
     </w:pPr>
     <w:rPr>
       <w:rFonts w:ascii="Calibri" w:hAnsi="Calibri"/>
+      <w:color w:val="000000"/>
       <w:sz w:val="21"/>
     </w:rPr>
   </w:style>
@@ -2063,11 +3157,11 @@
     <w:pPr>
       <w:keepNext/>
       <w:keepLines/>
-      <w:spacing w:before="180"/>
+      <w:spacing w:before="200" w:after="100"/>
       <w:outlineLvl w:val="0"/>
     </w:pPr>
     <w:rPr>
-      <w:rFonts w:asciiTheme="majorHAnsi" w:eastAsiaTheme="majorEastAsia" w:hAnsiTheme="majorHAnsi" w:cstheme="majorBidi"/>
+      <w:rFonts w:asciiTheme="majorHAnsi" w:eastAsiaTheme="majorEastAsia" w:hAnsiTheme="majorHAnsi" w:cstheme="majorBidi" w:ascii="Calibri" w:hAnsi="Calibri"/>
       <w:b/>
       <w:bCs/>
       <w:color w:val="000000"/>
@@ -2087,11 +3181,11 @@
     <w:pPr>
       <w:keepNext/>
       <w:keepLines/>
-      <w:spacing w:before="180"/>
+      <w:spacing w:before="200" w:after="100"/>
       <w:outlineLvl w:val="1"/>
     </w:pPr>
     <w:rPr>
-      <w:rFonts w:asciiTheme="majorHAnsi" w:eastAsiaTheme="majorEastAsia" w:hAnsiTheme="majorHAnsi" w:cstheme="majorBidi"/>
+      <w:rFonts w:asciiTheme="majorHAnsi" w:eastAsiaTheme="majorEastAsia" w:hAnsiTheme="majorHAnsi" w:cstheme="majorBidi" w:ascii="Calibri" w:hAnsi="Calibri"/>
       <w:b/>
       <w:bCs/>
       <w:color w:val="000000"/>
@@ -2397,11 +3491,11 @@
     <w:rsid w:val="00FC693F"/>
     <w:pPr>
       <w:keepNext/>
-      <w:spacing w:line="240" w:lineRule="auto"/>
+      <w:spacing w:line="240" w:lineRule="auto" w:after="140"/>
       <w:contextualSpacing/>
     </w:pPr>
     <w:rPr>
-      <w:rFonts w:asciiTheme="majorHAnsi" w:eastAsiaTheme="majorEastAsia" w:hAnsiTheme="majorHAnsi" w:cstheme="majorBidi"/>
+      <w:rFonts w:asciiTheme="majorHAnsi" w:eastAsiaTheme="majorEastAsia" w:hAnsiTheme="majorHAnsi" w:cstheme="majorBidi" w:ascii="Calibri" w:hAnsi="Calibri"/>
       <w:color w:val="000000"/>
       <w:spacing w:val="5"/>
       <w:kern w:val="28"/>
@@ -2438,7 +3532,7 @@
       </w:numPr>
     </w:pPr>
     <w:rPr>
-      <w:rFonts w:asciiTheme="majorHAnsi" w:eastAsiaTheme="majorEastAsia" w:hAnsiTheme="majorHAnsi" w:cstheme="majorBidi"/>
+      <w:rFonts w:asciiTheme="majorHAnsi" w:eastAsiaTheme="majorEastAsia" w:hAnsiTheme="majorHAnsi" w:cstheme="majorBidi" w:ascii="Calibri" w:hAnsi="Calibri"/>
       <w:i/>
       <w:iCs/>
       <w:color w:val="000000"/>
@@ -2834,9 +3928,10 @@
       <w:spacing w:line="240" w:lineRule="auto"/>
     </w:pPr>
     <w:rPr>
+      <w:rFonts w:ascii="Calibri" w:hAnsi="Calibri"/>
       <w:b/>
       <w:bCs/>
-      <w:color w:val="5B6770"/>
+      <w:color w:val="000000"/>
       <w:sz w:val="17"/>
       <w:szCs w:val="18"/>
     </w:rPr>
@@ -13036,10 +14131,11 @@
   <w:style w:type="paragraph" w:customStyle="1" w:styleId="CodeBlock">
     <w:name w:val="Code Block"/>
     <w:pPr>
-      <w:spacing w:after="100" w:line="240" w:lineRule="auto"/>
+      <w:spacing w:after="160" w:line="259" w:lineRule="auto"/>
     </w:pPr>
     <w:rPr>
       <w:rFonts w:ascii="Consolas" w:eastAsia="Consolas" w:hAnsi="Consolas" w:cs="Consolas"/>
+      <w:color w:val="000000"/>
       <w:sz w:val="18"/>
     </w:rPr>
   </w:style>
@@ -13050,6 +14146,7 @@
     </w:pPr>
     <w:rPr>
       <w:rFonts w:ascii="Calibri" w:hAnsi="Calibri"/>
+      <w:color w:val="000000"/>
       <w:sz w:val="17"/>
     </w:rPr>
   </w:style>

--- a/docs/02-CRAFT-Configuration-and-Validation.docx
+++ b/docs/02-CRAFT-Configuration-and-Validation.docx
@@ -830,7 +830,7 @@
             <w:pPr>
               <w:spacing w:after="40" w:before="40" w:line="252" w:lineRule="auto"/>
             </w:pPr>
-            <w:hyperlink r:id="rId21">
+            <w:hyperlink r:id="rId9">
               <w:r>
                 <w:rPr>
                   <w:color w:val="315DC0"/>
@@ -857,7 +857,7 @@
             <w:pPr>
               <w:spacing w:after="40" w:before="40" w:line="252" w:lineRule="auto"/>
             </w:pPr>
-            <w:hyperlink r:id="rId22">
+            <w:hyperlink r:id="rId10">
               <w:r>
                 <w:rPr>
                   <w:color w:val="315DC0"/>
@@ -912,7 +912,7 @@
       </w:r>
     </w:p>
     <w:p>
-      <w:hyperlink r:id="rId23">
+      <w:hyperlink r:id="rId11">
         <w:r>
           <w:rPr>
             <w:color w:val="315DC0"/>
@@ -924,7 +924,7 @@
       <w:r>
         <w:t xml:space="preserve">  |  </w:t>
       </w:r>
-      <w:hyperlink r:id="rId24">
+      <w:hyperlink r:id="rId12">
         <w:r>
           <w:rPr>
             <w:color w:val="315DC0"/>
@@ -936,7 +936,7 @@
       <w:r>
         <w:t xml:space="preserve">  |  </w:t>
       </w:r>
-      <w:hyperlink r:id="rId25">
+      <w:hyperlink r:id="rId13">
         <w:r>
           <w:rPr>
             <w:color w:val="315DC0"/>
@@ -972,7 +972,7 @@
       <w:r>
         <w:t xml:space="preserve">  |  </w:t>
       </w:r>
-      <w:hyperlink r:id="rId26">
+      <w:hyperlink r:id="rId14">
         <w:r>
           <w:rPr>
             <w:color w:val="315DC0"/>
@@ -984,7 +984,7 @@
       <w:r>
         <w:t xml:space="preserve">  |  </w:t>
       </w:r>
-      <w:hyperlink r:id="rId27">
+      <w:hyperlink r:id="rId15">
         <w:r>
           <w:rPr>
             <w:color w:val="315DC0"/>
@@ -1743,7 +1743,7 @@
       </w:r>
     </w:p>
     <w:p>
-      <w:hyperlink r:id="rId28">
+      <w:hyperlink r:id="rId21">
         <w:r>
           <w:rPr>
             <w:color w:val="315DC0"/>
@@ -1755,7 +1755,7 @@
       <w:r>
         <w:t xml:space="preserve">  |  </w:t>
       </w:r>
-      <w:hyperlink r:id="rId29">
+      <w:hyperlink r:id="rId22">
         <w:r>
           <w:rPr>
             <w:color w:val="315DC0"/>
@@ -1779,7 +1779,7 @@
       </w:r>
     </w:p>
     <w:p>
-      <w:hyperlink r:id="rId21">
+      <w:hyperlink r:id="rId9">
         <w:r>
           <w:rPr>
             <w:color w:val="315DC0"/>
@@ -1791,7 +1791,7 @@
       <w:r>
         <w:t xml:space="preserve">  |  </w:t>
       </w:r>
-      <w:hyperlink r:id="rId30">
+      <w:hyperlink r:id="rId23">
         <w:r>
           <w:rPr>
             <w:color w:val="315DC0"/>
@@ -1803,7 +1803,7 @@
       <w:r>
         <w:t xml:space="preserve">  |  </w:t>
       </w:r>
-      <w:hyperlink r:id="rId31">
+      <w:hyperlink r:id="rId24">
         <w:r>
           <w:rPr>
             <w:color w:val="315DC0"/>
@@ -1895,7 +1895,7 @@
       </w:r>
     </w:p>
     <w:p>
-      <w:hyperlink r:id="rId22">
+      <w:hyperlink r:id="rId10">
         <w:r>
           <w:rPr>
             <w:color w:val="315DC0"/>
@@ -1907,7 +1907,7 @@
       <w:r>
         <w:t xml:space="preserve">  |  </w:t>
       </w:r>
-      <w:hyperlink r:id="rId32">
+      <w:hyperlink r:id="rId25">
         <w:r>
           <w:rPr>
             <w:color w:val="315DC0"/>
@@ -1919,7 +1919,7 @@
       <w:r>
         <w:t xml:space="preserve">  |  </w:t>
       </w:r>
-      <w:hyperlink r:id="rId33">
+      <w:hyperlink r:id="rId26">
         <w:r>
           <w:rPr>
             <w:color w:val="315DC0"/>
@@ -2412,7 +2412,7 @@
       </w:r>
     </w:p>
     <w:p>
-      <w:hyperlink r:id="rId34">
+      <w:hyperlink r:id="rId27">
         <w:r>
           <w:rPr>
             <w:color w:val="315DC0"/>
@@ -2424,7 +2424,7 @@
       <w:r>
         <w:t xml:space="preserve">  |  </w:t>
       </w:r>
-      <w:hyperlink r:id="rId35">
+      <w:hyperlink r:id="rId28">
         <w:r>
           <w:rPr>
             <w:color w:val="315DC0"/>
@@ -2441,7 +2441,7 @@
       <w:r>
         <w:t xml:space="preserve">Source code, scripts, configuration examples and documentation are licensed under GNU GPL version 3 only (GPL-3.0-only). See </w:t>
       </w:r>
-      <w:hyperlink r:id="rId39">
+      <w:hyperlink r:id="rId29">
         <w:r>
           <w:rPr>
             <w:color w:val="315DC0"/>

--- a/docs/02-CRAFT-Configuration-and-Validation.docx
+++ b/docs/02-CRAFT-Configuration-and-Validation.docx
@@ -885,7 +885,7 @@
     </w:p>
     <w:p>
       <w:r>
-        <w:t>Build from the repository root using a C++20 compiler and standard library with std::format, CMake and the OpenSSL 3, MIT Kerberos, libcurl, libxml2, OpenLDAP and SASL dependencies. MIT PKINIT is required at runtime; modes 1 and 2 also require the SASL GSSAPI plugin. Use patched distribution packages and the exact requirements in the source guide.</w:t>
+        <w:t>Build from the repository root with a C++20 compiler and standard library supporting std::format, CMake, OpenSSL 1.1.1 or newer, MIT Kerberos, libcurl, libxml2, OpenLDAP and SASL. At runtime, install MIT PKINIT and, for modes 1 and 2, the SASL GSSAPI plugin. Use patched distribution packages meeting the source guide's requirements.</w:t>
       </w:r>
     </w:p>
     <w:p>
@@ -1726,7 +1726,7 @@
     </w:p>
     <w:p>
       <w:r>
-        <w:t>tgt_seconds=36000 and renew_seconds=604800 request ten-hour initial validity and seven-day renewal in every mode. The KDC decides the actual grant, including certificate/key-lifetime constraints. Strict require_full_tgt_lifetime=yes rejects shortened grants and preserves the cache; no accepts them with a warning. CRAFT never rewrites issued ticket times. AES256/AES128 are required for both session keys and outer ticket encryption.</w:t>
+        <w:t>tgt_seconds=36000 and renew_seconds=604800 request ten-hour initial validity and seven-day renewal in every mode. Set renew_seconds to 0 to disable renewal; otherwise it must exceed tgt_seconds. The KDC decides the actual grant, including certificate/key-lifetime constraints. Strict require_full_tgt_lifetime=yes rejects shortened grants and preserves the cache; no accepts them with a warning. CRAFT never rewrites issued ticket times. AES256/AES128 are required for both session keys and outer ticket encryption.</w:t>
       </w:r>
     </w:p>
     <w:p>
@@ -1820,7 +1820,7 @@
     </w:p>
     <w:p>
       <w:r>
-        <w:t>Pin the same writable DC in krb5.conf and kt_dc_url so its KDC sees the new key immediately. The LDAP SASL/GSSAPI bind must provide integrity and confidentiality. For Key Trust alone, remove the optional pkinit_pool reference to user-certificate ca-trust.pem if unnecessary, or point it at a root-controlled bundle of KDC intermediates; retain KDC anchors and CRL checking.</w:t>
+        <w:t>Pin the same writable DC in krb5.conf and kt_dc_url so its KDC sees the new key immediately. The LDAP SASL/GSSAPI bind must provide integrity and encryption at SASL SSF 128 or higher. For Key Trust alone, remove the optional pkinit_pool reference to user-certificate ca-trust.pem if unnecessary, or point it at a root-controlled bundle of KDC intermediates; retain KDC anchors and CRL checking.</w:t>
       </w:r>
     </w:p>
     <w:p>
@@ -1868,7 +1868,7 @@
     </w:p>
     <w:p>
       <w:r>
-        <w:t>CRAFT generates a fresh RSA-2048 key and locally issued certificate identity. The linked public key authorizes PKINIT, without user-certificate CA enrollment, CES, an agent or a template. MIT Kerberos handles PKINIT negotiation, including freshness tokens; validate against the actual KDC policy.</w:t>
+        <w:t>CRAFT generates a fresh RSA key (default 3072 bits; key_bits accepts 2048, 3072 or 4096) and locally issued certificate. MS-ADTS describes RSA-2048 for NGC, but Windows KDCs also accept RSA-3072 and RSA-4096. The linked key authorizes PKINIT without user-certificate CA enrollment, CES, an agent or a template. MIT Kerberos handles freshness tokens; validate against the actual KDC policy.</w:t>
       </w:r>
     </w:p>
     <w:p>
@@ -1994,7 +1994,7 @@
     </w:p>
     <w:p>
       <w:r>
-        <w:t>Provide root-owned mode-0644 CA and KDC trust bundles with current CRLs. The user certificate must match the key; have explicit CA:FALSE without a path length, digitalSignature without certificate/CRL signing, Smart Card Logon or PKINIT Client Authentication EKU, exactly one well-formed UPN SAN, and current validity. The KDC must map it to &lt;Linux username&gt;@&lt;realm&gt;. CRAFT does not query the directory UPN or pin the enrollment template/ten-hour certificate cap in this mode.</w:t>
+        <w:t>Provide root-owned mode-0644 CA and KDC trust bundles with current CRLs. The user certificate must match the key, be non-CA, and have digitalSignature without certificate/CRL signing, Smart Card Logon or PKINIT Client Authentication EKU, exactly one UPN SAN, and current validity. basicConstraints may be absent; if present, require CA:FALSE without a path length. The KDC must map it to &lt;Linux username&gt;@&lt;realm&gt;. CRAFT does not query the directory UPN or pin the enrollment template/ten-hour certificate cap in this mode.</w:t>
       </w:r>
     </w:p>
     <w:p>
@@ -2403,7 +2403,7 @@
     </w:p>
     <w:p>
       <w:r>
-        <w:t>The ordinary maintainer needs Linux 5.3+, /proc and system /etc/krb5.conf matching the pinned realm/KDC and AES policy. The scheduler must retain detached processes. Renewal uses the cache alone; fresh authentication applies the same three-mode selection. Keep CRLs, service credentials and supplied certificates current. Status/log failures preserve the cache and retry; later failures do not terminate the job.</w:t>
+        <w:t>The ordinary maintainer needs Linux with /proc and system /etc/krb5.conf matching the pinned realm/KDC and AES policy. It monitors the job through a pidfd when available, or /proc on older kernels such as RHEL 8. The scheduler must retain detached processes. Renewal uses the cache alone; fresh authentication applies the same three-mode selection. Keep CRLs, service credentials and supplied certificates current. Status/log failures preserve the cache and retry; later failures do not terminate the job.</w:t>
       </w:r>
     </w:p>
     <w:p>

--- a/docs/02-CRAFT-Configuration-and-Validation.docx
+++ b/docs/02-CRAFT-Configuration-and-Validation.docx
@@ -20,7 +20,7 @@
     </w:p>
     <w:p>
       <w:r>
-        <w:t>Configure one of three Linux operating modes: privileged certificate enrollment through CES and AD CS, privileged credential linking through msDS-KeyCredentialLink, or unprivileged PKINIT with a certificate exported from Windows. This guide compares their requirements and gives mode-specific configuration and acceptance checks. The linked source guide contains the complete installation commands.</w:t>
+        <w:t>Configure one of three Linux operating modes: privileged certificate enrollment through CES and AD CS, privileged credential linking through msDS-KeyCredentialLink, or unprivileged PKINIT with a certificate exported from Windows. This guide compares their requirements and gives mode-specific configuration and acceptance checks. The linked installation guide contains complete Linux commands and the configuration reference.</w:t>
       </w:r>
     </w:p>
     <w:tbl>
@@ -885,7 +885,7 @@
     </w:p>
     <w:p>
       <w:r>
-        <w:t>Build from the repository root with a C++20 compiler and standard library supporting std::format, CMake, OpenSSL 1.1.1 or newer, MIT Kerberos, libcurl, libxml2, OpenLDAP and SASL. At runtime, install MIT PKINIT and, for modes 1 and 2, the SASL GSSAPI plugin. Use patched distribution packages meeting the source guide's requirements.</w:t>
+        <w:t>Build as an ordinary user from the repository root with GCC/libstdc++ 13.1 or equivalent C++20 support, CMake 3.16 or newer, OpenSSL 1.1.1 or newer, MIT Kerberos, libcurl, libxml2, OpenLDAP and SASL. At runtime, install MIT PKINIT and, for modes 1 and 2, the SASL GSSAPI plugin. CES Negotiate needs libcurl SPNEGO. Use supported patched packages meeting the installation guide's requirements. A working /dev/log socket is required.</w:t>
       </w:r>
     </w:p>
     <w:p>
@@ -903,7 +903,7 @@
     </w:p>
     <w:p>
       <w:r>
-        <w:t>Install the trusted launcher, worker and optional maintainer. Keep /etc/craft/config and krb5.conf root-owned mode 0644 with protected parents. Pin the realm, KDC and expected KDC hostname; provide populated kdc-trust.pem and current kdc-crls.pem. Modes 1 and 3 also require ca-trust.pem and ca-crls.pem for the user certificate; enrollment also validates the agent. Empty placeholders are invalid. Refresh CRLs independently.</w:t>
+        <w:t>Install the production launcher, worker and optional maintainer manually; there is no CMake installation target. Keep /etc/craft/config and krb5.conf root-owned mode 0644 with protected parents. Pin the realm, KDC and expected KDC hostname; provide populated kdc-trust.pem and current kdc-crls.pem. Modes 1 and 3 also require ca-trust.pem and ca-crls.pem for the user certificate; enrollment also validates the agent. Empty placeholders are invalid. Refresh CRLs independently.</w:t>
       </w:r>
     </w:p>
     <w:p>
@@ -942,18 +942,14 @@
             <w:color w:val="315DC0"/>
             <w:u w:val="single"/>
           </w:rPr>
-          <w:t>Three-mode process guide</w:t>
+          <w:t>Configuration reference</w:t>
         </w:r>
       </w:hyperlink>
     </w:p>
     <w:p>
-      <w:r>
-        <w:br w:type="page"/>
-      </w:r>
-    </w:p>
-    <w:p>
       <w:pPr>
         <w:pStyle w:val="Heading1"/>
+        <w:pageBreakBefore/>
       </w:pPr>
       <w:r>
         <w:t>Mode 1 privileged certificate enrollment setup</w:t>
@@ -1001,7 +997,7 @@
     </w:p>
     <w:p>
       <w:r>
-        <w:t>Configure AD CS and CES for initial enrollment using a dedicated EOBO user template. Restrict the actual signing agent, permitted template and approved recipient group at the CA; exclude privileged identities. Resolve Linux names to the intended AD sAMAccountName and directory UPN. CA-built identity and SID mapping must satisfy current KDC policy. The CA helper performs partial lab provisioning and does not replace these checks.</w:t>
+        <w:t>Configure AD CS and CES for initial enrollment using a dedicated EOBO user template. Restrict the actual signing agent, permitted template and approved recipient group at the CA; exclude privileged identities. Resolve Linux names to the intended AD sAMAccountName and directory UPN. CA-built identity and SID mapping must satisfy current KDC policy. The CA helper performs partial lab provisioning and verifies narrow restrictions before publication/export; configure those restrictions first.</w:t>
       </w:r>
     </w:p>
     <w:p>
@@ -1027,6 +1023,8 @@
         <w:t>ces_url=https://ces.domain.local/IssuingCA_CES_Kerberos/service.svc/CES</w:t>
         <w:br/>
         <w:t>ces_auth=negotiate</w:t>
+        <w:br/>
+        <w:t>key_bits=3072</w:t>
         <w:br/>
         <w:t>certificate_cn={user}</w:t>
         <w:br/>
@@ -1238,17 +1236,18 @@
     </w:p>
     <w:p>
       <w:r>
-        <w:t>Validate the template profile on the next page and prove CA refusal for out-of-scope recipients. Set enabled=yes and enable the setuid launcher only when ready. Test as an approved user with both home PEM files absent, so the supplied-certificate path does not hide the enrollment setup.</w:t>
+        <w:t>CES HTTPS uses https-trust.pem for chain/hostname verification. Optional https-crls.pem enforces revocation for the whole server chain; without it, HTTPS CRL/OCSP checks are absent. Refresh all required CRLs independently.</w:t>
       </w:r>
     </w:p>
     <w:p>
       <w:r>
-        <w:br w:type="page"/>
+        <w:t>Validate the template profile on the next page and prove CA refusal for out-of-scope recipients. Set enabled=yes and enable the setuid launcher only when ready. Test as an approved user with both home PEM files absent, so the supplied-certificate path does not hide the enrollment setup.</w:t>
       </w:r>
     </w:p>
     <w:p>
       <w:pPr>
         <w:pStyle w:val="Heading1"/>
+        <w:pageBreakBefore/>
       </w:pPr>
       <w:r>
         <w:t>Mode 1 certificate and ticket policy</w:t>
@@ -1493,7 +1492,7 @@
               <w:rPr>
                 <w:sz w:val="20"/>
               </w:rPr>
-              <w:t>CRAFT generates RSA-3072. Explicit CA:FALSE with no path length; digitalSignature required; keyCertSign and cRLSign forbidden. The CSR also requests keyEncipherment.</w:t>
+              <w:t>RSA defaults to 3072 bits; key_bits accepts 2048/3072/4096 and must meet the template minimum. Explicit CA:FALSE with no path length; digitalSignature required; keyCertSign and cRLSign forbidden. The CSR also requests keyEncipherment.</w:t>
             </w:r>
           </w:p>
         </w:tc>
@@ -1743,7 +1742,7 @@
       </w:r>
     </w:p>
     <w:p>
-      <w:hyperlink r:id="rId21">
+      <w:hyperlink r:id="rId20">
         <w:r>
           <w:rPr>
             <w:color w:val="315DC0"/>
@@ -1755,7 +1754,7 @@
       <w:r>
         <w:t xml:space="preserve">  |  </w:t>
       </w:r>
-      <w:hyperlink r:id="rId22">
+      <w:hyperlink r:id="rId21">
         <w:r>
           <w:rPr>
             <w:color w:val="315DC0"/>
@@ -1766,13 +1765,9 @@
       </w:hyperlink>
     </w:p>
     <w:p>
-      <w:r>
-        <w:br w:type="page"/>
-      </w:r>
-    </w:p>
-    <w:p>
       <w:pPr>
         <w:pStyle w:val="Heading1"/>
+        <w:pageBreakBefore/>
       </w:pPr>
       <w:r>
         <w:t>Mode 2 privileged credential linking setup</w:t>
@@ -1791,7 +1786,7 @@
       <w:r>
         <w:t xml:space="preserve">  |  </w:t>
       </w:r>
-      <w:hyperlink r:id="rId23">
+      <w:hyperlink r:id="rId22">
         <w:r>
           <w:rPr>
             <w:color w:val="315DC0"/>
@@ -1803,7 +1798,7 @@
       <w:r>
         <w:t xml:space="preserve">  |  </w:t>
       </w:r>
-      <w:hyperlink r:id="rId24">
+      <w:hyperlink r:id="rId23">
         <w:r>
           <w:rPr>
             <w:color w:val="315DC0"/>
@@ -1841,6 +1836,8 @@
         <w:br/>
         <w:t>kt_dc_url=ldap://dc01.domain.local</w:t>
         <w:br/>
+        <w:t>key_bits=3072</w:t>
+        <w:br/>
         <w:t>tgt_seconds=36000</w:t>
         <w:br/>
         <w:t>renew_seconds=604800</w:t>
@@ -1868,12 +1865,12 @@
     </w:p>
     <w:p>
       <w:r>
-        <w:t>CRAFT generates a fresh RSA key (default 3072 bits; key_bits accepts 2048, 3072 or 4096) and locally issued certificate. MS-ADTS describes RSA-2048 for NGC, but Windows KDCs also accept RSA-3072 and RSA-4096. The linked key authorizes PKINIT without user-certificate CA enrollment, CES, an agent or a template. MIT Kerberos handles freshness tokens; validate against the actual KDC policy.</w:t>
+        <w:t>CRAFT generates a fresh RSA key and locally issued certificate. The linked key authorizes PKINIT without user-certificate CA enrollment, CES, an agent or a template. MIT Kerberos handles freshness tokens; validate against the actual KDC policy. Review the temporary issuer trust scope in the linked security guide.</w:t>
       </w:r>
     </w:p>
     <w:p>
       <w:r>
-        <w:t>An independent process adds and removes CRAFT's exact value while preserving existing keys. Successful acquisition requires removal before cache publication. Cleanup also runs after acquisition failure or worker termination and retries uncertain directory outcomes. A continuing directory outage or host failure can leave a usable key. Failed cleanup blocks publication and reports a CRITICAL AUTHPRIV event when cleanup runs; remove residual credentials manually.</w:t>
+        <w:t>An independent process adds and removes CRAFT's exact value while preserving existing keys. Successful acquisition requires removal before cache publication. Cleanup also runs after acquisition failure or worker termination and retries uncertain directory outcomes. A continuing directory outage or host failure can leave a usable key. Failed cleanup blocks publication and reports a CRITICAL AUTHPRIV event identifying the object and worker when cleanup can run; inspect and remove only confirmed residual values, retaining legitimate keys.</w:t>
       </w:r>
     </w:p>
     <w:p>
@@ -1882,13 +1879,20 @@
       </w:r>
     </w:p>
     <w:p>
-      <w:r>
-        <w:br w:type="page"/>
-      </w:r>
+      <w:hyperlink r:id="rId24">
+        <w:r>
+          <w:rPr>
+            <w:color w:val="315DC0"/>
+            <w:u w:val="single"/>
+          </w:rPr>
+          <w:t>Temporary issuer trust</w:t>
+        </w:r>
+      </w:hyperlink>
     </w:p>
     <w:p>
       <w:pPr>
         <w:pStyle w:val="Heading1"/>
+        <w:pageBreakBefore/>
       </w:pPr>
       <w:r>
         <w:t>Mode 3 unprivileged Windows exported certificate setup</w:t>
@@ -1994,7 +1998,7 @@
     </w:p>
     <w:p>
       <w:r>
-        <w:t>Provide root-owned mode-0644 CA and KDC trust bundles with current CRLs. The user certificate must match the key, be non-CA, and have digitalSignature without certificate/CRL signing, Smart Card Logon or PKINIT Client Authentication EKU, exactly one UPN SAN, and current validity. basicConstraints may be absent; if present, require CA:FALSE without a path length. The KDC must map it to &lt;Linux username&gt;@&lt;realm&gt;. CRAFT does not query the directory UPN or pin the enrollment template/ten-hour certificate cap in this mode.</w:t>
+        <w:t>Provide root-owned mode-0644 CA and KDC trust bundles with current CRLs. The user certificate must match the key, be non-CA, and have digitalSignature without certificate/CRL signing, Smart Card Logon or PKINIT Client Authentication EKU, exactly one UPN SAN, and more than 60 seconds of current validity. basicConstraints may be absent; if present, require CA:FALSE without a path length. The KDC must map it to &lt;Linux username&gt;@&lt;realm&gt;. CRAFT does not query the directory UPN or pin the enrollment template/ten-hour certificate cap in this mode.</w:t>
       </w:r>
     </w:p>
     <w:p>
@@ -2003,13 +2007,9 @@
       </w:r>
     </w:p>
     <w:p>
-      <w:r>
-        <w:br w:type="page"/>
-      </w:r>
-    </w:p>
-    <w:p>
       <w:pPr>
         <w:pStyle w:val="Heading1"/>
+        <w:pageBreakBefore/>
       </w:pPr>
       <w:r>
         <w:t>Acceptance checks and ongoing operation</w:t>
@@ -2144,7 +2144,7 @@
               <w:rPr>
                 <w:sz w:val="20"/>
               </w:rPr>
-              <w:t>Run as the intended non-root user without sudo. Confirm Linux-name principal, caller-owned mode-0600 cache, renewable/nonforwardable/nonproxiable flags, AES session/ticket encryption and actual lifetimes. Test a real Kerberos-enabled service.</w:t>
+              <w:t>Run as the intended non-root user without sudo. Confirm Linux-name principal, caller-owned mode-0600 cache, nonforwardable/nonproxiable flags, configured renewal, AES session/ticket encryption and actual lifetimes. Test a real Kerberos-enabled service.</w:t>
             </w:r>
           </w:p>
         </w:tc>
@@ -2436,12 +2436,379 @@
     </w:p>
     <w:p>
       <w:pPr>
+        <w:pStyle w:val="Heading1"/>
+        <w:pageBreakBefore/>
+      </w:pPr>
+      <w:r>
+        <w:t>Audit maintenance and operational disable</w:t>
+      </w:r>
+    </w:p>
+    <w:p>
+      <w:r>
+        <w:t>Read AUTHPRIV records from the host logging service with administrator access. The worker request= field matches the launcher PID. Key Trust records identify the object and worker; correlate them with directory change event 5136 and KDC event 4768. Configure the required directory SACL and CA audit categories. Do not place private keys, tickets or export passwords in logs.</w:t>
+      </w:r>
+    </w:p>
+    <w:p>
+      <w:pPr>
+        <w:pStyle w:val="CodeBlock"/>
+        <w:keepLines/>
+      </w:pPr>
+      <w:r>
+        <w:t>sudo journalctl -t craft -t craft-worker -t craft-maintain</w:t>
+      </w:r>
+    </w:p>
+    <w:p>
+      <w:r>
+        <w:t>Every mode requires /dev/log. Failure to submit an audit record blocks startup, credential release or renewal publication. The final launcher completion record follows cache replacement, so a logging failure there can be reported after the cache changed. Local submission does not establish durable retention or forwarding. Install the example host audit rules only after adjusting paths, architecture and rules for files actually present.</w:t>
+      </w:r>
+    </w:p>
+    <w:p>
+      <w:r>
+        <w:t>For failures, inspect the log identity/PID named in the caller notice. Check clocks, PKINIT/SASL plugins, principal and SPNs, mapping, current CRLs, certificate profiles and effective CA/directory authorization. Diagnose a rejection without weakening TLS verification, required CRLs or mapping policy.</w:t>
+      </w:r>
+    </w:p>
+    <w:tbl>
+      <w:tblPr>
+        <w:tblW w:type="auto" w:w="0"/>
+        <w:tblLayout w:type="fixed"/>
+        <w:tblLook w:firstColumn="1" w:firstRow="1" w:lastColumn="0" w:lastRow="0" w:noHBand="0" w:noVBand="1" w:val="04A0"/>
+        <w:tblBorders>
+          <w:top w:val="single" w:sz="4" w:color="D9D9D9"/>
+          <w:left w:val="single" w:sz="4" w:color="D9D9D9"/>
+          <w:bottom w:val="single" w:sz="4" w:color="D9D9D9"/>
+          <w:right w:val="single" w:sz="4" w:color="D9D9D9"/>
+          <w:insideH w:val="single" w:sz="4" w:color="D9D9D9"/>
+          <w:insideV w:val="single" w:sz="4" w:color="D9D9D9"/>
+        </w:tblBorders>
+      </w:tblPr>
+      <w:tblGrid>
+        <w:gridCol w:w="2376"/>
+        <w:gridCol w:w="7906"/>
+      </w:tblGrid>
+      <w:tr>
+        <w:trPr>
+          <w:tblHeader/>
+          <w:cantSplit/>
+        </w:trPr>
+        <w:tc>
+          <w:tcPr>
+            <w:tcW w:type="dxa" w:w="2376"/>
+            <w:vAlign w:val="center"/>
+            <w:tcMar>
+              <w:top w:w="100" w:type="dxa"/>
+              <w:left w:w="100" w:type="dxa"/>
+              <w:bottom w:w="100" w:type="dxa"/>
+              <w:right w:w="100" w:type="dxa"/>
+            </w:tcMar>
+            <w:shd w:fill="18334A"/>
+          </w:tcPr>
+          <w:p>
+            <w:pPr>
+              <w:spacing w:after="40" w:before="40" w:line="252" w:lineRule="auto"/>
+            </w:pPr>
+            <w:r>
+              <w:rPr>
+                <w:b/>
+                <w:color w:val="FFFFFF"/>
+                <w:sz w:val="20"/>
+              </w:rPr>
+              <w:t>Operation</w:t>
+            </w:r>
+          </w:p>
+        </w:tc>
+        <w:tc>
+          <w:tcPr>
+            <w:tcW w:type="dxa" w:w="7906"/>
+            <w:vAlign w:val="center"/>
+            <w:tcMar>
+              <w:top w:w="100" w:type="dxa"/>
+              <w:left w:w="100" w:type="dxa"/>
+              <w:bottom w:w="100" w:type="dxa"/>
+              <w:right w:w="100" w:type="dxa"/>
+            </w:tcMar>
+            <w:shd w:fill="18334A"/>
+          </w:tcPr>
+          <w:p>
+            <w:pPr>
+              <w:spacing w:after="40" w:before="40" w:line="252" w:lineRule="auto"/>
+            </w:pPr>
+            <w:r>
+              <w:rPr>
+                <w:b/>
+                <w:color w:val="FFFFFF"/>
+                <w:sz w:val="20"/>
+              </w:rPr>
+              <w:t>Administrator action</w:t>
+            </w:r>
+          </w:p>
+        </w:tc>
+      </w:tr>
+      <w:tr>
+        <w:trPr>
+          <w:cantSplit/>
+        </w:trPr>
+        <w:tc>
+          <w:tcPr>
+            <w:tcW w:type="dxa" w:w="2376"/>
+            <w:vAlign w:val="center"/>
+            <w:tcMar>
+              <w:top w:w="100" w:type="dxa"/>
+              <w:left w:w="100" w:type="dxa"/>
+              <w:bottom w:w="100" w:type="dxa"/>
+              <w:right w:w="100" w:type="dxa"/>
+            </w:tcMar>
+            <w:shd w:fill="F3F6FA"/>
+          </w:tcPr>
+          <w:p>
+            <w:pPr>
+              <w:spacing w:after="40" w:before="40" w:line="252" w:lineRule="auto"/>
+            </w:pPr>
+            <w:r>
+              <w:rPr>
+                <w:sz w:val="20"/>
+              </w:rPr>
+              <w:t>Keep authentication available</w:t>
+            </w:r>
+          </w:p>
+        </w:tc>
+        <w:tc>
+          <w:tcPr>
+            <w:tcW w:type="dxa" w:w="7906"/>
+            <w:vAlign w:val="center"/>
+            <w:tcMar>
+              <w:top w:w="100" w:type="dxa"/>
+              <w:left w:w="100" w:type="dxa"/>
+              <w:bottom w:w="100" w:type="dxa"/>
+              <w:right w:w="100" w:type="dxa"/>
+            </w:tcMar>
+            <w:shd w:fill="F3F6FA"/>
+          </w:tcPr>
+          <w:p>
+            <w:pPr>
+              <w:spacing w:after="40" w:before="40" w:line="252" w:lineRule="auto"/>
+            </w:pPr>
+            <w:r>
+              <w:rPr>
+                <w:sz w:val="20"/>
+              </w:rPr>
+              <w:t>Refresh CA/KDC and optional CES CRLs before next-update; rotate service credentials; replace and securely transfer supplied certificates before expiry.</w:t>
+            </w:r>
+          </w:p>
+        </w:tc>
+      </w:tr>
+      <w:tr>
+        <w:trPr>
+          <w:cantSplit/>
+        </w:trPr>
+        <w:tc>
+          <w:tcPr>
+            <w:tcW w:type="dxa" w:w="2376"/>
+            <w:vAlign w:val="center"/>
+            <w:tcMar>
+              <w:top w:w="100" w:type="dxa"/>
+              <w:left w:w="100" w:type="dxa"/>
+              <w:bottom w:w="100" w:type="dxa"/>
+              <w:right w:w="100" w:type="dxa"/>
+            </w:tcMar>
+            <w:shd w:fill="FFFFFF"/>
+          </w:tcPr>
+          <w:p>
+            <w:pPr>
+              <w:spacing w:after="40" w:before="40" w:line="252" w:lineRule="auto"/>
+            </w:pPr>
+            <w:r>
+              <w:rPr>
+                <w:sz w:val="20"/>
+              </w:rPr>
+              <w:t>Stop fresh acquisition</w:t>
+            </w:r>
+          </w:p>
+        </w:tc>
+        <w:tc>
+          <w:tcPr>
+            <w:tcW w:type="dxa" w:w="7906"/>
+            <w:vAlign w:val="center"/>
+            <w:tcMar>
+              <w:top w:w="100" w:type="dxa"/>
+              <w:left w:w="100" w:type="dxa"/>
+              <w:bottom w:w="100" w:type="dxa"/>
+              <w:right w:w="100" w:type="dxa"/>
+            </w:tcMar>
+            <w:shd w:fill="FFFFFF"/>
+          </w:tcPr>
+          <w:p>
+            <w:pPr>
+              <w:spacing w:after="40" w:before="40" w:line="252" w:lineRule="auto"/>
+            </w:pPr>
+            <w:r>
+              <w:rPr>
+                <w:sz w:val="20"/>
+              </w:rPr>
+              <w:t>Set enabled=no or remove launcher execute access. Removing only setuid stops modes 1 and 2 while still permitting a valid supplied pair.</w:t>
+            </w:r>
+          </w:p>
+        </w:tc>
+      </w:tr>
+      <w:tr>
+        <w:trPr>
+          <w:cantSplit/>
+        </w:trPr>
+        <w:tc>
+          <w:tcPr>
+            <w:tcW w:type="dxa" w:w="2376"/>
+            <w:vAlign w:val="center"/>
+            <w:tcMar>
+              <w:top w:w="100" w:type="dxa"/>
+              <w:left w:w="100" w:type="dxa"/>
+              <w:bottom w:w="100" w:type="dxa"/>
+              <w:right w:w="100" w:type="dxa"/>
+            </w:tcMar>
+            <w:shd w:fill="F3F6FA"/>
+          </w:tcPr>
+          <w:p>
+            <w:pPr>
+              <w:spacing w:after="40" w:before="40" w:line="252" w:lineRule="auto"/>
+            </w:pPr>
+            <w:r>
+              <w:rPr>
+                <w:sz w:val="20"/>
+              </w:rPr>
+              <w:t>Stop ticket renewal</w:t>
+            </w:r>
+          </w:p>
+        </w:tc>
+        <w:tc>
+          <w:tcPr>
+            <w:tcW w:type="dxa" w:w="7906"/>
+            <w:vAlign w:val="center"/>
+            <w:tcMar>
+              <w:top w:w="100" w:type="dxa"/>
+              <w:left w:w="100" w:type="dxa"/>
+              <w:bottom w:w="100" w:type="dxa"/>
+              <w:right w:w="100" w:type="dxa"/>
+            </w:tcMar>
+            <w:shd w:fill="F3F6FA"/>
+          </w:tcPr>
+          <w:p>
+            <w:pPr>
+              <w:spacing w:after="40" w:before="40" w:line="252" w:lineRule="auto"/>
+            </w:pPr>
+            <w:r>
+              <w:rPr>
+                <w:sz w:val="20"/>
+              </w:rPr>
+              <w:t>Inspect job status and send SIGTERM to each recorded maintainer_pid. Acquisition disable alone does not stop cache-only renewal. Cache files remain.</w:t>
+            </w:r>
+          </w:p>
+        </w:tc>
+      </w:tr>
+      <w:tr>
+        <w:trPr>
+          <w:cantSplit/>
+        </w:trPr>
+        <w:tc>
+          <w:tcPr>
+            <w:tcW w:type="dxa" w:w="2376"/>
+            <w:vAlign w:val="center"/>
+            <w:tcMar>
+              <w:top w:w="100" w:type="dxa"/>
+              <w:left w:w="100" w:type="dxa"/>
+              <w:bottom w:w="100" w:type="dxa"/>
+              <w:right w:w="100" w:type="dxa"/>
+            </w:tcMar>
+            <w:shd w:fill="FFFFFF"/>
+          </w:tcPr>
+          <w:p>
+            <w:pPr>
+              <w:spacing w:after="40" w:before="40" w:line="252" w:lineRule="auto"/>
+            </w:pPr>
+            <w:r>
+              <w:rPr>
+                <w:sz w:val="20"/>
+              </w:rPr>
+              <w:t>Withdraw authentication authority</w:t>
+            </w:r>
+          </w:p>
+        </w:tc>
+        <w:tc>
+          <w:tcPr>
+            <w:tcW w:type="dxa" w:w="7906"/>
+            <w:vAlign w:val="center"/>
+            <w:tcMar>
+              <w:top w:w="100" w:type="dxa"/>
+              <w:left w:w="100" w:type="dxa"/>
+              <w:bottom w:w="100" w:type="dxa"/>
+              <w:right w:w="100" w:type="dxa"/>
+            </w:tcMar>
+            <w:shd w:fill="FFFFFF"/>
+          </w:tcPr>
+          <w:p>
+            <w:pPr>
+              <w:spacing w:after="40" w:before="40" w:line="252" w:lineRule="auto"/>
+            </w:pPr>
+            <w:r>
+              <w:rPr>
+                <w:sz w:val="20"/>
+              </w:rPr>
+              <w:t>Revoke the CA agent/recipient authorization or AD delegation, rotate compromised credentials and remove confirmed residual Key Trust values. Review issued certificates, tickets and service sessions through incident response.</w:t>
+            </w:r>
+          </w:p>
+        </w:tc>
+      </w:tr>
+    </w:tbl>
+    <w:p>
+      <w:pPr>
+        <w:spacing w:after="0"/>
+      </w:pPr>
+    </w:p>
+    <w:p>
+      <w:r>
+        <w:t>Assign owners for credential/CRL lifecycle, recipient/delegation review and logs. Repeat acceptance after policy or credential changes. Certificate/key removal, cache deletion and maintenance stop do not revoke already-issued tickets.</w:t>
+      </w:r>
+    </w:p>
+    <w:p>
+      <w:hyperlink r:id="rId29">
+        <w:r>
+          <w:rPr>
+            <w:color w:val="315DC0"/>
+            <w:u w:val="single"/>
+          </w:rPr>
+          <w:t>Audit and troubleshooting</w:t>
+        </w:r>
+      </w:hyperlink>
+      <w:r>
+        <w:t xml:space="preserve">  |  </w:t>
+      </w:r>
+      <w:hyperlink r:id="rId30">
+        <w:r>
+          <w:rPr>
+            <w:color w:val="315DC0"/>
+            <w:u w:val="single"/>
+          </w:rPr>
+          <w:t>Host audit rules</w:t>
+        </w:r>
+      </w:hyperlink>
+      <w:r>
+        <w:t xml:space="preserve">  |  </w:t>
+      </w:r>
+      <w:hyperlink r:id="rId31">
+        <w:r>
+          <w:rPr>
+            <w:color w:val="315DC0"/>
+            <w:u w:val="single"/>
+          </w:rPr>
+          <w:t>Operational disable</w:t>
+        </w:r>
+      </w:hyperlink>
+    </w:p>
+    <w:p>
+      <w:pPr>
         <w:pStyle w:val="SmallNote"/>
       </w:pPr>
       <w:r>
         <w:t xml:space="preserve">Source code, scripts, configuration examples and documentation are licensed under GNU GPL version 3 only (GPL-3.0-only). See </w:t>
       </w:r>
-      <w:hyperlink r:id="rId29">
+      <w:hyperlink r:id="rId32">
         <w:r>
           <w:rPr>
             <w:color w:val="315DC0"/>

--- a/docs/02-CRAFT-Configuration-and-Validation.docx
+++ b/docs/02-CRAFT-Configuration-and-Validation.docx
@@ -20,7 +20,7 @@
     </w:p>
     <w:p>
       <w:r>
-        <w:t>Configure one of three Linux operating modes: privileged certificate enrollment through CES and AD CS, privileged credential linking through msDS-KeyCredentialLink, or unprivileged PKINIT with a certificate exported from Windows. This guide compares their requirements and gives mode-specific configuration and acceptance checks. The linked installation guide contains complete Linux commands and the configuration reference.</w:t>
+        <w:t>Configure one of four Linux operating modes: privileged certificate enrollment through CES and AD CS, privileged credential linking through msDS-KeyCredentialLink, or unprivileged PKINIT with a certificate exported from Windows, or service-only constrained delegation with a broker keytab. This guide gives mode-specific configuration and acceptance checks. The linked installation guide contains complete Linux commands and the configuration reference.</w:t>
       </w:r>
     </w:p>
     <w:tbl>
@@ -876,8 +876,14 @@
       </w:pPr>
     </w:p>
     <w:p>
+      <w:r>
+        <w:t>Mode 4 uses the same privileged Linux installation as modes 1 and 2, plus a dedicated broker AES keytab with protocol transition and approved target SPNs. It requires no certificates, CRLs, PKINIT, LDAP or CES. See the mode 4 setup page.</w:t>
+      </w:r>
+    </w:p>
+    <w:p>
       <w:pPr>
         <w:pStyle w:val="Heading1"/>
+        <w:pageBreakBefore/>
       </w:pPr>
       <w:r>
         <w:t>Shared Linux preparation</w:t>
@@ -885,7 +891,7 @@
     </w:p>
     <w:p>
       <w:r>
-        <w:t>Build as an ordinary user from the repository root with GCC/libstdc++ 13.1 or equivalent C++20 support, CMake 3.16 or newer, OpenSSL 1.1.1 or newer, MIT Kerberos, libcurl, libxml2, OpenLDAP and SASL. At runtime, install MIT PKINIT and, for modes 1 and 2, the SASL GSSAPI plugin. CES Negotiate needs libcurl SPNEGO. Use supported patched packages meeting the installation guide's requirements. A working /dev/log socket is required.</w:t>
+        <w:t>Build as an ordinary user from the repository root with GCC/libstdc++ 13.1 or equivalent C++20 support, CMake 3.16 or newer, OpenSSL 1.1.1 or newer, MIT Kerberos, libcurl, libxml2, OpenLDAP, SASL and MIT GSSAPI. Install MIT PKINIT for modes 1-3 and, for modes 1 and 2, the SASL GSSAPI plugin. CES Negotiate needs libcurl SPNEGO. Use supported patched packages meeting the installation guide's requirements. A working /dev/log socket is required.</w:t>
       </w:r>
     </w:p>
     <w:p>
@@ -903,12 +909,12 @@
     </w:p>
     <w:p>
       <w:r>
-        <w:t>Install the production launcher, worker and optional maintainer manually; there is no CMake installation target. Keep /etc/craft/config and krb5.conf root-owned mode 0644 with protected parents. Pin the realm, KDC and expected KDC hostname; provide populated kdc-trust.pem and current kdc-crls.pem. Modes 1 and 3 also require ca-trust.pem and ca-crls.pem for the user certificate; enrollment also validates the agent. Empty placeholders are invalid. Refresh CRLs independently.</w:t>
+        <w:t>Install the production launcher, worker and optional maintainer manually; there is no CMake installation target. Keep /etc/craft/config and krb5.conf root-owned mode 0644 with protected parents. Pin the realm, KDC and expected KDC hostname; provide populated kdc-trust.pem and current kdc-crls.pem for modes 1-3. Modes 1 and 3 also require ca-trust.pem and ca-crls.pem for the user certificate; enrollment also validates the agent. Empty placeholders are invalid. Refresh CRLs independently.</w:t>
       </w:r>
     </w:p>
     <w:p>
       <w:r>
-        <w:t>Modes 1 and 2 add craft:craft, craft-users and /run/craft owned craft:craft mode 0700. Private service credentials are root:craft mode 0640. Only the service account belongs to craft; ordinary users join craft-users. Keep enabled=no and the launcher non-setuid until the selected setup is ready, then enable acquisition and set launcher mode 4750. Users invoke craft directly without sudo.</w:t>
+        <w:t>Modes 1, 2 and 4 add craft:craft, craft-users and /run/craft owned craft:craft mode 0700. Private service credentials are root:craft mode 0640. Only the service account belongs to craft; ordinary users join craft-users. Keep enabled=no and the launcher non-setuid until the selected setup is ready, then enable acquisition and set launcher mode 4750. Users invoke craft directly without sudo.</w:t>
       </w:r>
     </w:p>
     <w:p>
@@ -1725,7 +1731,7 @@
     </w:p>
     <w:p>
       <w:r>
-        <w:t>tgt_seconds=36000 and renew_seconds=604800 request ten-hour initial validity and seven-day renewal in every mode. Set renew_seconds to 0 to disable renewal; otherwise it must exceed tgt_seconds. The KDC decides the actual grant, including certificate/key-lifetime constraints. Strict require_full_tgt_lifetime=yes rejects shortened grants and preserves the cache; no accepts them with a warning. CRAFT never rewrites issued ticket times. AES256/AES128 are required for both session keys and outer ticket encryption.</w:t>
+        <w:t>tgt_seconds=36000 and renew_seconds=604800 request ten-hour initial validity and seven-day renewal in modes 1-3. Set renew_seconds to 0 to disable renewal; otherwise it must exceed tgt_seconds. The KDC decides the actual grant, including certificate/key-lifetime constraints. Strict require_full_tgt_lifetime=yes rejects shortened grants and preserves the cache; no accepts them with a warning. CRAFT never rewrites issued ticket times. AES256/AES128 are required for both session keys and outer ticket encryption.</w:t>
       </w:r>
     </w:p>
     <w:p>
@@ -2012,6 +2018,103 @@
         <w:pageBreakBefore/>
       </w:pPr>
       <w:r>
+        <w:t>Mode 4 service tickets through constrained delegation setup</w:t>
+      </w:r>
+    </w:p>
+    <w:p>
+      <w:hyperlink r:id="rId27">
+        <w:r>
+          <w:rPr>
+            <w:color w:val="315DC0"/>
+            <w:u w:val="single"/>
+          </w:rPr>
+          <w:t>Complete mode 4 setup</w:t>
+        </w:r>
+      </w:hyperlink>
+      <w:r>
+        <w:t xml:space="preserve">  |  </w:t>
+      </w:r>
+      <w:hyperlink r:id="rId28">
+        <w:r>
+          <w:rPr>
+            <w:color w:val="315DC0"/>
+            <w:u w:val="single"/>
+          </w:rPr>
+          <w:t>Broker AD policy</w:t>
+        </w:r>
+      </w:hyperlink>
+      <w:r>
+        <w:t xml:space="preserve">  |  </w:t>
+      </w:r>
+      <w:hyperlink r:id="rId29">
+        <w:r>
+          <w:rPr>
+            <w:color w:val="315DC0"/>
+            <w:u w:val="single"/>
+          </w:rPr>
+          <w:t>Delegation flow</w:t>
+        </w:r>
+      </w:hyperlink>
+    </w:p>
+    <w:p>
+      <w:r>
+        <w:t>Use a dedicated ordinary broker account, unique SPN and AES keytab. Enable protocol transition and account-based constrained delegation to only the required services. TrustedForDelegation must remain false. Install submitter.keytab as root:craft mode 0640, and pin the realm/KDC and AES policy in root-controlled krb5.conf. No CA or LDAP setup is needed.</w:t>
+      </w:r>
+    </w:p>
+    <w:p>
+      <w:pPr>
+        <w:pStyle w:val="CodeBlock"/>
+        <w:keepLines/>
+      </w:pPr>
+      <w:r>
+        <w:t>enabled=no</w:t>
+        <w:br/>
+        <w:t>domain=domain.local</w:t>
+        <w:br/>
+        <w:t>realm=DOMAIN.LOCAL</w:t>
+        <w:br/>
+        <w:t>mechanism=constrained_delegation</w:t>
+        <w:br/>
+        <w:t>service_principal=CRAFT/broker.domain.local@DOMAIN.LOCAL</w:t>
+        <w:br/>
+        <w:t>service_spns=cifs/files.domain.local@DOMAIN.LOCAL HTTP/portal.domain.local@DOMAIN.LOCAL</w:t>
+        <w:br/>
+        <w:t>service_ticket_seconds=36000</w:t>
+        <w:br/>
+        <w:t>minimum_interval_seconds=60</w:t>
+      </w:r>
+    </w:p>
+    <w:p>
+      <w:r>
+        <w:t>service_spns accepts 1-32 exact same-realm service/host@REALM names separated by spaces. Wildcards, krbtgt, the broker principal and cross-realm targets are refused. Every target must also be authorized in the broker account msDS-AllowedToDelegateTo list. One denied target fails the entire acquisition and preserves the previous cache. Home certificates are ignored.</w:t>
+      </w:r>
+    </w:p>
+    <w:p>
+      <w:r>
+        <w:t>service_ticket_seconds defaults to 36000 and accepts 60-604800 seconds. The KDC may shorten grants; CRAFT accepts shorter valid AES tickets. TGT lifetime and renewal settings do not apply. Final tickets may be forwardable/forwarded, but no TGT, broker credential, S4U2Self evidence or proxy metadata is published.</w:t>
+      </w:r>
+    </w:p>
+    <w:p>
+      <w:r>
+        <w:t>The AD policy limits services, not recipient users. Restrict local callers through craft-users and protect Linux name assignment. Protect sensitive AD users against delegation. Services sharing one AD account/key are not isolated by different SPN labels. Use separate target identities where service isolation matters.</w:t>
+      </w:r>
+    </w:p>
+    <w:p>
+      <w:r>
+        <w:t>Stop existing maintainers and remove the old TGT cache before switching to mode 4. After enabling acquisition, verify every cache record, real service authentication, unapproved-target and nondelegable-user denial, home-pair precedence and cache preservation. Existing credentials are not revoked by configuration changes.</w:t>
+      </w:r>
+    </w:p>
+    <w:p>
+      <w:r>
+        <w:t>craft-maintain refreshes the complete service batch before its earliest expiry, through the broker rather than TGT renewal. Keep the acquisition interval below the actual refresh interval. Status reports ticket_kind=service, earliest ticket_expires and renew_until=0. Test refresh, outages and watched-job exit with short service lifetimes.</w:t>
+      </w:r>
+    </w:p>
+    <w:p>
+      <w:pPr>
+        <w:pStyle w:val="Heading1"/>
+        <w:pageBreakBefore/>
+      </w:pPr>
+      <w:r>
         <w:t>Acceptance checks and ongoing operation</w:t>
       </w:r>
     </w:p>
@@ -2144,7 +2247,7 @@
               <w:rPr>
                 <w:sz w:val="20"/>
               </w:rPr>
-              <w:t>Run as the intended non-root user without sudo. Confirm Linux-name principal, caller-owned mode-0600 cache, nonforwardable/nonproxiable flags, configured renewal, AES session/ticket encryption and actual lifetimes. Test a real Kerberos-enabled service.</w:t>
+              <w:t>Run as the intended non-root user without sudo. Confirm Linux-name principal, caller-owned mode-0600 cache, mode-appropriate flags and lifetimes, AES session/ticket encryption and actual lifetimes. Test a real Kerberos-enabled service.</w:t>
             </w:r>
           </w:p>
         </w:tc>
@@ -2197,7 +2300,7 @@
               <w:rPr>
                 <w:sz w:val="20"/>
               </w:rPr>
-              <w:t>The complete home pair takes priority. Partial/unsafe/invalid files must preserve the cache without either privileged mechanism. With both absent, use only the configured mechanism. Test wrong mapping, stale required CRLs, key mismatch, KDC outage, RC4 and shortened strict-mode grants.</w:t>
+              <w:t>Mode 4 ignores home certificates. In modes 1-3, a complete home pair takes priority. Invalid files must preserve the cache without either privileged mechanism. With both absent, use only the configured mechanism. Test wrong mapping, stale required CRLs, key mismatch, KDC outage, RC4 and shortened strict-mode grants.</w:t>
             </w:r>
           </w:p>
         </w:tc>
@@ -2403,7 +2506,7 @@
     </w:p>
     <w:p>
       <w:r>
-        <w:t>The ordinary maintainer needs Linux with /proc and system /etc/krb5.conf matching the pinned realm/KDC and AES policy. It monitors the job through a pidfd when available, or /proc on older kernels such as RHEL 8. The scheduler must retain detached processes. Renewal uses the cache alone; fresh authentication applies the same three-mode selection. Keep CRLs, service credentials and supplied certificates current. Status/log failures preserve the cache and retry; later failures do not terminate the job.</w:t>
+        <w:t>The ordinary maintainer needs Linux with /proc and system /etc/krb5.conf matching the pinned realm/KDC and AES policy. It monitors the job through a pidfd when available, or /proc on older kernels such as RHEL 8. The scheduler must retain detached processes. Renewal uses the cache alone; fresh authentication applies the same configured mode selection. Keep CRLs, service credentials and supplied certificates current. Status/log failures preserve the cache and retry; later failures do not terminate the job.</w:t>
       </w:r>
     </w:p>
     <w:p>
@@ -2412,7 +2515,7 @@
       </w:r>
     </w:p>
     <w:p>
-      <w:hyperlink r:id="rId27">
+      <w:hyperlink r:id="rId30">
         <w:r>
           <w:rPr>
             <w:color w:val="315DC0"/>
@@ -2424,7 +2527,7 @@
       <w:r>
         <w:t xml:space="preserve">  |  </w:t>
       </w:r>
-      <w:hyperlink r:id="rId28">
+      <w:hyperlink r:id="rId31">
         <w:r>
           <w:rPr>
             <w:color w:val="315DC0"/>
@@ -2644,7 +2747,7 @@
               <w:rPr>
                 <w:sz w:val="20"/>
               </w:rPr>
-              <w:t>Set enabled=no or remove launcher execute access. Removing only setuid stops modes 1 and 2 while still permitting a valid supplied pair.</w:t>
+              <w:t>Set enabled=no or remove launcher execute access. Removing only setuid stops modes 1, 2 and 4; a supplied pair remains usable only in certificate modes.</w:t>
             </w:r>
           </w:p>
         </w:tc>
@@ -2767,7 +2870,12 @@
       </w:r>
     </w:p>
     <w:p>
-      <w:hyperlink r:id="rId29">
+      <w:r>
+        <w:t>Mode 4 refreshes all service tickets through the broker before the earliest expiry. It has no cache-only renewal and needs the broker and KDC for each refresh. Status identifies ticket_kind and ticket_expires. Removing broker delegation blocks fresh acquisition but does not revoke already-issued tickets.</w:t>
+      </w:r>
+    </w:p>
+    <w:p>
+      <w:hyperlink r:id="rId32">
         <w:r>
           <w:rPr>
             <w:color w:val="315DC0"/>
@@ -2779,7 +2887,7 @@
       <w:r>
         <w:t xml:space="preserve">  |  </w:t>
       </w:r>
-      <w:hyperlink r:id="rId30">
+      <w:hyperlink r:id="rId33">
         <w:r>
           <w:rPr>
             <w:color w:val="315DC0"/>
@@ -2791,7 +2899,7 @@
       <w:r>
         <w:t xml:space="preserve">  |  </w:t>
       </w:r>
-      <w:hyperlink r:id="rId31">
+      <w:hyperlink r:id="rId34">
         <w:r>
           <w:rPr>
             <w:color w:val="315DC0"/>
@@ -2808,7 +2916,7 @@
       <w:r>
         <w:t xml:space="preserve">Source code, scripts, configuration examples and documentation are licensed under GNU GPL version 3 only (GPL-3.0-only). See </w:t>
       </w:r>
-      <w:hyperlink r:id="rId32">
+      <w:hyperlink r:id="rId35">
         <w:r>
           <w:rPr>
             <w:color w:val="315DC0"/>

--- a/docs/02-CRAFT-Configuration-and-Validation.docx
+++ b/docs/02-CRAFT-Configuration-and-Validation.docx
@@ -2101,7 +2101,7 @@
     </w:p>
     <w:p>
       <w:r>
-        <w:t>Stop existing maintainers and remove the old TGT cache before switching to mode 4. After enabling acquisition, verify every cache record, real service authentication, unapproved-target and nondelegable-user denial, home-pair precedence and cache preservation. Existing credentials are not revoked by configuration changes.</w:t>
+        <w:t>Stop existing maintainers and remove the old TGT cache before switching to mode 4. After enabling acquisition, verify every cache record, service authentication with a client that accepts a service-only cache, unapproved-target and nondelegable-user denial, home-pair precedence and cache preservation. Existing credentials are not revoked by configuration changes.</w:t>
       </w:r>
     </w:p>
     <w:p>

--- a/docs/02-CRAFT-Configuration-and-Validation.docx
+++ b/docs/02-CRAFT-Configuration-and-Validation.docx
@@ -2086,7 +2086,7 @@
     </w:p>
     <w:p>
       <w:r>
-        <w:t>service_spns accepts 1-32 exact same-realm service/host@REALM names separated by spaces. Wildcards, krbtgt, the broker principal and cross-realm targets are refused. Every target must also be authorized in the broker account msDS-AllowedToDelegateTo list. One denied target fails the entire acquisition and preserves the previous cache. Home certificates are ignored.</w:t>
+        <w:t>service_spns accepts 1-32 same-realm service/host@REALM names separated by spaces. Match application names including case. Wildcards, krbtgt, the broker principal and cross-realm targets are refused. Every target must also be authorized in the broker account msDS-AllowedToDelegateTo list. One denied target fails the entire acquisition and preserves the previous cache. Home certificates are ignored.</w:t>
       </w:r>
     </w:p>
     <w:p>

--- a/docs/02-CRAFT-Configuration-and-Validation.docx
+++ b/docs/02-CRAFT-Configuration-and-Validation.docx
@@ -20,7 +20,7 @@
     </w:p>
     <w:p>
       <w:r>
-        <w:t>Configure one of four Linux operating modes: privileged certificate enrollment through CES and AD CS, privileged credential linking through msDS-KeyCredentialLink, or unprivileged PKINIT with a certificate exported from Windows, or service-only constrained delegation with a broker keytab. This guide gives mode-specific configuration and acceptance checks. The linked installation guide contains complete Linux commands and the configuration reference.</w:t>
+        <w:t>Select and order one or more Linux operating modes to fit the environment: certificate enrollment through CES and AD CS, privileged credential linking through msDS-KeyCredentialLink, or unprivileged PKINIT with a certificate exported from Windows, or service-only constrained delegation with a broker keytab. This guide gives mode-specific configuration and acceptance checks. The linked installation guide contains complete Linux commands and the configuration reference.</w:t>
       </w:r>
     </w:p>
     <w:tbl>
@@ -881,6 +881,11 @@
       </w:r>
     </w:p>
     <w:p>
+      <w:r>
+        <w:t>Set modes to an ordered list, such as home enrollment or key_trust enrollment. Configure every enabled mode. Acquisition failures advance to the next mode; the first success supplies the cache. Broker modes share one account/keytab and request cooldown. Use constrained_delegation alone to prohibit a user TGT.</w:t>
+      </w:r>
+    </w:p>
+    <w:p>
       <w:pPr>
         <w:pStyle w:val="Heading1"/>
         <w:pageBreakBefore/>
@@ -1018,7 +1023,7 @@
         <w:br/>
         <w:t>realm=DOMAIN.LOCAL</w:t>
         <w:br/>
-        <w:t>mechanism=enrollment</w:t>
+        <w:t>modes=enrollment</w:t>
         <w:br/>
         <w:t>netbios=DOMAIN</w:t>
         <w:br/>
@@ -1247,7 +1252,7 @@
     </w:p>
     <w:p>
       <w:r>
-        <w:t>Validate the template profile on the next page and prove CA refusal for out-of-scope recipients. Set enabled=yes and enable the setuid launcher only when ready. Test as an approved user with both home PEM files absent, so the supplied-certificate path does not hide the enrollment setup.</w:t>
+        <w:t>Validate the template profile on the next page and prove CA refusal for out-of-scope recipients. Set enabled=yes and enable the setuid launcher only when ready. Test as an approved user with modes=enrollment so another acquisition path does not hide the enrollment setup.</w:t>
       </w:r>
     </w:p>
     <w:p>
@@ -1836,7 +1841,7 @@
         <w:br/>
         <w:t>realm=DOMAIN.LOCAL</w:t>
         <w:br/>
-        <w:t>mechanism=key_trust</w:t>
+        <w:t>modes=key_trust</w:t>
         <w:br/>
         <w:t>service_principal=svc-linux-enroll@DOMAIN.LOCAL</w:t>
         <w:br/>
@@ -1881,7 +1886,7 @@
     </w:p>
     <w:p>
       <w:r>
-        <w:t>Review delegation and trust, set enabled=yes, and enable the setuid launcher. Test with both home PEM files absent. Verify the returned caller principal, attribute cleanup, existing-key preservation and directory refusal for out-of-scope accounts; repeat after revoking the delegation.</w:t>
+        <w:t>Review delegation and trust, set enabled=yes, and enable the setuid launcher. Test with modes=key_trust. Verify the returned caller principal, attribute cleanup, existing-key preservation and directory refusal for out-of-scope accounts; repeat after revoking the delegation.</w:t>
       </w:r>
     </w:p>
     <w:p>
@@ -1991,6 +1996,8 @@
       <w:r>
         <w:t>enabled=no</w:t>
         <w:br/>
+        <w:t>modes=home</w:t>
+        <w:br/>
         <w:t>domain=domain.local</w:t>
         <w:br/>
         <w:t>realm=DOMAIN.LOCAL</w:t>
@@ -2009,7 +2016,7 @@
     </w:p>
     <w:p>
       <w:r>
-        <w:t>Set enabled=yes when ready. There is no mechanism=home setting: the complete PEM pair selects this path, including on privileged installations. Partial or invalid pairs fail without fallback. Repeat the Windows helper to check renewal and transfer replacements before expiry. Its default window is one calendar month; /RenewBeforeDays changes it, and /DeleteAfterExport optionally removes the Windows-store certificate. Neither the helper nor CRAFT schedules or transfers replacements automatically.</w:t>
+        <w:t>Set enabled=yes when ready. modes=home requires the supplied pair. Add other modes only when their fallback authority is intended and provisioned. Repeat the Windows helper to check renewal and transfer replacements before expiry. Its default window is one calendar month; /RenewBeforeDays changes it, and /DeleteAfterExport optionally removes the Windows-store certificate. Neither the helper nor CRAFT schedules or transfers replacements automatically.</w:t>
       </w:r>
     </w:p>
     <w:p>
@@ -2073,7 +2080,7 @@
         <w:br/>
         <w:t>realm=DOMAIN.LOCAL</w:t>
         <w:br/>
-        <w:t>mechanism=constrained_delegation</w:t>
+        <w:t>modes=constrained_delegation</w:t>
         <w:br/>
         <w:t>service_principal=CRAFT/broker.domain.local@DOMAIN.LOCAL</w:t>
         <w:br/>
@@ -2101,7 +2108,7 @@
     </w:p>
     <w:p>
       <w:r>
-        <w:t>Stop existing maintainers and remove the old TGT cache before switching to mode 4. After enabling acquisition, verify every cache record, service authentication with a client that accepts a service-only cache, unapproved-target and nondelegable-user denial, home-pair precedence and cache preservation. Existing credentials are not revoked by configuration changes.</w:t>
+        <w:t>Stop existing maintainers and remove the old TGT cache before switching to mode 4. After enabling acquisition, verify every cache record, service authentication with a client that accepts a service-only cache, unapproved-target and nondelegable-user denial, disabled home mode and cache preservation. Existing credentials are not revoked by configuration changes.</w:t>
       </w:r>
     </w:p>
     <w:p>
@@ -2300,7 +2307,7 @@
               <w:rPr>
                 <w:sz w:val="20"/>
               </w:rPr>
-              <w:t>Mode 4 ignores home certificates. In modes 1-3, a complete home pair takes priority. Invalid files must preserve the cache without either privileged mechanism. With both absent, use only the configured mechanism. Test wrong mapping, stale required CRLs, key mismatch, KDC outage, RC4 and shortened strict-mode grants.</w:t>
+              <w:t>Verify configured order, fallback after acquisition errors and refusal of disabled modes. A service-only list must never produce a TGT. All-mode failure must preserve the cache. Test wrong mapping, stale required CRLs, key mismatch, KDC outage, RC4 and shortened strict-mode grants.</w:t>
             </w:r>
           </w:p>
         </w:tc>
@@ -2747,7 +2754,7 @@
               <w:rPr>
                 <w:sz w:val="20"/>
               </w:rPr>
-              <w:t>Set enabled=no or remove launcher execute access. Removing only setuid stops modes 1, 2 and 4; a supplied pair remains usable only in certificate modes.</w:t>
+              <w:t>Set enabled=no or remove launcher execute access. Removing only setuid stops modes 1, 2 and 4; a supplied pair remains usable only if home is enabled.</w:t>
             </w:r>
           </w:p>
         </w:tc>

--- a/docs/02-CRAFT-Configuration-and-Validation.docx
+++ b/docs/02-CRAFT-Configuration-and-Validation.docx
@@ -20,22 +20,22 @@
     </w:p>
     <w:p>
       <w:r>
-        <w:t>Select and order one or more Linux operating modes to fit the environment: certificate enrollment through CES and AD CS, privileged credential linking through msDS-KeyCredentialLink, or unprivileged PKINIT with a certificate exported from Windows, or service-only constrained delegation with a broker keytab. This guide gives mode-specific configuration and acceptance checks. The linked installation guide contains complete Linux commands and the configuration reference.</w:t>
+        <w:t>Select and order one or more Linux operating modes to fit the environment: certificate enrollment through CES and AD CS, privileged credential linking through msDS-KeyCredentialLink, or unprivileged PKINIT with a certificate exported from Windows (BYOC, Bring Your Own Cert), or Constrained Delegation with a broker keytab. This guide gives mode-specific configuration and acceptance checks. The linked installation guide contains complete Linux commands and the configuration reference.</w:t>
       </w:r>
     </w:p>
     <w:tbl>
       <w:tblPr>
-        <w:tblW w:type="auto" w:w="0"/>
+        <w:tblW w:w="0" w:type="auto"/>
+        <w:tblBorders>
+          <w:top w:val="single" w:sz="4" w:space="0" w:color="D9D9D9"/>
+          <w:left w:val="single" w:sz="4" w:space="0" w:color="D9D9D9"/>
+          <w:bottom w:val="single" w:sz="4" w:space="0" w:color="D9D9D9"/>
+          <w:right w:val="single" w:sz="4" w:space="0" w:color="D9D9D9"/>
+          <w:insideH w:val="single" w:sz="4" w:space="0" w:color="D9D9D9"/>
+          <w:insideV w:val="single" w:sz="4" w:space="0" w:color="D9D9D9"/>
+        </w:tblBorders>
         <w:tblLayout w:type="fixed"/>
-        <w:tblLook w:firstColumn="1" w:firstRow="1" w:lastColumn="0" w:lastRow="0" w:noHBand="0" w:noVBand="1" w:val="04A0"/>
-        <w:tblBorders>
-          <w:top w:val="single" w:sz="4" w:color="D9D9D9"/>
-          <w:left w:val="single" w:sz="4" w:color="D9D9D9"/>
-          <w:bottom w:val="single" w:sz="4" w:color="D9D9D9"/>
-          <w:right w:val="single" w:sz="4" w:color="D9D9D9"/>
-          <w:insideH w:val="single" w:sz="4" w:color="D9D9D9"/>
-          <w:insideV w:val="single" w:sz="4" w:color="D9D9D9"/>
-        </w:tblBorders>
+        <w:tblLook w:val="04A0" w:firstRow="1" w:lastRow="0" w:firstColumn="1" w:lastColumn="0" w:noHBand="0" w:noVBand="1"/>
       </w:tblPr>
       <w:tblGrid>
         <w:gridCol w:w="2477"/>
@@ -45,24 +45,24 @@
       </w:tblGrid>
       <w:tr>
         <w:trPr>
+          <w:cantSplit/>
           <w:tblHeader/>
-          <w:cantSplit/>
         </w:trPr>
         <w:tc>
           <w:tcPr>
-            <w:tcW w:type="dxa" w:w="2477"/>
-            <w:vAlign w:val="center"/>
+            <w:tcW w:w="2477" w:type="dxa"/>
+            <w:shd w:val="clear" w:color="auto" w:fill="18334A"/>
             <w:tcMar>
               <w:top w:w="100" w:type="dxa"/>
               <w:left w:w="100" w:type="dxa"/>
               <w:bottom w:w="100" w:type="dxa"/>
               <w:right w:w="100" w:type="dxa"/>
             </w:tcMar>
-            <w:shd w:fill="18334A"/>
+            <w:vAlign w:val="center"/>
           </w:tcPr>
           <w:p>
             <w:pPr>
-              <w:spacing w:after="40" w:before="40" w:line="252" w:lineRule="auto"/>
+              <w:spacing w:before="40" w:after="40" w:line="252" w:lineRule="auto"/>
             </w:pPr>
             <w:r>
               <w:rPr>
@@ -76,19 +76,19 @@
         </w:tc>
         <w:tc>
           <w:tcPr>
-            <w:tcW w:type="dxa" w:w="2592"/>
-            <w:vAlign w:val="center"/>
+            <w:tcW w:w="2592" w:type="dxa"/>
+            <w:shd w:val="clear" w:color="auto" w:fill="18334A"/>
             <w:tcMar>
               <w:top w:w="100" w:type="dxa"/>
               <w:left w:w="100" w:type="dxa"/>
               <w:bottom w:w="100" w:type="dxa"/>
               <w:right w:w="100" w:type="dxa"/>
             </w:tcMar>
-            <w:shd w:fill="18334A"/>
+            <w:vAlign w:val="center"/>
           </w:tcPr>
           <w:p>
             <w:pPr>
-              <w:spacing w:after="40" w:before="40" w:line="252" w:lineRule="auto"/>
+              <w:spacing w:before="40" w:after="40" w:line="252" w:lineRule="auto"/>
             </w:pPr>
             <w:r>
               <w:rPr>
@@ -96,25 +96,25 @@
                 <w:color w:val="FFFFFF"/>
                 <w:sz w:val="20"/>
               </w:rPr>
-              <w:t>1  Enrollment</w:t>
+              <w:t>Enrollment Agent</w:t>
             </w:r>
           </w:p>
         </w:tc>
         <w:tc>
           <w:tcPr>
-            <w:tcW w:type="dxa" w:w="2592"/>
-            <w:vAlign w:val="center"/>
+            <w:tcW w:w="2592" w:type="dxa"/>
+            <w:shd w:val="clear" w:color="auto" w:fill="18334A"/>
             <w:tcMar>
               <w:top w:w="100" w:type="dxa"/>
               <w:left w:w="100" w:type="dxa"/>
               <w:bottom w:w="100" w:type="dxa"/>
               <w:right w:w="100" w:type="dxa"/>
             </w:tcMar>
-            <w:shd w:fill="18334A"/>
+            <w:vAlign w:val="center"/>
           </w:tcPr>
           <w:p>
             <w:pPr>
-              <w:spacing w:after="40" w:before="40" w:line="252" w:lineRule="auto"/>
+              <w:spacing w:before="40" w:after="40" w:line="252" w:lineRule="auto"/>
             </w:pPr>
             <w:r>
               <w:rPr>
@@ -122,25 +122,25 @@
                 <w:color w:val="FFFFFF"/>
                 <w:sz w:val="20"/>
               </w:rPr>
-              <w:t>2  Credential linking</w:t>
+              <w:t>Key Trust</w:t>
             </w:r>
           </w:p>
         </w:tc>
         <w:tc>
           <w:tcPr>
-            <w:tcW w:type="dxa" w:w="2621"/>
-            <w:vAlign w:val="center"/>
+            <w:tcW w:w="2621" w:type="dxa"/>
+            <w:shd w:val="clear" w:color="auto" w:fill="18334A"/>
             <w:tcMar>
               <w:top w:w="100" w:type="dxa"/>
               <w:left w:w="100" w:type="dxa"/>
               <w:bottom w:w="100" w:type="dxa"/>
               <w:right w:w="100" w:type="dxa"/>
             </w:tcMar>
-            <w:shd w:fill="18334A"/>
+            <w:vAlign w:val="center"/>
           </w:tcPr>
           <w:p>
             <w:pPr>
-              <w:spacing w:after="40" w:before="40" w:line="252" w:lineRule="auto"/>
+              <w:spacing w:before="40" w:after="40" w:line="252" w:lineRule="auto"/>
             </w:pPr>
             <w:r>
               <w:rPr>
@@ -148,7 +148,7 @@
                 <w:color w:val="FFFFFF"/>
                 <w:sz w:val="20"/>
               </w:rPr>
-              <w:t>3  Windows export</w:t>
+              <w:t>BYOC</w:t>
             </w:r>
           </w:p>
         </w:tc>
@@ -159,19 +159,19 @@
         </w:trPr>
         <w:tc>
           <w:tcPr>
-            <w:tcW w:type="dxa" w:w="2477"/>
-            <w:vAlign w:val="center"/>
+            <w:tcW w:w="2477" w:type="dxa"/>
+            <w:shd w:val="clear" w:color="auto" w:fill="F3F6FA"/>
             <w:tcMar>
               <w:top w:w="100" w:type="dxa"/>
               <w:left w:w="100" w:type="dxa"/>
               <w:bottom w:w="100" w:type="dxa"/>
               <w:right w:w="100" w:type="dxa"/>
             </w:tcMar>
-            <w:shd w:fill="F3F6FA"/>
+            <w:vAlign w:val="center"/>
           </w:tcPr>
           <w:p>
             <w:pPr>
-              <w:spacing w:after="40" w:before="40" w:line="252" w:lineRule="auto"/>
+              <w:spacing w:before="40" w:after="40" w:line="252" w:lineRule="auto"/>
             </w:pPr>
             <w:r>
               <w:rPr>
@@ -183,19 +183,19 @@
         </w:tc>
         <w:tc>
           <w:tcPr>
-            <w:tcW w:type="dxa" w:w="2592"/>
-            <w:vAlign w:val="center"/>
+            <w:tcW w:w="2592" w:type="dxa"/>
+            <w:shd w:val="clear" w:color="auto" w:fill="F3F6FA"/>
             <w:tcMar>
               <w:top w:w="100" w:type="dxa"/>
               <w:left w:w="100" w:type="dxa"/>
               <w:bottom w:w="100" w:type="dxa"/>
               <w:right w:w="100" w:type="dxa"/>
             </w:tcMar>
-            <w:shd w:fill="F3F6FA"/>
+            <w:vAlign w:val="center"/>
           </w:tcPr>
           <w:p>
             <w:pPr>
-              <w:spacing w:after="40" w:before="40" w:line="252" w:lineRule="auto"/>
+              <w:spacing w:before="40" w:after="40" w:line="252" w:lineRule="auto"/>
             </w:pPr>
             <w:r>
               <w:rPr>
@@ -207,19 +207,19 @@
         </w:tc>
         <w:tc>
           <w:tcPr>
-            <w:tcW w:type="dxa" w:w="2592"/>
-            <w:vAlign w:val="center"/>
+            <w:tcW w:w="2592" w:type="dxa"/>
+            <w:shd w:val="clear" w:color="auto" w:fill="F3F6FA"/>
             <w:tcMar>
               <w:top w:w="100" w:type="dxa"/>
               <w:left w:w="100" w:type="dxa"/>
               <w:bottom w:w="100" w:type="dxa"/>
               <w:right w:w="100" w:type="dxa"/>
             </w:tcMar>
-            <w:shd w:fill="F3F6FA"/>
+            <w:vAlign w:val="center"/>
           </w:tcPr>
           <w:p>
             <w:pPr>
-              <w:spacing w:after="40" w:before="40" w:line="252" w:lineRule="auto"/>
+              <w:spacing w:before="40" w:after="40" w:line="252" w:lineRule="auto"/>
             </w:pPr>
             <w:r>
               <w:rPr>
@@ -231,19 +231,19 @@
         </w:tc>
         <w:tc>
           <w:tcPr>
-            <w:tcW w:type="dxa" w:w="2621"/>
-            <w:vAlign w:val="center"/>
+            <w:tcW w:w="2621" w:type="dxa"/>
+            <w:shd w:val="clear" w:color="auto" w:fill="F3F6FA"/>
             <w:tcMar>
               <w:top w:w="100" w:type="dxa"/>
               <w:left w:w="100" w:type="dxa"/>
               <w:bottom w:w="100" w:type="dxa"/>
               <w:right w:w="100" w:type="dxa"/>
             </w:tcMar>
-            <w:shd w:fill="F3F6FA"/>
+            <w:vAlign w:val="center"/>
           </w:tcPr>
           <w:p>
             <w:pPr>
-              <w:spacing w:after="40" w:before="40" w:line="252" w:lineRule="auto"/>
+              <w:spacing w:before="40" w:after="40" w:line="252" w:lineRule="auto"/>
             </w:pPr>
             <w:r>
               <w:rPr>
@@ -260,19 +260,19 @@
         </w:trPr>
         <w:tc>
           <w:tcPr>
-            <w:tcW w:type="dxa" w:w="2477"/>
-            <w:vAlign w:val="center"/>
+            <w:tcW w:w="2477" w:type="dxa"/>
+            <w:shd w:val="clear" w:color="auto" w:fill="FFFFFF"/>
             <w:tcMar>
               <w:top w:w="100" w:type="dxa"/>
               <w:left w:w="100" w:type="dxa"/>
               <w:bottom w:w="100" w:type="dxa"/>
               <w:right w:w="100" w:type="dxa"/>
             </w:tcMar>
-            <w:shd w:fill="FFFFFF"/>
+            <w:vAlign w:val="center"/>
           </w:tcPr>
           <w:p>
             <w:pPr>
-              <w:spacing w:after="40" w:before="40" w:line="252" w:lineRule="auto"/>
+              <w:spacing w:before="40" w:after="40" w:line="252" w:lineRule="auto"/>
             </w:pPr>
             <w:r>
               <w:rPr>
@@ -284,19 +284,19 @@
         </w:tc>
         <w:tc>
           <w:tcPr>
-            <w:tcW w:type="dxa" w:w="2592"/>
-            <w:vAlign w:val="center"/>
+            <w:tcW w:w="2592" w:type="dxa"/>
+            <w:shd w:val="clear" w:color="auto" w:fill="FFFFFF"/>
             <w:tcMar>
               <w:top w:w="100" w:type="dxa"/>
               <w:left w:w="100" w:type="dxa"/>
               <w:bottom w:w="100" w:type="dxa"/>
               <w:right w:w="100" w:type="dxa"/>
             </w:tcMar>
-            <w:shd w:fill="FFFFFF"/>
+            <w:vAlign w:val="center"/>
           </w:tcPr>
           <w:p>
             <w:pPr>
-              <w:spacing w:after="40" w:before="40" w:line="252" w:lineRule="auto"/>
+              <w:spacing w:before="40" w:after="40" w:line="252" w:lineRule="auto"/>
             </w:pPr>
             <w:r>
               <w:rPr>
@@ -308,19 +308,19 @@
         </w:tc>
         <w:tc>
           <w:tcPr>
-            <w:tcW w:type="dxa" w:w="2592"/>
-            <w:vAlign w:val="center"/>
+            <w:tcW w:w="2592" w:type="dxa"/>
+            <w:shd w:val="clear" w:color="auto" w:fill="FFFFFF"/>
             <w:tcMar>
               <w:top w:w="100" w:type="dxa"/>
               <w:left w:w="100" w:type="dxa"/>
               <w:bottom w:w="100" w:type="dxa"/>
               <w:right w:w="100" w:type="dxa"/>
             </w:tcMar>
-            <w:shd w:fill="FFFFFF"/>
+            <w:vAlign w:val="center"/>
           </w:tcPr>
           <w:p>
             <w:pPr>
-              <w:spacing w:after="40" w:before="40" w:line="252" w:lineRule="auto"/>
+              <w:spacing w:before="40" w:after="40" w:line="252" w:lineRule="auto"/>
             </w:pPr>
             <w:r>
               <w:rPr>
@@ -332,19 +332,19 @@
         </w:tc>
         <w:tc>
           <w:tcPr>
-            <w:tcW w:type="dxa" w:w="2621"/>
-            <w:vAlign w:val="center"/>
+            <w:tcW w:w="2621" w:type="dxa"/>
+            <w:shd w:val="clear" w:color="auto" w:fill="FFFFFF"/>
             <w:tcMar>
               <w:top w:w="100" w:type="dxa"/>
               <w:left w:w="100" w:type="dxa"/>
               <w:bottom w:w="100" w:type="dxa"/>
               <w:right w:w="100" w:type="dxa"/>
             </w:tcMar>
-            <w:shd w:fill="FFFFFF"/>
+            <w:vAlign w:val="center"/>
           </w:tcPr>
           <w:p>
             <w:pPr>
-              <w:spacing w:after="40" w:before="40" w:line="252" w:lineRule="auto"/>
+              <w:spacing w:before="40" w:after="40" w:line="252" w:lineRule="auto"/>
             </w:pPr>
             <w:r>
               <w:rPr>
@@ -361,19 +361,19 @@
         </w:trPr>
         <w:tc>
           <w:tcPr>
-            <w:tcW w:type="dxa" w:w="2477"/>
-            <w:vAlign w:val="center"/>
+            <w:tcW w:w="2477" w:type="dxa"/>
+            <w:shd w:val="clear" w:color="auto" w:fill="F3F6FA"/>
             <w:tcMar>
               <w:top w:w="100" w:type="dxa"/>
               <w:left w:w="100" w:type="dxa"/>
               <w:bottom w:w="100" w:type="dxa"/>
               <w:right w:w="100" w:type="dxa"/>
             </w:tcMar>
-            <w:shd w:fill="F3F6FA"/>
+            <w:vAlign w:val="center"/>
           </w:tcPr>
           <w:p>
             <w:pPr>
-              <w:spacing w:after="40" w:before="40" w:line="252" w:lineRule="auto"/>
+              <w:spacing w:before="40" w:after="40" w:line="252" w:lineRule="auto"/>
             </w:pPr>
             <w:r>
               <w:rPr>
@@ -385,19 +385,19 @@
         </w:tc>
         <w:tc>
           <w:tcPr>
-            <w:tcW w:type="dxa" w:w="2592"/>
-            <w:vAlign w:val="center"/>
+            <w:tcW w:w="2592" w:type="dxa"/>
+            <w:shd w:val="clear" w:color="auto" w:fill="F3F6FA"/>
             <w:tcMar>
               <w:top w:w="100" w:type="dxa"/>
               <w:left w:w="100" w:type="dxa"/>
               <w:bottom w:w="100" w:type="dxa"/>
               <w:right w:w="100" w:type="dxa"/>
             </w:tcMar>
-            <w:shd w:fill="F3F6FA"/>
+            <w:vAlign w:val="center"/>
           </w:tcPr>
           <w:p>
             <w:pPr>
-              <w:spacing w:after="40" w:before="40" w:line="252" w:lineRule="auto"/>
+              <w:spacing w:before="40" w:after="40" w:line="252" w:lineRule="auto"/>
             </w:pPr>
             <w:r>
               <w:rPr>
@@ -409,19 +409,19 @@
         </w:tc>
         <w:tc>
           <w:tcPr>
-            <w:tcW w:type="dxa" w:w="2592"/>
-            <w:vAlign w:val="center"/>
+            <w:tcW w:w="2592" w:type="dxa"/>
+            <w:shd w:val="clear" w:color="auto" w:fill="F3F6FA"/>
             <w:tcMar>
               <w:top w:w="100" w:type="dxa"/>
               <w:left w:w="100" w:type="dxa"/>
               <w:bottom w:w="100" w:type="dxa"/>
               <w:right w:w="100" w:type="dxa"/>
             </w:tcMar>
-            <w:shd w:fill="F3F6FA"/>
+            <w:vAlign w:val="center"/>
           </w:tcPr>
           <w:p>
             <w:pPr>
-              <w:spacing w:after="40" w:before="40" w:line="252" w:lineRule="auto"/>
+              <w:spacing w:before="40" w:after="40" w:line="252" w:lineRule="auto"/>
             </w:pPr>
             <w:r>
               <w:rPr>
@@ -433,19 +433,19 @@
         </w:tc>
         <w:tc>
           <w:tcPr>
-            <w:tcW w:type="dxa" w:w="2621"/>
-            <w:vAlign w:val="center"/>
+            <w:tcW w:w="2621" w:type="dxa"/>
+            <w:shd w:val="clear" w:color="auto" w:fill="F3F6FA"/>
             <w:tcMar>
               <w:top w:w="100" w:type="dxa"/>
               <w:left w:w="100" w:type="dxa"/>
               <w:bottom w:w="100" w:type="dxa"/>
               <w:right w:w="100" w:type="dxa"/>
             </w:tcMar>
-            <w:shd w:fill="F3F6FA"/>
+            <w:vAlign w:val="center"/>
           </w:tcPr>
           <w:p>
             <w:pPr>
-              <w:spacing w:after="40" w:before="40" w:line="252" w:lineRule="auto"/>
+              <w:spacing w:before="40" w:after="40" w:line="252" w:lineRule="auto"/>
             </w:pPr>
             <w:r>
               <w:rPr>
@@ -462,19 +462,19 @@
         </w:trPr>
         <w:tc>
           <w:tcPr>
-            <w:tcW w:type="dxa" w:w="2477"/>
-            <w:vAlign w:val="center"/>
+            <w:tcW w:w="2477" w:type="dxa"/>
+            <w:shd w:val="clear" w:color="auto" w:fill="FFFFFF"/>
             <w:tcMar>
               <w:top w:w="100" w:type="dxa"/>
               <w:left w:w="100" w:type="dxa"/>
               <w:bottom w:w="100" w:type="dxa"/>
               <w:right w:w="100" w:type="dxa"/>
             </w:tcMar>
-            <w:shd w:fill="FFFFFF"/>
+            <w:vAlign w:val="center"/>
           </w:tcPr>
           <w:p>
             <w:pPr>
-              <w:spacing w:after="40" w:before="40" w:line="252" w:lineRule="auto"/>
+              <w:spacing w:before="40" w:after="40" w:line="252" w:lineRule="auto"/>
             </w:pPr>
             <w:r>
               <w:rPr>
@@ -486,19 +486,19 @@
         </w:tc>
         <w:tc>
           <w:tcPr>
-            <w:tcW w:type="dxa" w:w="2592"/>
-            <w:vAlign w:val="center"/>
+            <w:tcW w:w="2592" w:type="dxa"/>
+            <w:shd w:val="clear" w:color="auto" w:fill="FFFFFF"/>
             <w:tcMar>
               <w:top w:w="100" w:type="dxa"/>
               <w:left w:w="100" w:type="dxa"/>
               <w:bottom w:w="100" w:type="dxa"/>
               <w:right w:w="100" w:type="dxa"/>
             </w:tcMar>
-            <w:shd w:fill="FFFFFF"/>
+            <w:vAlign w:val="center"/>
           </w:tcPr>
           <w:p>
             <w:pPr>
-              <w:spacing w:after="40" w:before="40" w:line="252" w:lineRule="auto"/>
+              <w:spacing w:before="40" w:after="40" w:line="252" w:lineRule="auto"/>
             </w:pPr>
             <w:r>
               <w:rPr>
@@ -510,19 +510,19 @@
         </w:tc>
         <w:tc>
           <w:tcPr>
-            <w:tcW w:type="dxa" w:w="2592"/>
-            <w:vAlign w:val="center"/>
+            <w:tcW w:w="2592" w:type="dxa"/>
+            <w:shd w:val="clear" w:color="auto" w:fill="FFFFFF"/>
             <w:tcMar>
               <w:top w:w="100" w:type="dxa"/>
               <w:left w:w="100" w:type="dxa"/>
               <w:bottom w:w="100" w:type="dxa"/>
               <w:right w:w="100" w:type="dxa"/>
             </w:tcMar>
-            <w:shd w:fill="FFFFFF"/>
+            <w:vAlign w:val="center"/>
           </w:tcPr>
           <w:p>
             <w:pPr>
-              <w:spacing w:after="40" w:before="40" w:line="252" w:lineRule="auto"/>
+              <w:spacing w:before="40" w:after="40" w:line="252" w:lineRule="auto"/>
             </w:pPr>
             <w:r>
               <w:rPr>
@@ -534,19 +534,19 @@
         </w:tc>
         <w:tc>
           <w:tcPr>
-            <w:tcW w:type="dxa" w:w="2621"/>
-            <w:vAlign w:val="center"/>
+            <w:tcW w:w="2621" w:type="dxa"/>
+            <w:shd w:val="clear" w:color="auto" w:fill="FFFFFF"/>
             <w:tcMar>
               <w:top w:w="100" w:type="dxa"/>
               <w:left w:w="100" w:type="dxa"/>
               <w:bottom w:w="100" w:type="dxa"/>
               <w:right w:w="100" w:type="dxa"/>
             </w:tcMar>
-            <w:shd w:fill="FFFFFF"/>
+            <w:vAlign w:val="center"/>
           </w:tcPr>
           <w:p>
             <w:pPr>
-              <w:spacing w:after="40" w:before="40" w:line="252" w:lineRule="auto"/>
+              <w:spacing w:before="40" w:after="40" w:line="252" w:lineRule="auto"/>
             </w:pPr>
             <w:r>
               <w:rPr>
@@ -563,19 +563,19 @@
         </w:trPr>
         <w:tc>
           <w:tcPr>
-            <w:tcW w:type="dxa" w:w="2477"/>
-            <w:vAlign w:val="center"/>
+            <w:tcW w:w="2477" w:type="dxa"/>
+            <w:shd w:val="clear" w:color="auto" w:fill="F3F6FA"/>
             <w:tcMar>
               <w:top w:w="100" w:type="dxa"/>
               <w:left w:w="100" w:type="dxa"/>
               <w:bottom w:w="100" w:type="dxa"/>
               <w:right w:w="100" w:type="dxa"/>
             </w:tcMar>
-            <w:shd w:fill="F3F6FA"/>
+            <w:vAlign w:val="center"/>
           </w:tcPr>
           <w:p>
             <w:pPr>
-              <w:spacing w:after="40" w:before="40" w:line="252" w:lineRule="auto"/>
+              <w:spacing w:before="40" w:after="40" w:line="252" w:lineRule="auto"/>
             </w:pPr>
             <w:r>
               <w:rPr>
@@ -587,19 +587,19 @@
         </w:tc>
         <w:tc>
           <w:tcPr>
-            <w:tcW w:type="dxa" w:w="2592"/>
-            <w:vAlign w:val="center"/>
+            <w:tcW w:w="2592" w:type="dxa"/>
+            <w:shd w:val="clear" w:color="auto" w:fill="F3F6FA"/>
             <w:tcMar>
               <w:top w:w="100" w:type="dxa"/>
               <w:left w:w="100" w:type="dxa"/>
               <w:bottom w:w="100" w:type="dxa"/>
               <w:right w:w="100" w:type="dxa"/>
             </w:tcMar>
-            <w:shd w:fill="F3F6FA"/>
+            <w:vAlign w:val="center"/>
           </w:tcPr>
           <w:p>
             <w:pPr>
-              <w:spacing w:after="40" w:before="40" w:line="252" w:lineRule="auto"/>
+              <w:spacing w:before="40" w:after="40" w:line="252" w:lineRule="auto"/>
             </w:pPr>
             <w:r>
               <w:rPr>
@@ -611,19 +611,19 @@
         </w:tc>
         <w:tc>
           <w:tcPr>
-            <w:tcW w:type="dxa" w:w="2592"/>
-            <w:vAlign w:val="center"/>
+            <w:tcW w:w="2592" w:type="dxa"/>
+            <w:shd w:val="clear" w:color="auto" w:fill="F3F6FA"/>
             <w:tcMar>
               <w:top w:w="100" w:type="dxa"/>
               <w:left w:w="100" w:type="dxa"/>
               <w:bottom w:w="100" w:type="dxa"/>
               <w:right w:w="100" w:type="dxa"/>
             </w:tcMar>
-            <w:shd w:fill="F3F6FA"/>
+            <w:vAlign w:val="center"/>
           </w:tcPr>
           <w:p>
             <w:pPr>
-              <w:spacing w:after="40" w:before="40" w:line="252" w:lineRule="auto"/>
+              <w:spacing w:before="40" w:after="40" w:line="252" w:lineRule="auto"/>
             </w:pPr>
             <w:r>
               <w:rPr>
@@ -635,19 +635,19 @@
         </w:tc>
         <w:tc>
           <w:tcPr>
-            <w:tcW w:type="dxa" w:w="2621"/>
-            <w:vAlign w:val="center"/>
+            <w:tcW w:w="2621" w:type="dxa"/>
+            <w:shd w:val="clear" w:color="auto" w:fill="F3F6FA"/>
             <w:tcMar>
               <w:top w:w="100" w:type="dxa"/>
               <w:left w:w="100" w:type="dxa"/>
               <w:bottom w:w="100" w:type="dxa"/>
               <w:right w:w="100" w:type="dxa"/>
             </w:tcMar>
-            <w:shd w:fill="F3F6FA"/>
+            <w:vAlign w:val="center"/>
           </w:tcPr>
           <w:p>
             <w:pPr>
-              <w:spacing w:after="40" w:before="40" w:line="252" w:lineRule="auto"/>
+              <w:spacing w:before="40" w:after="40" w:line="252" w:lineRule="auto"/>
             </w:pPr>
             <w:r>
               <w:rPr>
@@ -664,19 +664,19 @@
         </w:trPr>
         <w:tc>
           <w:tcPr>
-            <w:tcW w:type="dxa" w:w="2477"/>
-            <w:vAlign w:val="center"/>
+            <w:tcW w:w="2477" w:type="dxa"/>
+            <w:shd w:val="clear" w:color="auto" w:fill="FFFFFF"/>
             <w:tcMar>
               <w:top w:w="100" w:type="dxa"/>
               <w:left w:w="100" w:type="dxa"/>
               <w:bottom w:w="100" w:type="dxa"/>
               <w:right w:w="100" w:type="dxa"/>
             </w:tcMar>
-            <w:shd w:fill="FFFFFF"/>
+            <w:vAlign w:val="center"/>
           </w:tcPr>
           <w:p>
             <w:pPr>
-              <w:spacing w:after="40" w:before="40" w:line="252" w:lineRule="auto"/>
+              <w:spacing w:before="40" w:after="40" w:line="252" w:lineRule="auto"/>
             </w:pPr>
             <w:r>
               <w:rPr>
@@ -688,19 +688,19 @@
         </w:tc>
         <w:tc>
           <w:tcPr>
-            <w:tcW w:type="dxa" w:w="2592"/>
-            <w:vAlign w:val="center"/>
+            <w:tcW w:w="2592" w:type="dxa"/>
+            <w:shd w:val="clear" w:color="auto" w:fill="FFFFFF"/>
             <w:tcMar>
               <w:top w:w="100" w:type="dxa"/>
               <w:left w:w="100" w:type="dxa"/>
               <w:bottom w:w="100" w:type="dxa"/>
               <w:right w:w="100" w:type="dxa"/>
             </w:tcMar>
-            <w:shd w:fill="FFFFFF"/>
+            <w:vAlign w:val="center"/>
           </w:tcPr>
           <w:p>
             <w:pPr>
-              <w:spacing w:after="40" w:before="40" w:line="252" w:lineRule="auto"/>
+              <w:spacing w:before="40" w:after="40" w:line="252" w:lineRule="auto"/>
             </w:pPr>
             <w:r>
               <w:rPr>
@@ -712,19 +712,19 @@
         </w:tc>
         <w:tc>
           <w:tcPr>
-            <w:tcW w:type="dxa" w:w="2592"/>
-            <w:vAlign w:val="center"/>
+            <w:tcW w:w="2592" w:type="dxa"/>
+            <w:shd w:val="clear" w:color="auto" w:fill="FFFFFF"/>
             <w:tcMar>
               <w:top w:w="100" w:type="dxa"/>
               <w:left w:w="100" w:type="dxa"/>
               <w:bottom w:w="100" w:type="dxa"/>
               <w:right w:w="100" w:type="dxa"/>
             </w:tcMar>
-            <w:shd w:fill="FFFFFF"/>
+            <w:vAlign w:val="center"/>
           </w:tcPr>
           <w:p>
             <w:pPr>
-              <w:spacing w:after="40" w:before="40" w:line="252" w:lineRule="auto"/>
+              <w:spacing w:before="40" w:after="40" w:line="252" w:lineRule="auto"/>
             </w:pPr>
             <w:r>
               <w:rPr>
@@ -736,19 +736,19 @@
         </w:tc>
         <w:tc>
           <w:tcPr>
-            <w:tcW w:type="dxa" w:w="2621"/>
-            <w:vAlign w:val="center"/>
+            <w:tcW w:w="2621" w:type="dxa"/>
+            <w:shd w:val="clear" w:color="auto" w:fill="FFFFFF"/>
             <w:tcMar>
               <w:top w:w="100" w:type="dxa"/>
               <w:left w:w="100" w:type="dxa"/>
               <w:bottom w:w="100" w:type="dxa"/>
               <w:right w:w="100" w:type="dxa"/>
             </w:tcMar>
-            <w:shd w:fill="FFFFFF"/>
+            <w:vAlign w:val="center"/>
           </w:tcPr>
           <w:p>
             <w:pPr>
-              <w:spacing w:after="40" w:before="40" w:line="252" w:lineRule="auto"/>
+              <w:spacing w:before="40" w:after="40" w:line="252" w:lineRule="auto"/>
             </w:pPr>
             <w:r>
               <w:rPr>
@@ -765,19 +765,19 @@
         </w:trPr>
         <w:tc>
           <w:tcPr>
-            <w:tcW w:type="dxa" w:w="2477"/>
-            <w:vAlign w:val="center"/>
+            <w:tcW w:w="2477" w:type="dxa"/>
+            <w:shd w:val="clear" w:color="auto" w:fill="F3F6FA"/>
             <w:tcMar>
               <w:top w:w="100" w:type="dxa"/>
               <w:left w:w="100" w:type="dxa"/>
               <w:bottom w:w="100" w:type="dxa"/>
               <w:right w:w="100" w:type="dxa"/>
             </w:tcMar>
-            <w:shd w:fill="F3F6FA"/>
+            <w:vAlign w:val="center"/>
           </w:tcPr>
           <w:p>
             <w:pPr>
-              <w:spacing w:after="40" w:before="40" w:line="252" w:lineRule="auto"/>
+              <w:spacing w:before="40" w:after="40" w:line="252" w:lineRule="auto"/>
             </w:pPr>
             <w:r>
               <w:rPr>
@@ -789,81 +789,81 @@
         </w:tc>
         <w:tc>
           <w:tcPr>
-            <w:tcW w:type="dxa" w:w="2592"/>
-            <w:vAlign w:val="center"/>
+            <w:tcW w:w="2592" w:type="dxa"/>
+            <w:shd w:val="clear" w:color="auto" w:fill="F3F6FA"/>
             <w:tcMar>
               <w:top w:w="100" w:type="dxa"/>
               <w:left w:w="100" w:type="dxa"/>
               <w:bottom w:w="100" w:type="dxa"/>
               <w:right w:w="100" w:type="dxa"/>
             </w:tcMar>
-            <w:shd w:fill="F3F6FA"/>
+            <w:vAlign w:val="center"/>
           </w:tcPr>
           <w:p>
             <w:pPr>
-              <w:spacing w:after="40" w:before="40" w:line="252" w:lineRule="auto"/>
+              <w:spacing w:before="40" w:after="40" w:line="252" w:lineRule="auto"/>
             </w:pPr>
-            <w:hyperlink r:id="rId8">
+            <w:hyperlink r:id="rId8" w:anchor="enrollment-agent-setup">
               <w:r>
                 <w:rPr>
                   <w:color w:val="315DC0"/>
                   <w:u w:val="single"/>
                 </w:rPr>
-                <w:t>Mode 1 instructions</w:t>
+                <w:t>Enrollment Agent instructions</w:t>
               </w:r>
             </w:hyperlink>
           </w:p>
         </w:tc>
         <w:tc>
           <w:tcPr>
-            <w:tcW w:type="dxa" w:w="2592"/>
-            <w:vAlign w:val="center"/>
+            <w:tcW w:w="2592" w:type="dxa"/>
+            <w:shd w:val="clear" w:color="auto" w:fill="F3F6FA"/>
             <w:tcMar>
               <w:top w:w="100" w:type="dxa"/>
               <w:left w:w="100" w:type="dxa"/>
               <w:bottom w:w="100" w:type="dxa"/>
               <w:right w:w="100" w:type="dxa"/>
             </w:tcMar>
-            <w:shd w:fill="F3F6FA"/>
+            <w:vAlign w:val="center"/>
           </w:tcPr>
           <w:p>
             <w:pPr>
-              <w:spacing w:after="40" w:before="40" w:line="252" w:lineRule="auto"/>
+              <w:spacing w:before="40" w:after="40" w:line="252" w:lineRule="auto"/>
             </w:pPr>
-            <w:hyperlink r:id="rId9">
+            <w:hyperlink r:id="rId9" w:anchor="key-trust-setup">
               <w:r>
                 <w:rPr>
                   <w:color w:val="315DC0"/>
                   <w:u w:val="single"/>
                 </w:rPr>
-                <w:t>Mode 2 instructions</w:t>
+                <w:t>Key Trust instructions</w:t>
               </w:r>
             </w:hyperlink>
           </w:p>
         </w:tc>
         <w:tc>
           <w:tcPr>
-            <w:tcW w:type="dxa" w:w="2621"/>
-            <w:vAlign w:val="center"/>
+            <w:tcW w:w="2621" w:type="dxa"/>
+            <w:shd w:val="clear" w:color="auto" w:fill="F3F6FA"/>
             <w:tcMar>
               <w:top w:w="100" w:type="dxa"/>
               <w:left w:w="100" w:type="dxa"/>
               <w:bottom w:w="100" w:type="dxa"/>
               <w:right w:w="100" w:type="dxa"/>
             </w:tcMar>
-            <w:shd w:fill="F3F6FA"/>
+            <w:vAlign w:val="center"/>
           </w:tcPr>
           <w:p>
             <w:pPr>
-              <w:spacing w:after="40" w:before="40" w:line="252" w:lineRule="auto"/>
+              <w:spacing w:before="40" w:after="40" w:line="252" w:lineRule="auto"/>
             </w:pPr>
-            <w:hyperlink r:id="rId10">
+            <w:hyperlink r:id="rId10" w:anchor="byoc-setup">
               <w:r>
                 <w:rPr>
                   <w:color w:val="315DC0"/>
                   <w:u w:val="single"/>
                 </w:rPr>
-                <w:t>Mode 3 instructions</w:t>
+                <w:t>BYOC instructions</w:t>
               </w:r>
             </w:hyperlink>
           </w:p>
@@ -877,7 +877,7 @@
     </w:p>
     <w:p>
       <w:r>
-        <w:t>Mode 4 uses the same privileged Linux installation as modes 1 and 2, plus a dedicated broker AES keytab with protocol transition and approved target SPNs. It requires no certificates, CRLs, PKINIT, LDAP or CES. See the mode 4 setup page.</w:t>
+        <w:t>Constrained Delegation uses the same privileged Linux installation as Enrollment Agent and Key Trust, plus a dedicated broker AES keytab with protocol transition and approved target SPNs. It requires no certificates, CRLs, PKINIT, LDAP or CES. See the Constrained Delegation setup page.</w:t>
       </w:r>
     </w:p>
     <w:p>
@@ -891,12 +891,13 @@
         <w:pageBreakBefore/>
       </w:pPr>
       <w:r>
+        <w:lastRenderedPageBreak/>
         <w:t>Shared Linux preparation</w:t>
       </w:r>
     </w:p>
     <w:p>
       <w:r>
-        <w:t>Build as an ordinary user from the repository root with GCC/libstdc++ 13.1 or equivalent C++20 support, CMake 3.16 or newer, OpenSSL 1.1.1 or newer, MIT Kerberos, libcurl, libxml2, OpenLDAP, SASL and MIT GSSAPI. Install MIT PKINIT for modes 1-3 and, for modes 1 and 2, the SASL GSSAPI plugin. CES Negotiate needs libcurl SPNEGO. Use supported patched packages meeting the installation guide's requirements. A working /dev/log socket is required.</w:t>
+        <w:t>Build as an ordinary user from the repository root with GCC/libstdc++ 13.1 or equivalent C++20 support, CMake 3.16 or newer, OpenSSL 1.1.1 or newer, MIT Kerberos, libcurl, libxml2, OpenLDAP, SASL and MIT GSSAPI. Install MIT PKINIT for certificate modes and, for Enrollment Agent and Key Trust, the SASL GSSAPI plugin. CES Negotiate needs libcurl SPNEGO. Use supported patched packages meeting the installation guide's requirements. A working /dev/log socket is required.</w:t>
       </w:r>
     </w:p>
     <w:p>
@@ -906,24 +907,28 @@
       </w:pPr>
       <w:r>
         <w:t>cmake -S source -B build -DCMAKE_BUILD_TYPE=Release</w:t>
+      </w:r>
+      <w:r>
         <w:br/>
         <w:t>cmake --build build -j2</w:t>
+      </w:r>
+      <w:r>
         <w:br/>
         <w:t>ctest --test-dir build --output-on-failure</w:t>
       </w:r>
     </w:p>
     <w:p>
       <w:r>
-        <w:t>Install the production launcher, worker and optional maintainer manually; there is no CMake installation target. Keep /etc/craft/config and krb5.conf root-owned mode 0644 with protected parents. Pin the realm, KDC and expected KDC hostname; provide populated kdc-trust.pem and current kdc-crls.pem for modes 1-3. Modes 1 and 3 also require ca-trust.pem and ca-crls.pem for the user certificate; enrollment also validates the agent. Empty placeholders are invalid. Refresh CRLs independently.</w:t>
+        <w:t>Install the production launcher, worker and optional maintainer manually; there is no CMake installation target. Keep /etc/craft/config and krb5.conf root-owned mode 0644 with protected parents. Pin the realm, KDC and expected KDC hostname; provide populated kdc-trust.pem and current kdc-crls.pem for certificate modes. Enrollment Agent and BYOC also require ca-trust.pem and ca-crls.pem for the user certificate; enrollment also validates the agent. Empty placeholders are invalid. Refresh CRLs independently.</w:t>
       </w:r>
     </w:p>
     <w:p>
       <w:r>
-        <w:t>Modes 1, 2 and 4 add craft:craft, craft-users and /run/craft owned craft:craft mode 0700. Private service credentials are root:craft mode 0640. Only the service account belongs to craft; ordinary users join craft-users. Keep enabled=no and the launcher non-setuid until the selected setup is ready, then enable acquisition and set launcher mode 4750. Users invoke craft directly without sudo.</w:t>
+        <w:t>Broker modes add craft:craft, craft-users and /run/craft owned craft:craft mode 0700. Private service credentials are root:craft mode 0640. Only the service account belongs to craft; ordinary users join craft-users. Keep enabled=no and the launcher non-setuid until the selected setup is ready, then enable acquisition and set launcher mode 4750. Users invoke craft directly without sudo.</w:t>
       </w:r>
     </w:p>
     <w:p>
-      <w:hyperlink r:id="rId11">
+      <w:hyperlink r:id="rId11" w:anchor="shared-linux-installation">
         <w:r>
           <w:rPr>
             <w:color w:val="315DC0"/>
@@ -935,7 +940,7 @@
       <w:r>
         <w:t xml:space="preserve">  |  </w:t>
       </w:r>
-      <w:hyperlink r:id="rId12">
+      <w:hyperlink r:id="rId12" w:anchor="shared-privileged-installation">
         <w:r>
           <w:rPr>
             <w:color w:val="315DC0"/>
@@ -947,7 +952,7 @@
       <w:r>
         <w:t xml:space="preserve">  |  </w:t>
       </w:r>
-      <w:hyperlink r:id="rId13">
+      <w:hyperlink r:id="rId13" w:anchor="configuration-reference">
         <w:r>
           <w:rPr>
             <w:color w:val="315DC0"/>
@@ -963,23 +968,24 @@
         <w:pageBreakBefore/>
       </w:pPr>
       <w:r>
-        <w:t>Mode 1 privileged certificate enrollment setup</w:t>
+        <w:lastRenderedPageBreak/>
+        <w:t>Enrollment Agent setup</w:t>
       </w:r>
     </w:p>
     <w:p>
-      <w:hyperlink r:id="rId8">
+      <w:hyperlink r:id="rId14" w:anchor="enrollment-agent-setup">
         <w:r>
           <w:rPr>
             <w:color w:val="315DC0"/>
             <w:u w:val="single"/>
           </w:rPr>
-          <w:t>Complete mode 1 setup</w:t>
+          <w:t>Complete Enrollment Agent setup</w:t>
         </w:r>
       </w:hyperlink>
       <w:r>
         <w:t xml:space="preserve">  |  </w:t>
       </w:r>
-      <w:hyperlink r:id="rId14">
+      <w:hyperlink r:id="rId15">
         <w:r>
           <w:rPr>
             <w:color w:val="315DC0"/>
@@ -991,7 +997,7 @@
       <w:r>
         <w:t xml:space="preserve">  |  </w:t>
       </w:r>
-      <w:hyperlink r:id="rId15">
+      <w:hyperlink r:id="rId16">
         <w:r>
           <w:rPr>
             <w:color w:val="315DC0"/>
@@ -1018,36 +1024,70 @@
       </w:pPr>
       <w:r>
         <w:t>enabled=no</w:t>
+      </w:r>
+      <w:r>
         <w:br/>
+      </w:r>
+      <w:r>
         <w:t>domain=domain.local</w:t>
+      </w:r>
+      <w:r>
         <w:br/>
         <w:t>realm=DOMAIN.LOCAL</w:t>
+      </w:r>
+      <w:r>
         <w:br/>
         <w:t>modes=enrollment</w:t>
+      </w:r>
+      <w:r>
         <w:br/>
         <w:t>netbios=DOMAIN</w:t>
+      </w:r>
+      <w:r>
         <w:br/>
         <w:t>service_principal=svc-linux-enroll@DOMAIN.LOCAL</w:t>
+      </w:r>
+      <w:r>
         <w:br/>
         <w:t>template_oid=1.3.6.1.4.1.311.21.8.999.1</w:t>
+      </w:r>
+      <w:r>
         <w:br/>
         <w:t>ces_url=https://ces.domain.local/IssuingCA_CES_Kerberos/service.svc/CES</w:t>
+      </w:r>
+      <w:r>
         <w:br/>
         <w:t>ces_auth=negotiate</w:t>
+      </w:r>
+      <w:r>
         <w:br/>
         <w:t>key_bits=3072</w:t>
+      </w:r>
+      <w:r>
         <w:br/>
         <w:t>certificate_cn={user}</w:t>
+      </w:r>
+      <w:r>
         <w:br/>
         <w:t>tgt_seconds=36000</w:t>
+      </w:r>
+      <w:r>
         <w:br/>
         <w:t>renew_seconds=604800</w:t>
+      </w:r>
+      <w:r>
         <w:br/>
         <w:t>require_full_tgt_lifetime=yes</w:t>
+      </w:r>
+      <w:r>
         <w:br/>
         <w:t>cert_remaining_max_seconds=36000</w:t>
+      </w:r>
+      <w:r>
         <w:br/>
         <w:t>cert_total_max_seconds=36000</w:t>
+      </w:r>
+      <w:r>
         <w:br/>
         <w:t>minimum_interval_seconds=60</w:t>
       </w:r>
@@ -1059,17 +1099,17 @@
     </w:p>
     <w:tbl>
       <w:tblPr>
-        <w:tblW w:type="auto" w:w="0"/>
+        <w:tblW w:w="0" w:type="auto"/>
+        <w:tblBorders>
+          <w:top w:val="single" w:sz="4" w:space="0" w:color="D9D9D9"/>
+          <w:left w:val="single" w:sz="4" w:space="0" w:color="D9D9D9"/>
+          <w:bottom w:val="single" w:sz="4" w:space="0" w:color="D9D9D9"/>
+          <w:right w:val="single" w:sz="4" w:space="0" w:color="D9D9D9"/>
+          <w:insideH w:val="single" w:sz="4" w:space="0" w:color="D9D9D9"/>
+          <w:insideV w:val="single" w:sz="4" w:space="0" w:color="D9D9D9"/>
+        </w:tblBorders>
         <w:tblLayout w:type="fixed"/>
-        <w:tblLook w:firstColumn="1" w:firstRow="1" w:lastColumn="0" w:lastRow="0" w:noHBand="0" w:noVBand="1" w:val="04A0"/>
-        <w:tblBorders>
-          <w:top w:val="single" w:sz="4" w:color="D9D9D9"/>
-          <w:left w:val="single" w:sz="4" w:color="D9D9D9"/>
-          <w:bottom w:val="single" w:sz="4" w:color="D9D9D9"/>
-          <w:right w:val="single" w:sz="4" w:color="D9D9D9"/>
-          <w:insideH w:val="single" w:sz="4" w:color="D9D9D9"/>
-          <w:insideV w:val="single" w:sz="4" w:color="D9D9D9"/>
-        </w:tblBorders>
+        <w:tblLook w:val="04A0" w:firstRow="1" w:lastRow="0" w:firstColumn="1" w:lastColumn="0" w:noHBand="0" w:noVBand="1"/>
       </w:tblPr>
       <w:tblGrid>
         <w:gridCol w:w="1584"/>
@@ -1077,24 +1117,24 @@
       </w:tblGrid>
       <w:tr>
         <w:trPr>
+          <w:cantSplit/>
           <w:tblHeader/>
-          <w:cantSplit/>
         </w:trPr>
         <w:tc>
           <w:tcPr>
-            <w:tcW w:type="dxa" w:w="1584"/>
-            <w:vAlign w:val="center"/>
+            <w:tcW w:w="1584" w:type="dxa"/>
+            <w:shd w:val="clear" w:color="auto" w:fill="18334A"/>
             <w:tcMar>
               <w:top w:w="100" w:type="dxa"/>
               <w:left w:w="100" w:type="dxa"/>
               <w:bottom w:w="100" w:type="dxa"/>
               <w:right w:w="100" w:type="dxa"/>
             </w:tcMar>
-            <w:shd w:fill="18334A"/>
+            <w:vAlign w:val="center"/>
           </w:tcPr>
           <w:p>
             <w:pPr>
-              <w:spacing w:after="40" w:before="40" w:line="252" w:lineRule="auto"/>
+              <w:spacing w:before="40" w:after="40" w:line="252" w:lineRule="auto"/>
             </w:pPr>
             <w:r>
               <w:rPr>
@@ -1108,19 +1148,19 @@
         </w:tc>
         <w:tc>
           <w:tcPr>
-            <w:tcW w:type="dxa" w:w="8698"/>
-            <w:vAlign w:val="center"/>
+            <w:tcW w:w="8698" w:type="dxa"/>
+            <w:shd w:val="clear" w:color="auto" w:fill="18334A"/>
             <w:tcMar>
               <w:top w:w="100" w:type="dxa"/>
               <w:left w:w="100" w:type="dxa"/>
               <w:bottom w:w="100" w:type="dxa"/>
               <w:right w:w="100" w:type="dxa"/>
             </w:tcMar>
-            <w:shd w:fill="18334A"/>
+            <w:vAlign w:val="center"/>
           </w:tcPr>
           <w:p>
             <w:pPr>
-              <w:spacing w:after="40" w:before="40" w:line="252" w:lineRule="auto"/>
+              <w:spacing w:before="40" w:after="40" w:line="252" w:lineRule="auto"/>
             </w:pPr>
             <w:r>
               <w:rPr>
@@ -1139,19 +1179,19 @@
         </w:trPr>
         <w:tc>
           <w:tcPr>
-            <w:tcW w:type="dxa" w:w="1584"/>
-            <w:vAlign w:val="center"/>
+            <w:tcW w:w="1584" w:type="dxa"/>
+            <w:shd w:val="clear" w:color="auto" w:fill="F3F6FA"/>
             <w:tcMar>
               <w:top w:w="100" w:type="dxa"/>
               <w:left w:w="100" w:type="dxa"/>
               <w:bottom w:w="100" w:type="dxa"/>
               <w:right w:w="100" w:type="dxa"/>
             </w:tcMar>
-            <w:shd w:fill="F3F6FA"/>
+            <w:vAlign w:val="center"/>
           </w:tcPr>
           <w:p>
             <w:pPr>
-              <w:spacing w:after="40" w:before="40" w:line="252" w:lineRule="auto"/>
+              <w:spacing w:before="40" w:after="40" w:line="252" w:lineRule="auto"/>
             </w:pPr>
             <w:r>
               <w:rPr>
@@ -1163,19 +1203,19 @@
         </w:tc>
         <w:tc>
           <w:tcPr>
-            <w:tcW w:type="dxa" w:w="8698"/>
-            <w:vAlign w:val="center"/>
+            <w:tcW w:w="8698" w:type="dxa"/>
+            <w:shd w:val="clear" w:color="auto" w:fill="F3F6FA"/>
             <w:tcMar>
               <w:top w:w="100" w:type="dxa"/>
               <w:left w:w="100" w:type="dxa"/>
               <w:bottom w:w="100" w:type="dxa"/>
               <w:right w:w="100" w:type="dxa"/>
             </w:tcMar>
-            <w:shd w:fill="F3F6FA"/>
+            <w:vAlign w:val="center"/>
           </w:tcPr>
           <w:p>
             <w:pPr>
-              <w:spacing w:after="40" w:before="40" w:line="252" w:lineRule="auto"/>
+              <w:spacing w:before="40" w:after="40" w:line="252" w:lineRule="auto"/>
             </w:pPr>
             <w:r>
               <w:rPr>
@@ -1192,19 +1232,19 @@
         </w:trPr>
         <w:tc>
           <w:tcPr>
-            <w:tcW w:type="dxa" w:w="1584"/>
-            <w:vAlign w:val="center"/>
+            <w:tcW w:w="1584" w:type="dxa"/>
+            <w:shd w:val="clear" w:color="auto" w:fill="FFFFFF"/>
             <w:tcMar>
               <w:top w:w="100" w:type="dxa"/>
               <w:left w:w="100" w:type="dxa"/>
               <w:bottom w:w="100" w:type="dxa"/>
               <w:right w:w="100" w:type="dxa"/>
             </w:tcMar>
-            <w:shd w:fill="FFFFFF"/>
+            <w:vAlign w:val="center"/>
           </w:tcPr>
           <w:p>
             <w:pPr>
-              <w:spacing w:after="40" w:before="40" w:line="252" w:lineRule="auto"/>
+              <w:spacing w:before="40" w:after="40" w:line="252" w:lineRule="auto"/>
             </w:pPr>
             <w:r>
               <w:rPr>
@@ -1216,19 +1256,19 @@
         </w:tc>
         <w:tc>
           <w:tcPr>
-            <w:tcW w:type="dxa" w:w="8698"/>
-            <w:vAlign w:val="center"/>
+            <w:tcW w:w="8698" w:type="dxa"/>
+            <w:shd w:val="clear" w:color="auto" w:fill="FFFFFF"/>
             <w:tcMar>
               <w:top w:w="100" w:type="dxa"/>
               <w:left w:w="100" w:type="dxa"/>
               <w:bottom w:w="100" w:type="dxa"/>
               <w:right w:w="100" w:type="dxa"/>
             </w:tcMar>
-            <w:shd w:fill="FFFFFF"/>
+            <w:vAlign w:val="center"/>
           </w:tcPr>
           <w:p>
             <w:pPr>
-              <w:spacing w:after="40" w:before="40" w:line="252" w:lineRule="auto"/>
+              <w:spacing w:before="40" w:after="40" w:line="252" w:lineRule="auto"/>
             </w:pPr>
             <w:r>
               <w:rPr>
@@ -1261,27 +1301,28 @@
         <w:pageBreakBefore/>
       </w:pPr>
       <w:r>
-        <w:t>Mode 1 certificate and ticket policy</w:t>
+        <w:lastRenderedPageBreak/>
+        <w:t>Enrollment Agent certificate and ticket policy</w:t>
       </w:r>
     </w:p>
     <w:p>
       <w:r>
-        <w:t>The CA controls the issued certificate. CSR extensions are requests, and client-side validation cannot replace CA authorization. This profile applies to CRAFT enrollment; mode 3 accepts its separate supplied-certificate profile and mode 2 is authorized by its directory key.</w:t>
+        <w:t>The CA controls the issued certificate. CSR extensions are requests, and client-side validation cannot replace CA authorization. This profile applies to CRAFT enrollment; BYOC accepts its separate supplied-certificate profile and Key Trust is authorized by its directory key.</w:t>
       </w:r>
     </w:p>
     <w:tbl>
       <w:tblPr>
-        <w:tblW w:type="auto" w:w="0"/>
+        <w:tblW w:w="0" w:type="auto"/>
+        <w:tblBorders>
+          <w:top w:val="single" w:sz="4" w:space="0" w:color="D9D9D9"/>
+          <w:left w:val="single" w:sz="4" w:space="0" w:color="D9D9D9"/>
+          <w:bottom w:val="single" w:sz="4" w:space="0" w:color="D9D9D9"/>
+          <w:right w:val="single" w:sz="4" w:space="0" w:color="D9D9D9"/>
+          <w:insideH w:val="single" w:sz="4" w:space="0" w:color="D9D9D9"/>
+          <w:insideV w:val="single" w:sz="4" w:space="0" w:color="D9D9D9"/>
+        </w:tblBorders>
         <w:tblLayout w:type="fixed"/>
-        <w:tblLook w:firstColumn="1" w:firstRow="1" w:lastColumn="0" w:lastRow="0" w:noHBand="0" w:noVBand="1" w:val="04A0"/>
-        <w:tblBorders>
-          <w:top w:val="single" w:sz="4" w:color="D9D9D9"/>
-          <w:left w:val="single" w:sz="4" w:color="D9D9D9"/>
-          <w:bottom w:val="single" w:sz="4" w:color="D9D9D9"/>
-          <w:right w:val="single" w:sz="4" w:color="D9D9D9"/>
-          <w:insideH w:val="single" w:sz="4" w:color="D9D9D9"/>
-          <w:insideV w:val="single" w:sz="4" w:color="D9D9D9"/>
-        </w:tblBorders>
+        <w:tblLook w:val="04A0" w:firstRow="1" w:lastRow="0" w:firstColumn="1" w:lastColumn="0" w:noHBand="0" w:noVBand="1"/>
       </w:tblPr>
       <w:tblGrid>
         <w:gridCol w:w="1944"/>
@@ -1289,24 +1330,24 @@
       </w:tblGrid>
       <w:tr>
         <w:trPr>
+          <w:cantSplit/>
           <w:tblHeader/>
-          <w:cantSplit/>
         </w:trPr>
         <w:tc>
           <w:tcPr>
-            <w:tcW w:type="dxa" w:w="1944"/>
-            <w:vAlign w:val="center"/>
+            <w:tcW w:w="1944" w:type="dxa"/>
+            <w:shd w:val="clear" w:color="auto" w:fill="18334A"/>
             <w:tcMar>
               <w:top w:w="100" w:type="dxa"/>
               <w:left w:w="100" w:type="dxa"/>
               <w:bottom w:w="100" w:type="dxa"/>
               <w:right w:w="100" w:type="dxa"/>
             </w:tcMar>
-            <w:shd w:fill="18334A"/>
+            <w:vAlign w:val="center"/>
           </w:tcPr>
           <w:p>
             <w:pPr>
-              <w:spacing w:after="40" w:before="40" w:line="252" w:lineRule="auto"/>
+              <w:spacing w:before="40" w:after="40" w:line="252" w:lineRule="auto"/>
             </w:pPr>
             <w:r>
               <w:rPr>
@@ -1320,19 +1361,19 @@
         </w:tc>
         <w:tc>
           <w:tcPr>
-            <w:tcW w:type="dxa" w:w="8338"/>
-            <w:vAlign w:val="center"/>
+            <w:tcW w:w="8338" w:type="dxa"/>
+            <w:shd w:val="clear" w:color="auto" w:fill="18334A"/>
             <w:tcMar>
               <w:top w:w="100" w:type="dxa"/>
               <w:left w:w="100" w:type="dxa"/>
               <w:bottom w:w="100" w:type="dxa"/>
               <w:right w:w="100" w:type="dxa"/>
             </w:tcMar>
-            <w:shd w:fill="18334A"/>
+            <w:vAlign w:val="center"/>
           </w:tcPr>
           <w:p>
             <w:pPr>
-              <w:spacing w:after="40" w:before="40" w:line="252" w:lineRule="auto"/>
+              <w:spacing w:before="40" w:after="40" w:line="252" w:lineRule="auto"/>
             </w:pPr>
             <w:r>
               <w:rPr>
@@ -1351,19 +1392,19 @@
         </w:trPr>
         <w:tc>
           <w:tcPr>
-            <w:tcW w:type="dxa" w:w="1944"/>
-            <w:vAlign w:val="center"/>
+            <w:tcW w:w="1944" w:type="dxa"/>
+            <w:shd w:val="clear" w:color="auto" w:fill="F3F6FA"/>
             <w:tcMar>
               <w:top w:w="100" w:type="dxa"/>
               <w:left w:w="100" w:type="dxa"/>
               <w:bottom w:w="100" w:type="dxa"/>
               <w:right w:w="100" w:type="dxa"/>
             </w:tcMar>
-            <w:shd w:fill="F3F6FA"/>
+            <w:vAlign w:val="center"/>
           </w:tcPr>
           <w:p>
             <w:pPr>
-              <w:spacing w:after="40" w:before="40" w:line="252" w:lineRule="auto"/>
+              <w:spacing w:before="40" w:after="40" w:line="252" w:lineRule="auto"/>
             </w:pPr>
             <w:r>
               <w:rPr>
@@ -1375,19 +1416,19 @@
         </w:tc>
         <w:tc>
           <w:tcPr>
-            <w:tcW w:type="dxa" w:w="8338"/>
-            <w:vAlign w:val="center"/>
+            <w:tcW w:w="8338" w:type="dxa"/>
+            <w:shd w:val="clear" w:color="auto" w:fill="F3F6FA"/>
             <w:tcMar>
               <w:top w:w="100" w:type="dxa"/>
               <w:left w:w="100" w:type="dxa"/>
               <w:bottom w:w="100" w:type="dxa"/>
               <w:right w:w="100" w:type="dxa"/>
             </w:tcMar>
-            <w:shd w:fill="F3F6FA"/>
+            <w:vAlign w:val="center"/>
           </w:tcPr>
           <w:p>
             <w:pPr>
-              <w:spacing w:after="40" w:before="40" w:line="252" w:lineRule="auto"/>
+              <w:spacing w:before="40" w:after="40" w:line="252" w:lineRule="auto"/>
             </w:pPr>
             <w:r>
               <w:rPr>
@@ -1404,19 +1445,19 @@
         </w:trPr>
         <w:tc>
           <w:tcPr>
-            <w:tcW w:type="dxa" w:w="1944"/>
-            <w:vAlign w:val="center"/>
+            <w:tcW w:w="1944" w:type="dxa"/>
+            <w:shd w:val="clear" w:color="auto" w:fill="FFFFFF"/>
             <w:tcMar>
               <w:top w:w="100" w:type="dxa"/>
               <w:left w:w="100" w:type="dxa"/>
               <w:bottom w:w="100" w:type="dxa"/>
               <w:right w:w="100" w:type="dxa"/>
             </w:tcMar>
-            <w:shd w:fill="FFFFFF"/>
+            <w:vAlign w:val="center"/>
           </w:tcPr>
           <w:p>
             <w:pPr>
-              <w:spacing w:after="40" w:before="40" w:line="252" w:lineRule="auto"/>
+              <w:spacing w:before="40" w:after="40" w:line="252" w:lineRule="auto"/>
             </w:pPr>
             <w:r>
               <w:rPr>
@@ -1428,27 +1469,37 @@
         </w:tc>
         <w:tc>
           <w:tcPr>
-            <w:tcW w:type="dxa" w:w="8338"/>
-            <w:vAlign w:val="center"/>
+            <w:tcW w:w="8338" w:type="dxa"/>
+            <w:shd w:val="clear" w:color="auto" w:fill="FFFFFF"/>
             <w:tcMar>
               <w:top w:w="100" w:type="dxa"/>
               <w:left w:w="100" w:type="dxa"/>
               <w:bottom w:w="100" w:type="dxa"/>
               <w:right w:w="100" w:type="dxa"/>
             </w:tcMar>
-            <w:shd w:fill="FFFFFF"/>
+            <w:vAlign w:val="center"/>
           </w:tcPr>
           <w:p>
             <w:pPr>
-              <w:spacing w:after="40" w:before="40" w:line="252" w:lineRule="auto"/>
+              <w:spacing w:before="40" w:after="40" w:line="252" w:lineRule="auto"/>
             </w:pPr>
             <w:r>
               <w:rPr>
                 <w:sz w:val="20"/>
               </w:rPr>
               <w:t>Client Authentication 1.3.6.1.5.5.7.3.2</w:t>
+            </w:r>
+            <w:r>
+              <w:rPr>
+                <w:sz w:val="20"/>
+              </w:rPr>
               <w:br/>
               <w:t>Smart Card Logon 1.3.6.1.4.1.311.20.2.2</w:t>
+            </w:r>
+            <w:r>
+              <w:rPr>
+                <w:sz w:val="20"/>
+              </w:rPr>
               <w:br/>
               <w:t>PKINIT Client Authentication 1.3.6.1.5.2.3.4</w:t>
             </w:r>
@@ -1461,19 +1512,19 @@
         </w:trPr>
         <w:tc>
           <w:tcPr>
-            <w:tcW w:type="dxa" w:w="1944"/>
-            <w:vAlign w:val="center"/>
+            <w:tcW w:w="1944" w:type="dxa"/>
+            <w:shd w:val="clear" w:color="auto" w:fill="F3F6FA"/>
             <w:tcMar>
               <w:top w:w="100" w:type="dxa"/>
               <w:left w:w="100" w:type="dxa"/>
               <w:bottom w:w="100" w:type="dxa"/>
               <w:right w:w="100" w:type="dxa"/>
             </w:tcMar>
-            <w:shd w:fill="F3F6FA"/>
+            <w:vAlign w:val="center"/>
           </w:tcPr>
           <w:p>
             <w:pPr>
-              <w:spacing w:after="40" w:before="40" w:line="252" w:lineRule="auto"/>
+              <w:spacing w:before="40" w:after="40" w:line="252" w:lineRule="auto"/>
             </w:pPr>
             <w:r>
               <w:rPr>
@@ -1485,19 +1536,19 @@
         </w:tc>
         <w:tc>
           <w:tcPr>
-            <w:tcW w:type="dxa" w:w="8338"/>
-            <w:vAlign w:val="center"/>
+            <w:tcW w:w="8338" w:type="dxa"/>
+            <w:shd w:val="clear" w:color="auto" w:fill="F3F6FA"/>
             <w:tcMar>
               <w:top w:w="100" w:type="dxa"/>
               <w:left w:w="100" w:type="dxa"/>
               <w:bottom w:w="100" w:type="dxa"/>
               <w:right w:w="100" w:type="dxa"/>
             </w:tcMar>
-            <w:shd w:fill="F3F6FA"/>
+            <w:vAlign w:val="center"/>
           </w:tcPr>
           <w:p>
             <w:pPr>
-              <w:spacing w:after="40" w:before="40" w:line="252" w:lineRule="auto"/>
+              <w:spacing w:before="40" w:after="40" w:line="252" w:lineRule="auto"/>
             </w:pPr>
             <w:r>
               <w:rPr>
@@ -1514,19 +1565,19 @@
         </w:trPr>
         <w:tc>
           <w:tcPr>
-            <w:tcW w:type="dxa" w:w="1944"/>
-            <w:vAlign w:val="center"/>
+            <w:tcW w:w="1944" w:type="dxa"/>
+            <w:shd w:val="clear" w:color="auto" w:fill="FFFFFF"/>
             <w:tcMar>
               <w:top w:w="100" w:type="dxa"/>
               <w:left w:w="100" w:type="dxa"/>
               <w:bottom w:w="100" w:type="dxa"/>
               <w:right w:w="100" w:type="dxa"/>
             </w:tcMar>
-            <w:shd w:fill="FFFFFF"/>
+            <w:vAlign w:val="center"/>
           </w:tcPr>
           <w:p>
             <w:pPr>
-              <w:spacing w:after="40" w:before="40" w:line="252" w:lineRule="auto"/>
+              <w:spacing w:before="40" w:after="40" w:line="252" w:lineRule="auto"/>
             </w:pPr>
             <w:r>
               <w:rPr>
@@ -1538,19 +1589,19 @@
         </w:tc>
         <w:tc>
           <w:tcPr>
-            <w:tcW w:type="dxa" w:w="8338"/>
-            <w:vAlign w:val="center"/>
+            <w:tcW w:w="8338" w:type="dxa"/>
+            <w:shd w:val="clear" w:color="auto" w:fill="FFFFFF"/>
             <w:tcMar>
               <w:top w:w="100" w:type="dxa"/>
               <w:left w:w="100" w:type="dxa"/>
               <w:bottom w:w="100" w:type="dxa"/>
               <w:right w:w="100" w:type="dxa"/>
             </w:tcMar>
-            <w:shd w:fill="FFFFFF"/>
+            <w:vAlign w:val="center"/>
           </w:tcPr>
           <w:p>
             <w:pPr>
-              <w:spacing w:after="40" w:before="40" w:line="252" w:lineRule="auto"/>
+              <w:spacing w:before="40" w:after="40" w:line="252" w:lineRule="auto"/>
             </w:pPr>
             <w:r>
               <w:rPr>
@@ -1567,19 +1618,19 @@
         </w:trPr>
         <w:tc>
           <w:tcPr>
-            <w:tcW w:type="dxa" w:w="1944"/>
-            <w:vAlign w:val="center"/>
+            <w:tcW w:w="1944" w:type="dxa"/>
+            <w:shd w:val="clear" w:color="auto" w:fill="F3F6FA"/>
             <w:tcMar>
               <w:top w:w="100" w:type="dxa"/>
               <w:left w:w="100" w:type="dxa"/>
               <w:bottom w:w="100" w:type="dxa"/>
               <w:right w:w="100" w:type="dxa"/>
             </w:tcMar>
-            <w:shd w:fill="F3F6FA"/>
+            <w:vAlign w:val="center"/>
           </w:tcPr>
           <w:p>
             <w:pPr>
-              <w:spacing w:after="40" w:before="40" w:line="252" w:lineRule="auto"/>
+              <w:spacing w:before="40" w:after="40" w:line="252" w:lineRule="auto"/>
             </w:pPr>
             <w:r>
               <w:rPr>
@@ -1591,19 +1642,19 @@
         </w:tc>
         <w:tc>
           <w:tcPr>
-            <w:tcW w:type="dxa" w:w="8338"/>
-            <w:vAlign w:val="center"/>
+            <w:tcW w:w="8338" w:type="dxa"/>
+            <w:shd w:val="clear" w:color="auto" w:fill="F3F6FA"/>
             <w:tcMar>
               <w:top w:w="100" w:type="dxa"/>
               <w:left w:w="100" w:type="dxa"/>
               <w:bottom w:w="100" w:type="dxa"/>
               <w:right w:w="100" w:type="dxa"/>
             </w:tcMar>
-            <w:shd w:fill="F3F6FA"/>
+            <w:vAlign w:val="center"/>
           </w:tcPr>
           <w:p>
             <w:pPr>
-              <w:spacing w:after="40" w:before="40" w:line="252" w:lineRule="auto"/>
+              <w:spacing w:before="40" w:after="40" w:line="252" w:lineRule="auto"/>
             </w:pPr>
             <w:r>
               <w:rPr>
@@ -1620,19 +1671,19 @@
         </w:trPr>
         <w:tc>
           <w:tcPr>
-            <w:tcW w:type="dxa" w:w="1944"/>
-            <w:vAlign w:val="center"/>
+            <w:tcW w:w="1944" w:type="dxa"/>
+            <w:shd w:val="clear" w:color="auto" w:fill="FFFFFF"/>
             <w:tcMar>
               <w:top w:w="100" w:type="dxa"/>
               <w:left w:w="100" w:type="dxa"/>
               <w:bottom w:w="100" w:type="dxa"/>
               <w:right w:w="100" w:type="dxa"/>
             </w:tcMar>
-            <w:shd w:fill="FFFFFF"/>
+            <w:vAlign w:val="center"/>
           </w:tcPr>
           <w:p>
             <w:pPr>
-              <w:spacing w:after="40" w:before="40" w:line="252" w:lineRule="auto"/>
+              <w:spacing w:before="40" w:after="40" w:line="252" w:lineRule="auto"/>
             </w:pPr>
             <w:r>
               <w:rPr>
@@ -1644,19 +1695,19 @@
         </w:tc>
         <w:tc>
           <w:tcPr>
-            <w:tcW w:type="dxa" w:w="8338"/>
-            <w:vAlign w:val="center"/>
+            <w:tcW w:w="8338" w:type="dxa"/>
+            <w:shd w:val="clear" w:color="auto" w:fill="FFFFFF"/>
             <w:tcMar>
               <w:top w:w="100" w:type="dxa"/>
               <w:left w:w="100" w:type="dxa"/>
               <w:bottom w:w="100" w:type="dxa"/>
               <w:right w:w="100" w:type="dxa"/>
             </w:tcMar>
-            <w:shd w:fill="FFFFFF"/>
+            <w:vAlign w:val="center"/>
           </w:tcPr>
           <w:p>
             <w:pPr>
-              <w:spacing w:after="40" w:before="40" w:line="252" w:lineRule="auto"/>
+              <w:spacing w:before="40" w:after="40" w:line="252" w:lineRule="auto"/>
             </w:pPr>
             <w:r>
               <w:rPr>
@@ -1673,19 +1724,19 @@
         </w:trPr>
         <w:tc>
           <w:tcPr>
-            <w:tcW w:type="dxa" w:w="1944"/>
-            <w:vAlign w:val="center"/>
+            <w:tcW w:w="1944" w:type="dxa"/>
+            <w:shd w:val="clear" w:color="auto" w:fill="F3F6FA"/>
             <w:tcMar>
               <w:top w:w="100" w:type="dxa"/>
               <w:left w:w="100" w:type="dxa"/>
               <w:bottom w:w="100" w:type="dxa"/>
               <w:right w:w="100" w:type="dxa"/>
             </w:tcMar>
-            <w:shd w:fill="F3F6FA"/>
+            <w:vAlign w:val="center"/>
           </w:tcPr>
           <w:p>
             <w:pPr>
-              <w:spacing w:after="40" w:before="40" w:line="252" w:lineRule="auto"/>
+              <w:spacing w:before="40" w:after="40" w:line="252" w:lineRule="auto"/>
             </w:pPr>
             <w:r>
               <w:rPr>
@@ -1697,19 +1748,19 @@
         </w:tc>
         <w:tc>
           <w:tcPr>
-            <w:tcW w:type="dxa" w:w="8338"/>
-            <w:vAlign w:val="center"/>
+            <w:tcW w:w="8338" w:type="dxa"/>
+            <w:shd w:val="clear" w:color="auto" w:fill="F3F6FA"/>
             <w:tcMar>
               <w:top w:w="100" w:type="dxa"/>
               <w:left w:w="100" w:type="dxa"/>
               <w:bottom w:w="100" w:type="dxa"/>
               <w:right w:w="100" w:type="dxa"/>
             </w:tcMar>
-            <w:shd w:fill="F3F6FA"/>
+            <w:vAlign w:val="center"/>
           </w:tcPr>
           <w:p>
             <w:pPr>
-              <w:spacing w:after="40" w:before="40" w:line="252" w:lineRule="auto"/>
+              <w:spacing w:before="40" w:after="40" w:line="252" w:lineRule="auto"/>
             </w:pPr>
             <w:r>
               <w:rPr>
@@ -1736,7 +1787,10 @@
     </w:p>
     <w:p>
       <w:r>
-        <w:t>tgt_seconds=36000 and renew_seconds=604800 request ten-hour initial validity and seven-day renewal in modes 1-3. Set renew_seconds to 0 to disable renewal; otherwise it must exceed tgt_seconds. The KDC decides the actual grant, including certificate/key-lifetime constraints. Strict require_full_tgt_lifetime=yes rejects shortened grants and preserves the cache; no accepts them with a warning. CRAFT never rewrites issued ticket times. AES256/AES128 are required for both session keys and outer ticket encryption.</w:t>
+        <w:t>tgt_seconds=36000 and renew_seconds=604800 request ten-hour initial validity and seven-day renewal in certificate modes. Set renew_seconds to 0 to disable renewal; otherwise it must exceed tgt_seconds. The KDC decides the actual grant, including certificate/key-lifetime constraints. Strict require_full_tgt_lifetime=yes rejects shortened grants and preserves the cache; no accepts them with a warning. CRAFT never rewrites issued ticket times. AES256/AES128 are required for both session keys and outer ticket e</w:t>
+      </w:r>
+      <w:r>
+        <w:t>ncryption.</w:t>
       </w:r>
     </w:p>
     <w:p>
@@ -1749,11 +1803,11 @@
     </w:p>
     <w:p>
       <w:r>
-        <w:t>certificate_cn={user} controls the mode 1 CSR CN and mode 2 local-certificate CN. Tokens are {user}, directory-resolved {upn} and {domain}; the result must be 1-64 printable ASCII characters. A CA-built subject can override the CSR. The setting does not alter mode 3's supplied certificate or the requested principal. Preserve UPN/SID binding and recipient restrictions when configuring CA subject policy.</w:t>
+        <w:t>certificate_cn={user} controls the Enrollment Agent CSR CN and Key Trust local-certificate CN. Tokens are {user}, directory-resolved {upn} and {domain}; the result must be 1-64 printable ASCII characters. A CA-built subject can override the CSR. The setting does not alter BYOC's supplied certificate or the requested principal. Preserve UPN/SID binding and recipient restrictions when configuring CA subject policy.</w:t>
       </w:r>
     </w:p>
     <w:p>
-      <w:hyperlink r:id="rId20">
+      <w:hyperlink r:id="rId17" w:anchor="assumptions-and-windows-preparation">
         <w:r>
           <w:rPr>
             <w:color w:val="315DC0"/>
@@ -1765,7 +1819,7 @@
       <w:r>
         <w:t xml:space="preserve">  |  </w:t>
       </w:r>
-      <w:hyperlink r:id="rId21">
+      <w:hyperlink r:id="rId18">
         <w:r>
           <w:rPr>
             <w:color w:val="315DC0"/>
@@ -1781,23 +1835,24 @@
         <w:pageBreakBefore/>
       </w:pPr>
       <w:r>
-        <w:t>Mode 2 privileged credential linking setup</w:t>
+        <w:lastRenderedPageBreak/>
+        <w:t>Key Trust setup</w:t>
       </w:r>
     </w:p>
     <w:p>
-      <w:hyperlink r:id="rId9">
+      <w:hyperlink r:id="rId19" w:anchor="key-trust-setup">
         <w:r>
           <w:rPr>
             <w:color w:val="315DC0"/>
             <w:u w:val="single"/>
           </w:rPr>
-          <w:t>Complete mode 2 setup</w:t>
+          <w:t>Complete Key Trust setup</w:t>
         </w:r>
       </w:hyperlink>
       <w:r>
         <w:t xml:space="preserve">  |  </w:t>
       </w:r>
-      <w:hyperlink r:id="rId22">
+      <w:hyperlink r:id="rId20">
         <w:r>
           <w:rPr>
             <w:color w:val="315DC0"/>
@@ -1809,7 +1864,7 @@
       <w:r>
         <w:t xml:space="preserve">  |  </w:t>
       </w:r>
-      <w:hyperlink r:id="rId23">
+      <w:hyperlink r:id="rId21">
         <w:r>
           <w:rPr>
             <w:color w:val="315DC0"/>
@@ -1836,24 +1891,46 @@
       </w:pPr>
       <w:r>
         <w:t>enabled=no</w:t>
+      </w:r>
+      <w:r>
         <w:br/>
         <w:t>domain=domain.local</w:t>
+      </w:r>
+      <w:r>
         <w:br/>
         <w:t>realm=DOMAIN.LOCAL</w:t>
+      </w:r>
+      <w:r>
         <w:br/>
         <w:t>modes=key_trust</w:t>
+      </w:r>
+      <w:r>
         <w:br/>
         <w:t>service_principal=svc-linux-enroll@DOMAIN.LOCAL</w:t>
+      </w:r>
+      <w:r>
         <w:br/>
+      </w:r>
+      <w:r>
         <w:t>kt_dc_url=ldap://dc01.domain.local</w:t>
+      </w:r>
+      <w:r>
         <w:br/>
         <w:t>key_bits=3072</w:t>
+      </w:r>
+      <w:r>
         <w:br/>
         <w:t>tgt_seconds=36000</w:t>
+      </w:r>
+      <w:r>
         <w:br/>
         <w:t>renew_seconds=604800</w:t>
+      </w:r>
+      <w:r>
         <w:br/>
         <w:t>require_full_tgt_lifetime=yes</w:t>
+      </w:r>
+      <w:r>
         <w:br/>
         <w:t>minimum_interval_seconds=60</w:t>
       </w:r>
@@ -1870,6 +1947,8 @@
       </w:pPr>
       <w:r>
         <w:t>.\scripts\Grant-CRAFTKeyCredentialLink.ps1 -ServiceAccount svc-linux-enroll `</w:t>
+      </w:r>
+      <w:r>
         <w:br/>
         <w:t xml:space="preserve">    -TargetOU "OU=CRAFT Users,DC=domain,DC=local" -WhatIf</w:t>
       </w:r>
@@ -1881,7 +1960,10 @@
     </w:p>
     <w:p>
       <w:r>
-        <w:t>An independent process adds and removes CRAFT's exact value while preserving existing keys. Successful acquisition requires removal before cache publication. Cleanup also runs after acquisition failure or worker termination and retries uncertain directory outcomes. A continuing directory outage or host failure can leave a usable key. Failed cleanup blocks publication and reports a CRITICAL AUTHPRIV event identifying the object and worker when cleanup can run; inspect and remove only confirmed residual values, retaining legitimate keys.</w:t>
+        <w:t>An independent process adds and removes CRAFT's exact value while preserving existing keys. Successful acquisition requires removal before cache publication. Cleanup also runs after acquisition failure or worker termination and retries uncertain directory outcomes. A continuing directory outage or host failure can leave a usable key. Failed cleanup blocks publication and reports a CRITICAL AUTHPRIV event identifying the object and worker when cleanup can run; inspect and remove only confirmed residual value</w:t>
+      </w:r>
+      <w:r>
+        <w:t>s, retaining legitimate keys.</w:t>
       </w:r>
     </w:p>
     <w:p>
@@ -1890,7 +1972,7 @@
       </w:r>
     </w:p>
     <w:p>
-      <w:hyperlink r:id="rId24">
+      <w:hyperlink r:id="rId22" w:anchor="key-trust-certificate-handling">
         <w:r>
           <w:rPr>
             <w:color w:val="315DC0"/>
@@ -1906,23 +1988,24 @@
         <w:pageBreakBefore/>
       </w:pPr>
       <w:r>
-        <w:t>Mode 3 unprivileged Windows exported certificate setup</w:t>
+        <w:lastRenderedPageBreak/>
+        <w:t>BYOC setup</w:t>
       </w:r>
     </w:p>
     <w:p>
-      <w:hyperlink r:id="rId10">
+      <w:hyperlink r:id="rId23" w:anchor="byoc-setup">
         <w:r>
           <w:rPr>
             <w:color w:val="315DC0"/>
             <w:u w:val="single"/>
           </w:rPr>
-          <w:t>Complete mode 3 setup</w:t>
+          <w:t>Complete BYOC setup</w:t>
         </w:r>
       </w:hyperlink>
       <w:r>
         <w:t xml:space="preserve">  |  </w:t>
       </w:r>
-      <w:hyperlink r:id="rId25">
+      <w:hyperlink r:id="rId24">
         <w:r>
           <w:rPr>
             <w:color w:val="315DC0"/>
@@ -1934,7 +2017,7 @@
       <w:r>
         <w:t xml:space="preserve">  |  </w:t>
       </w:r>
-      <w:hyperlink r:id="rId26">
+      <w:hyperlink r:id="rId25" w:anchor="request-a-home-certificate-on-windows">
         <w:r>
           <w:rPr>
             <w:color w:val="315DC0"/>
@@ -1975,10 +2058,16 @@
       </w:pPr>
       <w:r>
         <w:t>mkdir -p ~/.config/craft</w:t>
+      </w:r>
+      <w:r>
         <w:br/>
         <w:t>chmod 0700 ~/.config/craft</w:t>
+      </w:r>
+      <w:r>
         <w:br/>
         <w:t>install -m 0600 /path/to/transferred/user.pem ~/.config/craft/user.pem</w:t>
+      </w:r>
+      <w:r>
         <w:br/>
         <w:t>install -m 0600 /path/to/transferred/user.key ~/.config/craft/user.key</w:t>
       </w:r>
@@ -1995,23 +2084,40 @@
       </w:pPr>
       <w:r>
         <w:t>enabled=no</w:t>
+      </w:r>
+      <w:r>
         <w:br/>
         <w:t>modes=home</w:t>
+      </w:r>
+      <w:r>
         <w:br/>
         <w:t>domain=domain.local</w:t>
+      </w:r>
+      <w:r>
         <w:br/>
         <w:t>realm=DOMAIN.LOCAL</w:t>
+      </w:r>
+      <w:r>
         <w:br/>
         <w:t>tgt_seconds=36000</w:t>
+      </w:r>
+      <w:r>
         <w:br/>
         <w:t>renew_seconds=604800</w:t>
+      </w:r>
+      <w:r>
         <w:br/>
+      </w:r>
+      <w:r>
         <w:t>require_full_tgt_lifetime=yes</w:t>
       </w:r>
     </w:p>
     <w:p>
       <w:r>
-        <w:t>Provide root-owned mode-0644 CA and KDC trust bundles with current CRLs. The user certificate must match the key, be non-CA, and have digitalSignature without certificate/CRL signing, Smart Card Logon or PKINIT Client Authentication EKU, exactly one UPN SAN, and more than 60 seconds of current validity. basicConstraints may be absent; if present, require CA:FALSE without a path length. The KDC must map it to &lt;Linux username&gt;@&lt;realm&gt;. CRAFT does not query the directory UPN or pin the enrollment template/ten-hour certificate cap in this mode.</w:t>
+        <w:t>Provide root-owned mode-0644 CA and KDC trust bundles with current CRLs. The user certificate must match the key, be non-CA, and have digitalSignature without certificate/CRL signing, Smart Card Logon or PKINIT Client Authentication EKU, exactly one UPN SAN, and more than 60 seconds of current validity. basicConstraints may be absent; if present, require CA:FALSE without a path length. The KDC must map it to &lt;Linux username&gt;@&lt;realm&gt;. CRAFT does not query the directory UPN or pin the enrollment template/ten-</w:t>
+      </w:r>
+      <w:r>
+        <w:t>hour certificate cap in this mode.</w:t>
       </w:r>
     </w:p>
     <w:p>
@@ -2025,23 +2131,24 @@
         <w:pageBreakBefore/>
       </w:pPr>
       <w:r>
-        <w:t>Mode 4 service tickets through constrained delegation setup</w:t>
+        <w:lastRenderedPageBreak/>
+        <w:t>Constrained Delegation setup</w:t>
       </w:r>
     </w:p>
     <w:p>
-      <w:hyperlink r:id="rId27">
+      <w:hyperlink r:id="rId26" w:anchor="constrained-delegation-setup">
         <w:r>
           <w:rPr>
             <w:color w:val="315DC0"/>
             <w:u w:val="single"/>
           </w:rPr>
-          <w:t>Complete mode 4 setup</w:t>
+          <w:t>Complete Constrained Delegation setup</w:t>
         </w:r>
       </w:hyperlink>
       <w:r>
         <w:t xml:space="preserve">  |  </w:t>
       </w:r>
-      <w:hyperlink r:id="rId28">
+      <w:hyperlink r:id="rId27">
         <w:r>
           <w:rPr>
             <w:color w:val="315DC0"/>
@@ -2053,7 +2160,7 @@
       <w:r>
         <w:t xml:space="preserve">  |  </w:t>
       </w:r>
-      <w:hyperlink r:id="rId29">
+      <w:hyperlink r:id="rId28">
         <w:r>
           <w:rPr>
             <w:color w:val="315DC0"/>
@@ -2075,18 +2182,34 @@
       </w:pPr>
       <w:r>
         <w:t>enabled=no</w:t>
+      </w:r>
+      <w:r>
         <w:br/>
         <w:t>domain=domain.local</w:t>
+      </w:r>
+      <w:r>
         <w:br/>
         <w:t>realm=DOMAIN.LOCAL</w:t>
+      </w:r>
+      <w:r>
         <w:br/>
         <w:t>modes=constrained_delegation</w:t>
+      </w:r>
+      <w:r>
         <w:br/>
         <w:t>service_principal=CRAFT/broker.domain.local@DOMAIN.LOCAL</w:t>
+      </w:r>
+      <w:r>
         <w:br/>
+      </w:r>
+      <w:r>
         <w:t>service_spns=cifs/files.domain.local@DOMAIN.LOCAL HTTP/portal.domain.local@DOMAIN.LOCAL</w:t>
+      </w:r>
+      <w:r>
         <w:br/>
         <w:t>service_ticket_seconds=36000</w:t>
+      </w:r>
+      <w:r>
         <w:br/>
         <w:t>minimum_interval_seconds=60</w:t>
       </w:r>
@@ -2108,7 +2231,7 @@
     </w:p>
     <w:p>
       <w:r>
-        <w:t>Stop existing maintainers and remove the old TGT cache before switching to mode 4. After enabling acquisition, verify every cache record, service authentication with a client that accepts a service-only cache, unapproved-target and nondelegable-user denial, disabled home mode and cache preservation. Existing credentials are not revoked by configuration changes.</w:t>
+        <w:t>Stop existing maintainers and remove the old TGT cache before switching to Constrained Delegation. After enabling acquisition, verify every cache record, service authentication with a client that accepts a service-only cache, unapproved-target and nondelegable-user denial, disabled home mode and cache preservation. Existing credentials are not revoked by configuration changes.</w:t>
       </w:r>
     </w:p>
     <w:p>
@@ -2122,6 +2245,7 @@
         <w:pageBreakBefore/>
       </w:pPr>
       <w:r>
+        <w:lastRenderedPageBreak/>
         <w:t>Acceptance checks and ongoing operation</w:t>
       </w:r>
     </w:p>
@@ -2132,17 +2256,17 @@
     </w:p>
     <w:tbl>
       <w:tblPr>
-        <w:tblW w:type="auto" w:w="0"/>
+        <w:tblW w:w="0" w:type="auto"/>
+        <w:tblBorders>
+          <w:top w:val="single" w:sz="4" w:space="0" w:color="D9D9D9"/>
+          <w:left w:val="single" w:sz="4" w:space="0" w:color="D9D9D9"/>
+          <w:bottom w:val="single" w:sz="4" w:space="0" w:color="D9D9D9"/>
+          <w:right w:val="single" w:sz="4" w:space="0" w:color="D9D9D9"/>
+          <w:insideH w:val="single" w:sz="4" w:space="0" w:color="D9D9D9"/>
+          <w:insideV w:val="single" w:sz="4" w:space="0" w:color="D9D9D9"/>
+        </w:tblBorders>
         <w:tblLayout w:type="fixed"/>
-        <w:tblLook w:firstColumn="1" w:firstRow="1" w:lastColumn="0" w:lastRow="0" w:noHBand="0" w:noVBand="1" w:val="04A0"/>
-        <w:tblBorders>
-          <w:top w:val="single" w:sz="4" w:color="D9D9D9"/>
-          <w:left w:val="single" w:sz="4" w:color="D9D9D9"/>
-          <w:bottom w:val="single" w:sz="4" w:color="D9D9D9"/>
-          <w:right w:val="single" w:sz="4" w:color="D9D9D9"/>
-          <w:insideH w:val="single" w:sz="4" w:color="D9D9D9"/>
-          <w:insideV w:val="single" w:sz="4" w:color="D9D9D9"/>
-        </w:tblBorders>
+        <w:tblLook w:val="04A0" w:firstRow="1" w:lastRow="0" w:firstColumn="1" w:lastColumn="0" w:noHBand="0" w:noVBand="1"/>
       </w:tblPr>
       <w:tblGrid>
         <w:gridCol w:w="1872"/>
@@ -2150,24 +2274,24 @@
       </w:tblGrid>
       <w:tr>
         <w:trPr>
+          <w:cantSplit/>
           <w:tblHeader/>
-          <w:cantSplit/>
         </w:trPr>
         <w:tc>
           <w:tcPr>
-            <w:tcW w:type="dxa" w:w="1872"/>
-            <w:vAlign w:val="center"/>
+            <w:tcW w:w="1872" w:type="dxa"/>
+            <w:shd w:val="clear" w:color="auto" w:fill="18334A"/>
             <w:tcMar>
               <w:top w:w="100" w:type="dxa"/>
               <w:left w:w="100" w:type="dxa"/>
               <w:bottom w:w="100" w:type="dxa"/>
               <w:right w:w="100" w:type="dxa"/>
             </w:tcMar>
-            <w:shd w:fill="18334A"/>
+            <w:vAlign w:val="center"/>
           </w:tcPr>
           <w:p>
             <w:pPr>
-              <w:spacing w:after="40" w:before="40" w:line="252" w:lineRule="auto"/>
+              <w:spacing w:before="40" w:after="40" w:line="252" w:lineRule="auto"/>
             </w:pPr>
             <w:r>
               <w:rPr>
@@ -2181,19 +2305,19 @@
         </w:tc>
         <w:tc>
           <w:tcPr>
-            <w:tcW w:type="dxa" w:w="8410"/>
-            <w:vAlign w:val="center"/>
+            <w:tcW w:w="8410" w:type="dxa"/>
+            <w:shd w:val="clear" w:color="auto" w:fill="18334A"/>
             <w:tcMar>
               <w:top w:w="100" w:type="dxa"/>
               <w:left w:w="100" w:type="dxa"/>
               <w:bottom w:w="100" w:type="dxa"/>
               <w:right w:w="100" w:type="dxa"/>
             </w:tcMar>
-            <w:shd w:fill="18334A"/>
+            <w:vAlign w:val="center"/>
           </w:tcPr>
           <w:p>
             <w:pPr>
-              <w:spacing w:after="40" w:before="40" w:line="252" w:lineRule="auto"/>
+              <w:spacing w:before="40" w:after="40" w:line="252" w:lineRule="auto"/>
             </w:pPr>
             <w:r>
               <w:rPr>
@@ -2212,19 +2336,19 @@
         </w:trPr>
         <w:tc>
           <w:tcPr>
-            <w:tcW w:type="dxa" w:w="1872"/>
-            <w:vAlign w:val="center"/>
+            <w:tcW w:w="1872" w:type="dxa"/>
+            <w:shd w:val="clear" w:color="auto" w:fill="F3F6FA"/>
             <w:tcMar>
               <w:top w:w="100" w:type="dxa"/>
               <w:left w:w="100" w:type="dxa"/>
               <w:bottom w:w="100" w:type="dxa"/>
               <w:right w:w="100" w:type="dxa"/>
             </w:tcMar>
-            <w:shd w:fill="F3F6FA"/>
+            <w:vAlign w:val="center"/>
           </w:tcPr>
           <w:p>
             <w:pPr>
-              <w:spacing w:after="40" w:before="40" w:line="252" w:lineRule="auto"/>
+              <w:spacing w:before="40" w:after="40" w:line="252" w:lineRule="auto"/>
             </w:pPr>
             <w:r>
               <w:rPr>
@@ -2236,19 +2360,19 @@
         </w:tc>
         <w:tc>
           <w:tcPr>
-            <w:tcW w:type="dxa" w:w="8410"/>
-            <w:vAlign w:val="center"/>
+            <w:tcW w:w="8410" w:type="dxa"/>
+            <w:shd w:val="clear" w:color="auto" w:fill="F3F6FA"/>
             <w:tcMar>
               <w:top w:w="100" w:type="dxa"/>
               <w:left w:w="100" w:type="dxa"/>
               <w:bottom w:w="100" w:type="dxa"/>
               <w:right w:w="100" w:type="dxa"/>
             </w:tcMar>
-            <w:shd w:fill="F3F6FA"/>
+            <w:vAlign w:val="center"/>
           </w:tcPr>
           <w:p>
             <w:pPr>
-              <w:spacing w:after="40" w:before="40" w:line="252" w:lineRule="auto"/>
+              <w:spacing w:before="40" w:after="40" w:line="252" w:lineRule="auto"/>
             </w:pPr>
             <w:r>
               <w:rPr>
@@ -2265,19 +2389,19 @@
         </w:trPr>
         <w:tc>
           <w:tcPr>
-            <w:tcW w:type="dxa" w:w="1872"/>
-            <w:vAlign w:val="center"/>
+            <w:tcW w:w="1872" w:type="dxa"/>
+            <w:shd w:val="clear" w:color="auto" w:fill="FFFFFF"/>
             <w:tcMar>
               <w:top w:w="100" w:type="dxa"/>
               <w:left w:w="100" w:type="dxa"/>
               <w:bottom w:w="100" w:type="dxa"/>
               <w:right w:w="100" w:type="dxa"/>
             </w:tcMar>
-            <w:shd w:fill="FFFFFF"/>
+            <w:vAlign w:val="center"/>
           </w:tcPr>
           <w:p>
             <w:pPr>
-              <w:spacing w:after="40" w:before="40" w:line="252" w:lineRule="auto"/>
+              <w:spacing w:before="40" w:after="40" w:line="252" w:lineRule="auto"/>
             </w:pPr>
             <w:r>
               <w:rPr>
@@ -2289,19 +2413,19 @@
         </w:tc>
         <w:tc>
           <w:tcPr>
-            <w:tcW w:type="dxa" w:w="8410"/>
-            <w:vAlign w:val="center"/>
+            <w:tcW w:w="8410" w:type="dxa"/>
+            <w:shd w:val="clear" w:color="auto" w:fill="FFFFFF"/>
             <w:tcMar>
               <w:top w:w="100" w:type="dxa"/>
               <w:left w:w="100" w:type="dxa"/>
               <w:bottom w:w="100" w:type="dxa"/>
               <w:right w:w="100" w:type="dxa"/>
             </w:tcMar>
-            <w:shd w:fill="FFFFFF"/>
+            <w:vAlign w:val="center"/>
           </w:tcPr>
           <w:p>
             <w:pPr>
-              <w:spacing w:after="40" w:before="40" w:line="252" w:lineRule="auto"/>
+              <w:spacing w:before="40" w:after="40" w:line="252" w:lineRule="auto"/>
             </w:pPr>
             <w:r>
               <w:rPr>
@@ -2318,43 +2442,43 @@
         </w:trPr>
         <w:tc>
           <w:tcPr>
-            <w:tcW w:type="dxa" w:w="1872"/>
-            <w:vAlign w:val="center"/>
+            <w:tcW w:w="1872" w:type="dxa"/>
+            <w:shd w:val="clear" w:color="auto" w:fill="F3F6FA"/>
             <w:tcMar>
               <w:top w:w="100" w:type="dxa"/>
               <w:left w:w="100" w:type="dxa"/>
               <w:bottom w:w="100" w:type="dxa"/>
               <w:right w:w="100" w:type="dxa"/>
             </w:tcMar>
-            <w:shd w:fill="F3F6FA"/>
+            <w:vAlign w:val="center"/>
           </w:tcPr>
           <w:p>
             <w:pPr>
-              <w:spacing w:after="40" w:before="40" w:line="252" w:lineRule="auto"/>
+              <w:spacing w:before="40" w:after="40" w:line="252" w:lineRule="auto"/>
             </w:pPr>
             <w:r>
               <w:rPr>
                 <w:sz w:val="20"/>
               </w:rPr>
-              <w:t>1  Enrollment</w:t>
+              <w:t>Enrollment Agent</w:t>
             </w:r>
           </w:p>
         </w:tc>
         <w:tc>
           <w:tcPr>
-            <w:tcW w:type="dxa" w:w="8410"/>
-            <w:vAlign w:val="center"/>
+            <w:tcW w:w="8410" w:type="dxa"/>
+            <w:shd w:val="clear" w:color="auto" w:fill="F3F6FA"/>
             <w:tcMar>
               <w:top w:w="100" w:type="dxa"/>
               <w:left w:w="100" w:type="dxa"/>
               <w:bottom w:w="100" w:type="dxa"/>
               <w:right w:w="100" w:type="dxa"/>
             </w:tcMar>
-            <w:shd w:fill="F3F6FA"/>
+            <w:vAlign w:val="center"/>
           </w:tcPr>
           <w:p>
             <w:pPr>
-              <w:spacing w:after="40" w:before="40" w:line="252" w:lineRule="auto"/>
+              <w:spacing w:before="40" w:after="40" w:line="252" w:lineRule="auto"/>
             </w:pPr>
             <w:r>
               <w:rPr>
@@ -2371,43 +2495,43 @@
         </w:trPr>
         <w:tc>
           <w:tcPr>
-            <w:tcW w:type="dxa" w:w="1872"/>
-            <w:vAlign w:val="center"/>
+            <w:tcW w:w="1872" w:type="dxa"/>
+            <w:shd w:val="clear" w:color="auto" w:fill="FFFFFF"/>
             <w:tcMar>
               <w:top w:w="100" w:type="dxa"/>
               <w:left w:w="100" w:type="dxa"/>
               <w:bottom w:w="100" w:type="dxa"/>
               <w:right w:w="100" w:type="dxa"/>
             </w:tcMar>
-            <w:shd w:fill="FFFFFF"/>
+            <w:vAlign w:val="center"/>
           </w:tcPr>
           <w:p>
             <w:pPr>
-              <w:spacing w:after="40" w:before="40" w:line="252" w:lineRule="auto"/>
+              <w:spacing w:before="40" w:after="40" w:line="252" w:lineRule="auto"/>
             </w:pPr>
             <w:r>
               <w:rPr>
                 <w:sz w:val="20"/>
               </w:rPr>
-              <w:t>2  Credential linking</w:t>
+              <w:t>Key Trust</w:t>
             </w:r>
           </w:p>
         </w:tc>
         <w:tc>
           <w:tcPr>
-            <w:tcW w:type="dxa" w:w="8410"/>
-            <w:vAlign w:val="center"/>
+            <w:tcW w:w="8410" w:type="dxa"/>
+            <w:shd w:val="clear" w:color="auto" w:fill="FFFFFF"/>
             <w:tcMar>
               <w:top w:w="100" w:type="dxa"/>
               <w:left w:w="100" w:type="dxa"/>
               <w:bottom w:w="100" w:type="dxa"/>
               <w:right w:w="100" w:type="dxa"/>
             </w:tcMar>
-            <w:shd w:fill="FFFFFF"/>
+            <w:vAlign w:val="center"/>
           </w:tcPr>
           <w:p>
             <w:pPr>
-              <w:spacing w:after="40" w:before="40" w:line="252" w:lineRule="auto"/>
+              <w:spacing w:before="40" w:after="40" w:line="252" w:lineRule="auto"/>
             </w:pPr>
             <w:r>
               <w:rPr>
@@ -2424,43 +2548,43 @@
         </w:trPr>
         <w:tc>
           <w:tcPr>
-            <w:tcW w:type="dxa" w:w="1872"/>
-            <w:vAlign w:val="center"/>
+            <w:tcW w:w="1872" w:type="dxa"/>
+            <w:shd w:val="clear" w:color="auto" w:fill="F3F6FA"/>
             <w:tcMar>
               <w:top w:w="100" w:type="dxa"/>
               <w:left w:w="100" w:type="dxa"/>
               <w:bottom w:w="100" w:type="dxa"/>
               <w:right w:w="100" w:type="dxa"/>
             </w:tcMar>
-            <w:shd w:fill="F3F6FA"/>
+            <w:vAlign w:val="center"/>
           </w:tcPr>
           <w:p>
             <w:pPr>
-              <w:spacing w:after="40" w:before="40" w:line="252" w:lineRule="auto"/>
+              <w:spacing w:before="40" w:after="40" w:line="252" w:lineRule="auto"/>
             </w:pPr>
             <w:r>
               <w:rPr>
                 <w:sz w:val="20"/>
               </w:rPr>
-              <w:t>3  Windows export</w:t>
+              <w:t>BYOC</w:t>
             </w:r>
           </w:p>
         </w:tc>
         <w:tc>
           <w:tcPr>
-            <w:tcW w:type="dxa" w:w="8410"/>
-            <w:vAlign w:val="center"/>
+            <w:tcW w:w="8410" w:type="dxa"/>
+            <w:shd w:val="clear" w:color="auto" w:fill="F3F6FA"/>
             <w:tcMar>
               <w:top w:w="100" w:type="dxa"/>
               <w:left w:w="100" w:type="dxa"/>
               <w:bottom w:w="100" w:type="dxa"/>
               <w:right w:w="100" w:type="dxa"/>
             </w:tcMar>
-            <w:shd w:fill="F3F6FA"/>
+            <w:vAlign w:val="center"/>
           </w:tcPr>
           <w:p>
             <w:pPr>
-              <w:spacing w:after="40" w:before="40" w:line="252" w:lineRule="auto"/>
+              <w:spacing w:before="40" w:after="40" w:line="252" w:lineRule="auto"/>
             </w:pPr>
             <w:r>
               <w:rPr>
@@ -2484,8 +2608,12 @@
       </w:pPr>
       <w:r>
         <w:t>cache=$(/usr/local/bin/craft) || exit "$?"</w:t>
+      </w:r>
+      <w:r>
         <w:br/>
         <w:t>export KRB5CCNAME="$cache"</w:t>
+      </w:r>
+      <w:r>
         <w:br/>
         <w:t>klist -ef -c "$KRB5CCNAME"</w:t>
       </w:r>
@@ -2505,8 +2633,12 @@
       </w:pPr>
       <w:r>
         <w:t>job_pid=$$</w:t>
+      </w:r>
+      <w:r>
         <w:br/>
         <w:t>cache=$(/usr/local/bin/craft-maintain --watch-pid "$job_pid") || exit "$?"</w:t>
+      </w:r>
+      <w:r>
         <w:br/>
         <w:t>export KRB5CCNAME="$cache"</w:t>
       </w:r>
@@ -2522,7 +2654,7 @@
       </w:r>
     </w:p>
     <w:p>
-      <w:hyperlink r:id="rId30">
+      <w:hyperlink r:id="rId29">
         <w:r>
           <w:rPr>
             <w:color w:val="315DC0"/>
@@ -2534,7 +2666,7 @@
       <w:r>
         <w:t xml:space="preserve">  |  </w:t>
       </w:r>
-      <w:hyperlink r:id="rId31">
+      <w:hyperlink r:id="rId30" w:anchor="long-running-jobs">
         <w:r>
           <w:rPr>
             <w:color w:val="315DC0"/>
@@ -2550,6 +2682,7 @@
         <w:pageBreakBefore/>
       </w:pPr>
       <w:r>
+        <w:lastRenderedPageBreak/>
         <w:t>Audit maintenance and operational disable</w:t>
       </w:r>
     </w:p>
@@ -2579,17 +2712,17 @@
     </w:p>
     <w:tbl>
       <w:tblPr>
-        <w:tblW w:type="auto" w:w="0"/>
+        <w:tblW w:w="0" w:type="auto"/>
+        <w:tblBorders>
+          <w:top w:val="single" w:sz="4" w:space="0" w:color="D9D9D9"/>
+          <w:left w:val="single" w:sz="4" w:space="0" w:color="D9D9D9"/>
+          <w:bottom w:val="single" w:sz="4" w:space="0" w:color="D9D9D9"/>
+          <w:right w:val="single" w:sz="4" w:space="0" w:color="D9D9D9"/>
+          <w:insideH w:val="single" w:sz="4" w:space="0" w:color="D9D9D9"/>
+          <w:insideV w:val="single" w:sz="4" w:space="0" w:color="D9D9D9"/>
+        </w:tblBorders>
         <w:tblLayout w:type="fixed"/>
-        <w:tblLook w:firstColumn="1" w:firstRow="1" w:lastColumn="0" w:lastRow="0" w:noHBand="0" w:noVBand="1" w:val="04A0"/>
-        <w:tblBorders>
-          <w:top w:val="single" w:sz="4" w:color="D9D9D9"/>
-          <w:left w:val="single" w:sz="4" w:color="D9D9D9"/>
-          <w:bottom w:val="single" w:sz="4" w:color="D9D9D9"/>
-          <w:right w:val="single" w:sz="4" w:color="D9D9D9"/>
-          <w:insideH w:val="single" w:sz="4" w:color="D9D9D9"/>
-          <w:insideV w:val="single" w:sz="4" w:color="D9D9D9"/>
-        </w:tblBorders>
+        <w:tblLook w:val="04A0" w:firstRow="1" w:lastRow="0" w:firstColumn="1" w:lastColumn="0" w:noHBand="0" w:noVBand="1"/>
       </w:tblPr>
       <w:tblGrid>
         <w:gridCol w:w="2376"/>
@@ -2597,24 +2730,24 @@
       </w:tblGrid>
       <w:tr>
         <w:trPr>
+          <w:cantSplit/>
           <w:tblHeader/>
-          <w:cantSplit/>
         </w:trPr>
         <w:tc>
           <w:tcPr>
-            <w:tcW w:type="dxa" w:w="2376"/>
-            <w:vAlign w:val="center"/>
+            <w:tcW w:w="2376" w:type="dxa"/>
+            <w:shd w:val="clear" w:color="auto" w:fill="18334A"/>
             <w:tcMar>
               <w:top w:w="100" w:type="dxa"/>
               <w:left w:w="100" w:type="dxa"/>
               <w:bottom w:w="100" w:type="dxa"/>
               <w:right w:w="100" w:type="dxa"/>
             </w:tcMar>
-            <w:shd w:fill="18334A"/>
+            <w:vAlign w:val="center"/>
           </w:tcPr>
           <w:p>
             <w:pPr>
-              <w:spacing w:after="40" w:before="40" w:line="252" w:lineRule="auto"/>
+              <w:spacing w:before="40" w:after="40" w:line="252" w:lineRule="auto"/>
             </w:pPr>
             <w:r>
               <w:rPr>
@@ -2628,19 +2761,19 @@
         </w:tc>
         <w:tc>
           <w:tcPr>
-            <w:tcW w:type="dxa" w:w="7906"/>
-            <w:vAlign w:val="center"/>
+            <w:tcW w:w="7906" w:type="dxa"/>
+            <w:shd w:val="clear" w:color="auto" w:fill="18334A"/>
             <w:tcMar>
               <w:top w:w="100" w:type="dxa"/>
               <w:left w:w="100" w:type="dxa"/>
               <w:bottom w:w="100" w:type="dxa"/>
               <w:right w:w="100" w:type="dxa"/>
             </w:tcMar>
-            <w:shd w:fill="18334A"/>
+            <w:vAlign w:val="center"/>
           </w:tcPr>
           <w:p>
             <w:pPr>
-              <w:spacing w:after="40" w:before="40" w:line="252" w:lineRule="auto"/>
+              <w:spacing w:before="40" w:after="40" w:line="252" w:lineRule="auto"/>
             </w:pPr>
             <w:r>
               <w:rPr>
@@ -2659,19 +2792,19 @@
         </w:trPr>
         <w:tc>
           <w:tcPr>
-            <w:tcW w:type="dxa" w:w="2376"/>
-            <w:vAlign w:val="center"/>
+            <w:tcW w:w="2376" w:type="dxa"/>
+            <w:shd w:val="clear" w:color="auto" w:fill="F3F6FA"/>
             <w:tcMar>
               <w:top w:w="100" w:type="dxa"/>
               <w:left w:w="100" w:type="dxa"/>
               <w:bottom w:w="100" w:type="dxa"/>
               <w:right w:w="100" w:type="dxa"/>
             </w:tcMar>
-            <w:shd w:fill="F3F6FA"/>
+            <w:vAlign w:val="center"/>
           </w:tcPr>
           <w:p>
             <w:pPr>
-              <w:spacing w:after="40" w:before="40" w:line="252" w:lineRule="auto"/>
+              <w:spacing w:before="40" w:after="40" w:line="252" w:lineRule="auto"/>
             </w:pPr>
             <w:r>
               <w:rPr>
@@ -2683,19 +2816,19 @@
         </w:tc>
         <w:tc>
           <w:tcPr>
-            <w:tcW w:type="dxa" w:w="7906"/>
-            <w:vAlign w:val="center"/>
+            <w:tcW w:w="7906" w:type="dxa"/>
+            <w:shd w:val="clear" w:color="auto" w:fill="F3F6FA"/>
             <w:tcMar>
               <w:top w:w="100" w:type="dxa"/>
               <w:left w:w="100" w:type="dxa"/>
               <w:bottom w:w="100" w:type="dxa"/>
               <w:right w:w="100" w:type="dxa"/>
             </w:tcMar>
-            <w:shd w:fill="F3F6FA"/>
+            <w:vAlign w:val="center"/>
           </w:tcPr>
           <w:p>
             <w:pPr>
-              <w:spacing w:after="40" w:before="40" w:line="252" w:lineRule="auto"/>
+              <w:spacing w:before="40" w:after="40" w:line="252" w:lineRule="auto"/>
             </w:pPr>
             <w:r>
               <w:rPr>
@@ -2712,19 +2845,19 @@
         </w:trPr>
         <w:tc>
           <w:tcPr>
-            <w:tcW w:type="dxa" w:w="2376"/>
-            <w:vAlign w:val="center"/>
+            <w:tcW w:w="2376" w:type="dxa"/>
+            <w:shd w:val="clear" w:color="auto" w:fill="FFFFFF"/>
             <w:tcMar>
               <w:top w:w="100" w:type="dxa"/>
               <w:left w:w="100" w:type="dxa"/>
               <w:bottom w:w="100" w:type="dxa"/>
               <w:right w:w="100" w:type="dxa"/>
             </w:tcMar>
-            <w:shd w:fill="FFFFFF"/>
+            <w:vAlign w:val="center"/>
           </w:tcPr>
           <w:p>
             <w:pPr>
-              <w:spacing w:after="40" w:before="40" w:line="252" w:lineRule="auto"/>
+              <w:spacing w:before="40" w:after="40" w:line="252" w:lineRule="auto"/>
             </w:pPr>
             <w:r>
               <w:rPr>
@@ -2736,25 +2869,25 @@
         </w:tc>
         <w:tc>
           <w:tcPr>
-            <w:tcW w:type="dxa" w:w="7906"/>
-            <w:vAlign w:val="center"/>
+            <w:tcW w:w="7906" w:type="dxa"/>
+            <w:shd w:val="clear" w:color="auto" w:fill="FFFFFF"/>
             <w:tcMar>
               <w:top w:w="100" w:type="dxa"/>
               <w:left w:w="100" w:type="dxa"/>
               <w:bottom w:w="100" w:type="dxa"/>
               <w:right w:w="100" w:type="dxa"/>
             </w:tcMar>
-            <w:shd w:fill="FFFFFF"/>
+            <w:vAlign w:val="center"/>
           </w:tcPr>
           <w:p>
             <w:pPr>
-              <w:spacing w:after="40" w:before="40" w:line="252" w:lineRule="auto"/>
+              <w:spacing w:before="40" w:after="40" w:line="252" w:lineRule="auto"/>
             </w:pPr>
             <w:r>
               <w:rPr>
                 <w:sz w:val="20"/>
               </w:rPr>
-              <w:t>Set enabled=no or remove launcher execute access. Removing only setuid stops modes 1, 2 and 4; a supplied pair remains usable only if home is enabled.</w:t>
+              <w:t>Set enabled=no or remove launcher execute access. Removing only setuid stops broker modes; a supplied pair remains usable only if home is enabled.</w:t>
             </w:r>
           </w:p>
         </w:tc>
@@ -2765,19 +2898,19 @@
         </w:trPr>
         <w:tc>
           <w:tcPr>
-            <w:tcW w:type="dxa" w:w="2376"/>
-            <w:vAlign w:val="center"/>
+            <w:tcW w:w="2376" w:type="dxa"/>
+            <w:shd w:val="clear" w:color="auto" w:fill="F3F6FA"/>
             <w:tcMar>
               <w:top w:w="100" w:type="dxa"/>
               <w:left w:w="100" w:type="dxa"/>
               <w:bottom w:w="100" w:type="dxa"/>
               <w:right w:w="100" w:type="dxa"/>
             </w:tcMar>
-            <w:shd w:fill="F3F6FA"/>
+            <w:vAlign w:val="center"/>
           </w:tcPr>
           <w:p>
             <w:pPr>
-              <w:spacing w:after="40" w:before="40" w:line="252" w:lineRule="auto"/>
+              <w:spacing w:before="40" w:after="40" w:line="252" w:lineRule="auto"/>
             </w:pPr>
             <w:r>
               <w:rPr>
@@ -2789,19 +2922,19 @@
         </w:tc>
         <w:tc>
           <w:tcPr>
-            <w:tcW w:type="dxa" w:w="7906"/>
-            <w:vAlign w:val="center"/>
+            <w:tcW w:w="7906" w:type="dxa"/>
+            <w:shd w:val="clear" w:color="auto" w:fill="F3F6FA"/>
             <w:tcMar>
               <w:top w:w="100" w:type="dxa"/>
               <w:left w:w="100" w:type="dxa"/>
               <w:bottom w:w="100" w:type="dxa"/>
               <w:right w:w="100" w:type="dxa"/>
             </w:tcMar>
-            <w:shd w:fill="F3F6FA"/>
+            <w:vAlign w:val="center"/>
           </w:tcPr>
           <w:p>
             <w:pPr>
-              <w:spacing w:after="40" w:before="40" w:line="252" w:lineRule="auto"/>
+              <w:spacing w:before="40" w:after="40" w:line="252" w:lineRule="auto"/>
             </w:pPr>
             <w:r>
               <w:rPr>
@@ -2818,19 +2951,19 @@
         </w:trPr>
         <w:tc>
           <w:tcPr>
-            <w:tcW w:type="dxa" w:w="2376"/>
-            <w:vAlign w:val="center"/>
+            <w:tcW w:w="2376" w:type="dxa"/>
+            <w:shd w:val="clear" w:color="auto" w:fill="FFFFFF"/>
             <w:tcMar>
               <w:top w:w="100" w:type="dxa"/>
               <w:left w:w="100" w:type="dxa"/>
               <w:bottom w:w="100" w:type="dxa"/>
               <w:right w:w="100" w:type="dxa"/>
             </w:tcMar>
-            <w:shd w:fill="FFFFFF"/>
+            <w:vAlign w:val="center"/>
           </w:tcPr>
           <w:p>
             <w:pPr>
-              <w:spacing w:after="40" w:before="40" w:line="252" w:lineRule="auto"/>
+              <w:spacing w:before="40" w:after="40" w:line="252" w:lineRule="auto"/>
             </w:pPr>
             <w:r>
               <w:rPr>
@@ -2842,19 +2975,19 @@
         </w:tc>
         <w:tc>
           <w:tcPr>
-            <w:tcW w:type="dxa" w:w="7906"/>
-            <w:vAlign w:val="center"/>
+            <w:tcW w:w="7906" w:type="dxa"/>
+            <w:shd w:val="clear" w:color="auto" w:fill="FFFFFF"/>
             <w:tcMar>
               <w:top w:w="100" w:type="dxa"/>
               <w:left w:w="100" w:type="dxa"/>
               <w:bottom w:w="100" w:type="dxa"/>
               <w:right w:w="100" w:type="dxa"/>
             </w:tcMar>
-            <w:shd w:fill="FFFFFF"/>
+            <w:vAlign w:val="center"/>
           </w:tcPr>
           <w:p>
             <w:pPr>
-              <w:spacing w:after="40" w:before="40" w:line="252" w:lineRule="auto"/>
+              <w:spacing w:before="40" w:after="40" w:line="252" w:lineRule="auto"/>
             </w:pPr>
             <w:r>
               <w:rPr>
@@ -2878,11 +3011,11 @@
     </w:p>
     <w:p>
       <w:r>
-        <w:t>Mode 4 refreshes all service tickets through the broker before the earliest expiry. It has no cache-only renewal and needs the broker and KDC for each refresh. Status identifies ticket_kind and ticket_expires. Removing broker delegation blocks fresh acquisition but does not revoke already-issued tickets.</w:t>
+        <w:t>Constrained Delegation refreshes all service tickets through the broker before the earliest expiry. It has no cache-only renewal and needs the broker and KDC for each refresh. Status identifies ticket_kind and ticket_expires. Removing broker delegation blocks fresh acquisition but does not revoke already-issued tickets.</w:t>
       </w:r>
     </w:p>
     <w:p>
-      <w:hyperlink r:id="rId32">
+      <w:hyperlink r:id="rId31" w:anchor="audit-records-and-diagnostics">
         <w:r>
           <w:rPr>
             <w:color w:val="315DC0"/>
@@ -2894,7 +3027,7 @@
       <w:r>
         <w:t xml:space="preserve">  |  </w:t>
       </w:r>
-      <w:hyperlink r:id="rId33">
+      <w:hyperlink r:id="rId32">
         <w:r>
           <w:rPr>
             <w:color w:val="315DC0"/>
@@ -2906,7 +3039,7 @@
       <w:r>
         <w:t xml:space="preserve">  |  </w:t>
       </w:r>
-      <w:hyperlink r:id="rId34">
+      <w:hyperlink r:id="rId33" w:anchor="immediate-disable">
         <w:r>
           <w:rPr>
             <w:color w:val="315DC0"/>
@@ -2923,7 +3056,7 @@
       <w:r>
         <w:t xml:space="preserve">Source code, scripts, configuration examples and documentation are licensed under GNU GPL version 3 only (GPL-3.0-only). See </w:t>
       </w:r>
-      <w:hyperlink r:id="rId35">
+      <w:hyperlink r:id="rId34">
         <w:r>
           <w:rPr>
             <w:color w:val="315DC0"/>
@@ -2937,8 +3070,8 @@
       </w:r>
     </w:p>
     <w:sectPr>
-      <w:headerReference w:type="default" r:id="rId16"/>
-      <w:footerReference w:type="default" r:id="rId17"/>
+      <w:headerReference w:type="default" r:id="rId35"/>
+      <w:footerReference w:type="default" r:id="rId36"/>
       <w:pgSz w:w="12240" w:h="15840"/>
       <w:pgMar w:top="893" w:right="979" w:bottom="893" w:left="979" w:header="360" w:footer="360" w:gutter="0"/>
       <w:cols w:space="720"/>
@@ -2979,7 +3112,24 @@
     <w:pPr>
       <w:jc w:val="right"/>
     </w:pPr>
-    <w:fldSimple w:instr="PAGE"/>
+    <w:r>
+      <w:fldChar w:fldCharType="begin"/>
+    </w:r>
+    <w:r>
+      <w:instrText>PAGE</w:instrText>
+    </w:r>
+    <w:r>
+      <w:fldChar w:fldCharType="separate"/>
+    </w:r>
+    <w:r>
+      <w:rPr>
+        <w:noProof/>
+      </w:rPr>
+      <w:t>1</w:t>
+    </w:r>
+    <w:r>
+      <w:fldChar w:fldCharType="end"/>
+    </w:r>
   </w:p>
 </w:ftr>
 </file>
@@ -3017,7 +3167,6 @@
     </w:pPr>
     <w:r>
       <w:rPr>
-        <w:color w:val="000000"/>
         <w:sz w:val="18"/>
       </w:rPr>
       <w:t>CRAFT | CRAFT Configuration and Validation</w:t>
@@ -3643,10 +3792,9 @@
       <w:outlineLvl w:val="0"/>
     </w:pPr>
     <w:rPr>
-      <w:rFonts w:asciiTheme="majorHAnsi" w:eastAsiaTheme="majorEastAsia" w:hAnsiTheme="majorHAnsi" w:cstheme="majorBidi" w:ascii="Calibri" w:hAnsi="Calibri"/>
+      <w:rFonts w:asciiTheme="majorHAnsi" w:eastAsiaTheme="majorEastAsia" w:hAnsiTheme="majorHAnsi" w:cstheme="majorBidi"/>
       <w:b/>
       <w:bCs/>
-      <w:color w:val="000000"/>
       <w:sz w:val="32"/>
       <w:szCs w:val="28"/>
     </w:rPr>
@@ -3667,10 +3815,9 @@
       <w:outlineLvl w:val="1"/>
     </w:pPr>
     <w:rPr>
-      <w:rFonts w:asciiTheme="majorHAnsi" w:eastAsiaTheme="majorEastAsia" w:hAnsiTheme="majorHAnsi" w:cstheme="majorBidi" w:ascii="Calibri" w:hAnsi="Calibri"/>
+      <w:rFonts w:asciiTheme="majorHAnsi" w:eastAsiaTheme="majorEastAsia" w:hAnsiTheme="majorHAnsi" w:cstheme="majorBidi"/>
       <w:b/>
       <w:bCs/>
-      <w:color w:val="000000"/>
       <w:sz w:val="24"/>
       <w:szCs w:val="26"/>
     </w:rPr>
@@ -3694,7 +3841,6 @@
       <w:rFonts w:asciiTheme="majorHAnsi" w:eastAsiaTheme="majorEastAsia" w:hAnsiTheme="majorHAnsi" w:cstheme="majorBidi"/>
       <w:b/>
       <w:bCs/>
-      <w:color w:val="000000"/>
     </w:rPr>
   </w:style>
   <w:style w:type="paragraph" w:styleId="Heading4">
@@ -3719,7 +3865,6 @@
       <w:bCs/>
       <w:i/>
       <w:iCs/>
-      <w:color w:val="000000"/>
     </w:rPr>
   </w:style>
   <w:style w:type="paragraph" w:styleId="Heading5">
@@ -3740,7 +3885,6 @@
     </w:pPr>
     <w:rPr>
       <w:rFonts w:asciiTheme="majorHAnsi" w:eastAsiaTheme="majorEastAsia" w:hAnsiTheme="majorHAnsi" w:cstheme="majorBidi"/>
-      <w:color w:val="000000"/>
     </w:rPr>
   </w:style>
   <w:style w:type="paragraph" w:styleId="Heading6">
@@ -3763,7 +3907,6 @@
       <w:rFonts w:asciiTheme="majorHAnsi" w:eastAsiaTheme="majorEastAsia" w:hAnsiTheme="majorHAnsi" w:cstheme="majorBidi"/>
       <w:i/>
       <w:iCs/>
-      <w:color w:val="000000"/>
     </w:rPr>
   </w:style>
   <w:style w:type="paragraph" w:styleId="Heading7">
@@ -3786,7 +3929,6 @@
       <w:rFonts w:asciiTheme="majorHAnsi" w:eastAsiaTheme="majorEastAsia" w:hAnsiTheme="majorHAnsi" w:cstheme="majorBidi"/>
       <w:i/>
       <w:iCs/>
-      <w:color w:val="000000"/>
     </w:rPr>
   </w:style>
   <w:style w:type="paragraph" w:styleId="Heading8">
@@ -3807,7 +3949,6 @@
     </w:pPr>
     <w:rPr>
       <w:rFonts w:asciiTheme="majorHAnsi" w:eastAsiaTheme="majorEastAsia" w:hAnsiTheme="majorHAnsi" w:cstheme="majorBidi"/>
-      <w:color w:val="000000"/>
       <w:sz w:val="20"/>
       <w:szCs w:val="20"/>
     </w:rPr>
@@ -3832,7 +3973,6 @@
       <w:rFonts w:asciiTheme="majorHAnsi" w:eastAsiaTheme="majorEastAsia" w:hAnsiTheme="majorHAnsi" w:cstheme="majorBidi"/>
       <w:i/>
       <w:iCs/>
-      <w:color w:val="000000"/>
       <w:sz w:val="20"/>
       <w:szCs w:val="20"/>
     </w:rPr>
@@ -3878,9 +4018,6 @@
       </w:tabs>
       <w:spacing w:after="0" w:line="240" w:lineRule="auto"/>
     </w:pPr>
-    <w:rPr>
-      <w:color w:val="000000"/>
-    </w:rPr>
   </w:style>
   <w:style w:type="character" w:customStyle="1" w:styleId="HeaderChar">
     <w:name w:val="Header Char"/>
@@ -3973,12 +4110,11 @@
     <w:rsid w:val="00FC693F"/>
     <w:pPr>
       <w:keepNext/>
-      <w:spacing w:line="240" w:lineRule="auto" w:after="140"/>
+      <w:spacing w:line="240" w:lineRule="auto"/>
       <w:contextualSpacing/>
     </w:pPr>
     <w:rPr>
-      <w:rFonts w:asciiTheme="majorHAnsi" w:eastAsiaTheme="majorEastAsia" w:hAnsiTheme="majorHAnsi" w:cstheme="majorBidi" w:ascii="Calibri" w:hAnsi="Calibri"/>
-      <w:color w:val="000000"/>
+      <w:rFonts w:asciiTheme="majorHAnsi" w:eastAsiaTheme="majorEastAsia" w:hAnsiTheme="majorHAnsi" w:cstheme="majorBidi"/>
       <w:spacing w:val="5"/>
       <w:kern w:val="28"/>
       <w:sz w:val="50"/>
@@ -4014,10 +4150,9 @@
       </w:numPr>
     </w:pPr>
     <w:rPr>
-      <w:rFonts w:asciiTheme="majorHAnsi" w:eastAsiaTheme="majorEastAsia" w:hAnsiTheme="majorHAnsi" w:cstheme="majorBidi" w:ascii="Calibri" w:hAnsi="Calibri"/>
+      <w:rFonts w:asciiTheme="majorHAnsi" w:eastAsiaTheme="majorEastAsia" w:hAnsiTheme="majorHAnsi" w:cstheme="majorBidi"/>
       <w:i/>
       <w:iCs/>
-      <w:color w:val="000000"/>
       <w:spacing w:val="15"/>
       <w:sz w:val="24"/>
       <w:szCs w:val="24"/>
@@ -4410,10 +4545,8 @@
       <w:spacing w:line="240" w:lineRule="auto"/>
     </w:pPr>
     <w:rPr>
-      <w:rFonts w:ascii="Calibri" w:hAnsi="Calibri"/>
       <w:b/>
       <w:bCs/>
-      <w:color w:val="000000"/>
       <w:sz w:val="17"/>
       <w:szCs w:val="18"/>
     </w:rPr>
